--- a/propuestaEnriqueSanchez.docx
+++ b/propuestaEnriqueSanchez.docx
@@ -857,7 +857,21 @@
               <w:rPr>
                 <w:rFonts w:ascii="Times New Roman" w:eastAsia="Times New Roman" w:hAnsi="Times New Roman" w:cs="Times New Roman"/>
               </w:rPr>
-              <w:t>Ing. Ellen Lujan Mendez Xavier, Mag.</w:t>
+              <w:t xml:space="preserve">Ing. Ellen Lujan </w:t>
+            </w:r>
+            <w:proofErr w:type="spellStart"/>
+            <w:r>
+              <w:rPr>
+                <w:rFonts w:ascii="Times New Roman" w:eastAsia="Times New Roman" w:hAnsi="Times New Roman" w:cs="Times New Roman"/>
+              </w:rPr>
+              <w:t>Mendez</w:t>
+            </w:r>
+            <w:proofErr w:type="spellEnd"/>
+            <w:r>
+              <w:rPr>
+                <w:rFonts w:ascii="Times New Roman" w:eastAsia="Times New Roman" w:hAnsi="Times New Roman" w:cs="Times New Roman"/>
+              </w:rPr>
+              <w:t xml:space="preserve"> Xavier, Mag.</w:t>
             </w:r>
           </w:p>
           <w:p>
@@ -2241,19 +2255,75 @@
         <w:rPr>
           <w:rFonts w:ascii="Times New Roman" w:eastAsia="Times New Roman" w:hAnsi="Times New Roman" w:cs="Times New Roman"/>
         </w:rPr>
-        <w:t xml:space="preserve"> (International Software Testing Qualifications Board)</w:t>
-      </w:r>
-      <w:r>
-        <w:rPr>
-          <w:rFonts w:ascii="Times New Roman" w:eastAsia="Times New Roman" w:hAnsi="Times New Roman" w:cs="Times New Roman"/>
-        </w:rPr>
-        <w:t xml:space="preserve">, el QA es esencial no solo para encontrar bugs sino entender como el testing reduce riesgos y valida que el software cumpla con las necesidades de los usuarios y del negocio. </w:t>
-      </w:r>
-      <w:r>
-        <w:rPr>
-          <w:rFonts w:ascii="Times New Roman" w:eastAsia="Times New Roman" w:hAnsi="Times New Roman" w:cs="Times New Roman"/>
-        </w:rPr>
-        <w:t xml:space="preserve">Se destaca que el testing debe iniciar en épocas tempranas y debe ser establecido continuamente en todas las fases del desarrollo, detectando errores </w:t>
+        <w:t xml:space="preserve"> (International Software </w:t>
+      </w:r>
+      <w:proofErr w:type="spellStart"/>
+      <w:r>
+        <w:rPr>
+          <w:rFonts w:ascii="Times New Roman" w:eastAsia="Times New Roman" w:hAnsi="Times New Roman" w:cs="Times New Roman"/>
+        </w:rPr>
+        <w:t>Testing</w:t>
+      </w:r>
+      <w:proofErr w:type="spellEnd"/>
+      <w:r>
+        <w:rPr>
+          <w:rFonts w:ascii="Times New Roman" w:eastAsia="Times New Roman" w:hAnsi="Times New Roman" w:cs="Times New Roman"/>
+        </w:rPr>
+        <w:t xml:space="preserve"> </w:t>
+      </w:r>
+      <w:proofErr w:type="spellStart"/>
+      <w:r>
+        <w:rPr>
+          <w:rFonts w:ascii="Times New Roman" w:eastAsia="Times New Roman" w:hAnsi="Times New Roman" w:cs="Times New Roman"/>
+        </w:rPr>
+        <w:t>Qualifications</w:t>
+      </w:r>
+      <w:proofErr w:type="spellEnd"/>
+      <w:r>
+        <w:rPr>
+          <w:rFonts w:ascii="Times New Roman" w:eastAsia="Times New Roman" w:hAnsi="Times New Roman" w:cs="Times New Roman"/>
+        </w:rPr>
+        <w:t xml:space="preserve"> Board)</w:t>
+      </w:r>
+      <w:r>
+        <w:rPr>
+          <w:rFonts w:ascii="Times New Roman" w:eastAsia="Times New Roman" w:hAnsi="Times New Roman" w:cs="Times New Roman"/>
+        </w:rPr>
+        <w:t xml:space="preserve">, el QA es esencial no solo para encontrar bugs sino entender como el </w:t>
+      </w:r>
+      <w:proofErr w:type="spellStart"/>
+      <w:r>
+        <w:rPr>
+          <w:rFonts w:ascii="Times New Roman" w:eastAsia="Times New Roman" w:hAnsi="Times New Roman" w:cs="Times New Roman"/>
+        </w:rPr>
+        <w:t>testing</w:t>
+      </w:r>
+      <w:proofErr w:type="spellEnd"/>
+      <w:r>
+        <w:rPr>
+          <w:rFonts w:ascii="Times New Roman" w:eastAsia="Times New Roman" w:hAnsi="Times New Roman" w:cs="Times New Roman"/>
+        </w:rPr>
+        <w:t xml:space="preserve"> reduce riesgos y valida que el software cumpla con las necesidades de los usuarios y del negocio. </w:t>
+      </w:r>
+      <w:r>
+        <w:rPr>
+          <w:rFonts w:ascii="Times New Roman" w:eastAsia="Times New Roman" w:hAnsi="Times New Roman" w:cs="Times New Roman"/>
+        </w:rPr>
+        <w:t xml:space="preserve">Se destaca que el </w:t>
+      </w:r>
+      <w:proofErr w:type="spellStart"/>
+      <w:r>
+        <w:rPr>
+          <w:rFonts w:ascii="Times New Roman" w:eastAsia="Times New Roman" w:hAnsi="Times New Roman" w:cs="Times New Roman"/>
+        </w:rPr>
+        <w:t>testing</w:t>
+      </w:r>
+      <w:proofErr w:type="spellEnd"/>
+      <w:r>
+        <w:rPr>
+          <w:rFonts w:ascii="Times New Roman" w:eastAsia="Times New Roman" w:hAnsi="Times New Roman" w:cs="Times New Roman"/>
+        </w:rPr>
+        <w:t xml:space="preserve"> debe iniciar en épocas tempranas y debe ser establecido continuamente en todas las fases del desarrollo, detectando errores </w:t>
       </w:r>
       <w:r>
         <w:rPr>
@@ -3258,7 +3328,43 @@
           <w:color w:val="000000"/>
           <w:lang w:eastAsia="ja-JP"/>
         </w:rPr>
-        <w:t>La solución consiste en implementar un marco de "Calidad Continua" (Continuous Quality) dentro del ciclo de vida DevOps. Este marco se materializa en un pipeline CI/CD que integra y automatiza las validaciones de calidad. A diferencia de un enfoque tradicional, esta propuesta abarca:</w:t>
+        <w:t>La solución consiste en implementar un marco de "Calidad Continua" (</w:t>
+      </w:r>
+      <w:proofErr w:type="spellStart"/>
+      <w:r>
+        <w:rPr>
+          <w:rFonts w:ascii="Times New Roman" w:hAnsi="Times New Roman" w:cs="Times New Roman"/>
+          <w:color w:val="000000"/>
+          <w:lang w:eastAsia="ja-JP"/>
+        </w:rPr>
+        <w:t>Continuous</w:t>
+      </w:r>
+      <w:proofErr w:type="spellEnd"/>
+      <w:r>
+        <w:rPr>
+          <w:rFonts w:ascii="Times New Roman" w:hAnsi="Times New Roman" w:cs="Times New Roman"/>
+          <w:color w:val="000000"/>
+          <w:lang w:eastAsia="ja-JP"/>
+        </w:rPr>
+        <w:t xml:space="preserve"> </w:t>
+      </w:r>
+      <w:proofErr w:type="spellStart"/>
+      <w:r>
+        <w:rPr>
+          <w:rFonts w:ascii="Times New Roman" w:hAnsi="Times New Roman" w:cs="Times New Roman"/>
+          <w:color w:val="000000"/>
+          <w:lang w:eastAsia="ja-JP"/>
+        </w:rPr>
+        <w:t>Quality</w:t>
+      </w:r>
+      <w:proofErr w:type="spellEnd"/>
+      <w:r>
+        <w:rPr>
+          <w:rFonts w:ascii="Times New Roman" w:hAnsi="Times New Roman" w:cs="Times New Roman"/>
+          <w:color w:val="000000"/>
+          <w:lang w:eastAsia="ja-JP"/>
+        </w:rPr>
+        <w:t>) dentro del ciclo de vida DevOps. Este marco se materializa en un pipeline CI/CD que integra y automatiza las validaciones de calidad. A diferencia de un enfoque tradicional, esta propuesta abarca:</w:t>
       </w:r>
     </w:p>
     <w:p>
@@ -3611,31 +3717,61 @@
       </w:pPr>
       <w:r>
         <w:rPr>
-          <w:rFonts w:ascii="Times New Roman" w:hAnsi="Times New Roman" w:cs="Times New Roman" w:hint="eastAsia"/>
-          <w:lang w:eastAsia="ja-JP"/>
-        </w:rPr>
-        <w:t>El impacto del testeo de software ha sido ampliamente investigado. En [4] analizan el impacto de los lanzamientos r</w:t>
-      </w:r>
-      <w:r>
-        <w:rPr>
           <w:rFonts w:ascii="Times New Roman" w:hAnsi="Times New Roman" w:cs="Times New Roman"/>
           <w:lang w:eastAsia="ja-JP"/>
         </w:rPr>
-        <w:t>ápidos y la relación de este con el testeo del software. El lanzamiento rápido es clave en la cultura DevOps</w:t>
+        <w:t xml:space="preserve">DevOps representa un cambio fundamental en la cultura de desarrollo de software, reduciendo la distancia entre los equipos de desarrollo y operación, promoviendo la automatización, la colaboración y el mejoramiento continuo a través del ciclo de vida del desarrollo de software </w:t>
       </w:r>
       <w:r>
         <w:rPr>
           <w:rFonts w:ascii="Times New Roman" w:hAnsi="Times New Roman" w:cs="Times New Roman"/>
           <w:lang w:eastAsia="ja-JP"/>
         </w:rPr>
-        <w:t>, ya que este se basa en constantes lanzamientos para obtener retroalimentación temprana y arreglar los problemas que puedan aparecer cuanto antes.</w:t>
+        <w:t>[</w:t>
       </w:r>
       <w:r>
         <w:rPr>
           <w:rFonts w:ascii="Times New Roman" w:hAnsi="Times New Roman" w:cs="Times New Roman"/>
           <w:lang w:eastAsia="ja-JP"/>
         </w:rPr>
-        <w:t xml:space="preserve"> Encontraron que los Lanzamientos rápidos no tienen impacto en la calidad del producto. Cada lanzamiento tiene un alcance limitado y pequeño, lo cual fuerza a que el equipo de testers se concentre en áreas específicas, permitiendo pruebas profundas y minuciosas en estas áreas.</w:t>
+        <w:t xml:space="preserve">7]. La integración de </w:t>
+      </w:r>
+      <w:r>
+        <w:rPr>
+          <w:rFonts w:ascii="Times New Roman" w:hAnsi="Times New Roman" w:cs="Times New Roman"/>
+          <w:lang w:eastAsia="ja-JP"/>
+        </w:rPr>
+        <w:t xml:space="preserve">procesos de QA dentro de DevOps, particularmente en los </w:t>
+      </w:r>
+      <w:r>
+        <w:rPr>
+          <w:rFonts w:ascii="Times New Roman" w:hAnsi="Times New Roman" w:cs="Times New Roman"/>
+          <w:i/>
+          <w:iCs/>
+          <w:lang w:eastAsia="ja-JP"/>
+        </w:rPr>
+        <w:t xml:space="preserve">pipelines </w:t>
+      </w:r>
+      <w:r>
+        <w:rPr>
+          <w:rFonts w:ascii="Times New Roman" w:hAnsi="Times New Roman" w:cs="Times New Roman"/>
+          <w:lang w:eastAsia="ja-JP"/>
+        </w:rPr>
+        <w:t xml:space="preserve">de CI/CD, está emergiendo como un área de investigación critica para organizaciones que desean mantener una alta calidad de software y al mismo tiempo acelerando los ciclos de lanzamiento </w:t>
+      </w:r>
+      <w:r>
+        <w:rPr>
+          <w:rFonts w:ascii="Times New Roman" w:hAnsi="Times New Roman" w:cs="Times New Roman"/>
+          <w:lang w:eastAsia="ja-JP"/>
+        </w:rPr>
+        <w:t>[</w:t>
+      </w:r>
+      <w:r>
+        <w:rPr>
+          <w:rFonts w:ascii="Times New Roman" w:hAnsi="Times New Roman" w:cs="Times New Roman"/>
+          <w:lang w:eastAsia="ja-JP"/>
+        </w:rPr>
+        <w:t>8].</w:t>
       </w:r>
     </w:p>
     <w:p>
@@ -3656,131 +3792,160 @@
           <w:lang w:eastAsia="ja-JP"/>
         </w:rPr>
       </w:pPr>
-      <w:r>
-        <w:rPr>
-          <w:rFonts w:ascii="Times New Roman" w:hAnsi="Times New Roman" w:cs="Times New Roman"/>
-          <w:lang w:eastAsia="ja-JP"/>
-        </w:rPr>
-        <w:t xml:space="preserve">En </w:t>
-      </w:r>
-      <w:r>
-        <w:rPr>
-          <w:rFonts w:ascii="Times New Roman" w:hAnsi="Times New Roman" w:cs="Times New Roman" w:hint="eastAsia"/>
-          <w:lang w:eastAsia="ja-JP"/>
+    </w:p>
+    <w:p>
+      <w:pPr>
+        <w:tabs>
+          <w:tab w:val="left" w:pos="720"/>
+        </w:tabs>
+        <w:ind w:left="720" w:hanging="720"/>
+        <w:rPr>
+          <w:rFonts w:ascii="Times New Roman" w:eastAsia="Times New Roman" w:hAnsi="Times New Roman" w:cs="Times New Roman"/>
+          <w:i/>
+          <w:iCs/>
+        </w:rPr>
+      </w:pPr>
+      <w:r>
+        <w:rPr>
+          <w:rFonts w:ascii="Times New Roman" w:eastAsia="Times New Roman" w:hAnsi="Times New Roman" w:cs="Times New Roman"/>
+        </w:rPr>
+        <w:tab/>
+      </w:r>
+      <w:r>
+        <w:rPr>
+          <w:rFonts w:ascii="Times New Roman" w:eastAsia="Times New Roman" w:hAnsi="Times New Roman" w:cs="Times New Roman"/>
+        </w:rPr>
+        <w:t xml:space="preserve">El objetivo principal de DevOps es incrementar la velocidad de los despliegues, las frecuencias y la calidad a través de la automatización de los procesos de lanzamiento </w:t>
+      </w:r>
+      <w:r>
+        <w:rPr>
+          <w:rFonts w:ascii="Times New Roman" w:eastAsia="Times New Roman" w:hAnsi="Times New Roman" w:cs="Times New Roman"/>
         </w:rPr>
         <w:t>[</w:t>
       </w:r>
       <w:r>
         <w:rPr>
-          <w:rFonts w:ascii="Times New Roman" w:hAnsi="Times New Roman" w:cs="Times New Roman"/>
-          <w:lang w:eastAsia="ja-JP"/>
-        </w:rPr>
-        <w:t>5</w:t>
-      </w:r>
-      <w:r>
-        <w:rPr>
-          <w:rFonts w:ascii="Times New Roman" w:hAnsi="Times New Roman" w:cs="Times New Roman" w:hint="eastAsia"/>
-          <w:lang w:eastAsia="ja-JP"/>
+          <w:rFonts w:ascii="Times New Roman" w:eastAsia="Times New Roman" w:hAnsi="Times New Roman" w:cs="Times New Roman"/>
+        </w:rPr>
+        <w:t xml:space="preserve">7]. Este cambio de paradigma requiere una reevaluación de los procesos de QA tradicionales, cambiando las pruebas manuales al final del ciclo de desarrollo hacia pruebas automáticas, continuas, integradas a través de todo el </w:t>
+      </w:r>
+      <w:r>
+        <w:rPr>
+          <w:rFonts w:ascii="Times New Roman" w:eastAsia="Times New Roman" w:hAnsi="Times New Roman" w:cs="Times New Roman"/>
+          <w:i/>
+          <w:iCs/>
+        </w:rPr>
+        <w:t>pipeline</w:t>
+      </w:r>
+      <w:r>
+        <w:rPr>
+          <w:rFonts w:ascii="Times New Roman" w:eastAsia="Times New Roman" w:hAnsi="Times New Roman" w:cs="Times New Roman"/>
+          <w:i/>
+          <w:iCs/>
+        </w:rPr>
+        <w:t xml:space="preserve"> </w:t>
+      </w:r>
+      <w:r>
+        <w:rPr>
+          <w:rFonts w:ascii="Times New Roman" w:eastAsia="Times New Roman" w:hAnsi="Times New Roman" w:cs="Times New Roman"/>
+        </w:rPr>
+        <w:t>[</w:t>
+      </w:r>
+      <w:r>
+        <w:rPr>
+          <w:rFonts w:ascii="Times New Roman" w:eastAsia="Times New Roman" w:hAnsi="Times New Roman" w:cs="Times New Roman"/>
+        </w:rPr>
+        <w:t>9</w:t>
+      </w:r>
+      <w:r>
+        <w:rPr>
+          <w:rFonts w:ascii="Times New Roman" w:eastAsia="Times New Roman" w:hAnsi="Times New Roman" w:cs="Times New Roman"/>
         </w:rPr>
         <w:t>]</w:t>
       </w:r>
       <w:r>
         <w:rPr>
-          <w:rFonts w:ascii="Times New Roman" w:hAnsi="Times New Roman" w:cs="Times New Roman"/>
-          <w:lang w:eastAsia="ja-JP"/>
-        </w:rPr>
-        <w:t xml:space="preserve"> encontraron que los lanzamientos rápidos no necesariamente permiten lanzar contenido nuevo a los usuarios finales, sino que los beneficios principales de estos son una mayor estabilidad en el software y retroalimentación por parte de los usuarios.</w:t>
-      </w:r>
-    </w:p>
-    <w:p>
-      <w:pPr>
-        <w:pBdr>
-          <w:top w:val="nil"/>
-          <w:left w:val="nil"/>
-          <w:bottom w:val="nil"/>
-          <w:right w:val="nil"/>
-          <w:between w:val="nil"/>
-        </w:pBdr>
+          <w:rFonts w:ascii="Times New Roman" w:eastAsia="Times New Roman" w:hAnsi="Times New Roman" w:cs="Times New Roman"/>
+          <w:i/>
+          <w:iCs/>
+        </w:rPr>
+        <w:t>.</w:t>
+      </w:r>
+    </w:p>
+    <w:p>
+      <w:pPr>
+        <w:tabs>
+          <w:tab w:val="left" w:pos="720"/>
+        </w:tabs>
+        <w:ind w:left="720" w:hanging="720"/>
+        <w:rPr>
+          <w:rFonts w:ascii="Times New Roman" w:eastAsia="Times New Roman" w:hAnsi="Times New Roman" w:cs="Times New Roman"/>
+        </w:rPr>
+      </w:pPr>
+    </w:p>
+    <w:p>
+      <w:pPr>
         <w:tabs>
           <w:tab w:val="left" w:pos="720"/>
         </w:tabs>
         <w:ind w:left="720"/>
         <w:rPr>
-          <w:rFonts w:ascii="Times New Roman" w:hAnsi="Times New Roman" w:cs="Times New Roman"/>
-          <w:lang w:eastAsia="ja-JP"/>
-        </w:rPr>
-      </w:pPr>
-      <w:r>
-        <w:rPr>
-          <w:rFonts w:ascii="Times New Roman" w:hAnsi="Times New Roman" w:cs="Times New Roman" w:hint="eastAsia"/>
-          <w:lang w:eastAsia="ja-JP"/>
-        </w:rPr>
-        <w:t xml:space="preserve">En [6] investigaron cuales son los mayores cuellos de botella que existen en el proceso de lanzamiento de software. </w:t>
-      </w:r>
-      <w:r>
-        <w:rPr>
-          <w:rFonts w:ascii="Times New Roman" w:hAnsi="Times New Roman" w:cs="Times New Roman" w:hint="eastAsia"/>
-          <w:lang w:eastAsia="ja-JP"/>
-        </w:rPr>
-        <w:t xml:space="preserve">Recomiendan integrar lo que ellos llaman como </w:t>
-      </w:r>
-      <w:r>
-        <w:rPr>
-          <w:rFonts w:ascii="Times New Roman" w:hAnsi="Times New Roman" w:cs="Times New Roman"/>
-          <w:lang w:eastAsia="ja-JP"/>
-        </w:rPr>
-        <w:t>“</w:t>
-      </w:r>
-      <w:r>
-        <w:rPr>
-          <w:rFonts w:ascii="Times New Roman" w:hAnsi="Times New Roman" w:cs="Times New Roman" w:hint="eastAsia"/>
-          <w:lang w:eastAsia="ja-JP"/>
-        </w:rPr>
-        <w:t>Continuous testing</w:t>
-      </w:r>
-      <w:r>
-        <w:rPr>
-          <w:rFonts w:ascii="Times New Roman" w:hAnsi="Times New Roman" w:cs="Times New Roman"/>
-          <w:lang w:eastAsia="ja-JP"/>
-        </w:rPr>
-        <w:t>”</w:t>
-      </w:r>
-      <w:r>
-        <w:rPr>
-          <w:rFonts w:ascii="Times New Roman" w:hAnsi="Times New Roman" w:cs="Times New Roman" w:hint="eastAsia"/>
-          <w:lang w:eastAsia="ja-JP"/>
-        </w:rPr>
-        <w:t>. Consiste en automatizar lo m</w:t>
-      </w:r>
-      <w:r>
-        <w:rPr>
-          <w:rFonts w:ascii="Times New Roman" w:hAnsi="Times New Roman" w:cs="Times New Roman"/>
-          <w:lang w:eastAsia="ja-JP"/>
-        </w:rPr>
-        <w:t>ás posible las pruebas unitarias y de regresión, cuidando que estas se corran en un tiempo razonable</w:t>
-      </w:r>
-      <w:r>
-        <w:rPr>
-          <w:rFonts w:ascii="Times New Roman" w:hAnsi="Times New Roman" w:cs="Times New Roman"/>
-          <w:lang w:eastAsia="ja-JP"/>
-        </w:rPr>
-        <w:t>.</w:t>
-      </w:r>
-    </w:p>
-    <w:p>
-      <w:pPr>
-        <w:tabs>
-          <w:tab w:val="left" w:pos="720"/>
-        </w:tabs>
-        <w:rPr>
-          <w:rFonts w:ascii="Times New Roman" w:eastAsia="Times New Roman" w:hAnsi="Times New Roman" w:cs="Times New Roman"/>
-        </w:rPr>
-      </w:pPr>
-      <w:r>
-        <w:rPr>
-          <w:rFonts w:ascii="Times New Roman" w:eastAsia="Times New Roman" w:hAnsi="Times New Roman" w:cs="Times New Roman"/>
-        </w:rPr>
-        <w:tab/>
+          <w:rFonts w:ascii="Times New Roman" w:eastAsia="Times New Roman" w:hAnsi="Times New Roman" w:cs="Times New Roman"/>
+        </w:rPr>
+      </w:pPr>
+      <w:r>
+        <w:rPr>
+          <w:rFonts w:ascii="Times New Roman" w:eastAsia="Times New Roman" w:hAnsi="Times New Roman" w:cs="Times New Roman"/>
+        </w:rPr>
+        <w:t xml:space="preserve">Estudios recientes muestran que la investigación de DevOps y la calidad de software se ha centrado principalmente en la automatización, la cultura, la entrega continua y la retroalimentación rápida </w:t>
+      </w:r>
+      <w:r>
+        <w:rPr>
+          <w:rFonts w:ascii="Times New Roman" w:eastAsia="Times New Roman" w:hAnsi="Times New Roman" w:cs="Times New Roman"/>
+        </w:rPr>
+        <w:t>[</w:t>
+      </w:r>
+      <w:r>
+        <w:rPr>
+          <w:rFonts w:ascii="Times New Roman" w:eastAsia="Times New Roman" w:hAnsi="Times New Roman" w:cs="Times New Roman"/>
+        </w:rPr>
+        <w:t>7</w:t>
+      </w:r>
+      <w:r>
+        <w:rPr>
+          <w:rFonts w:ascii="Times New Roman" w:eastAsia="Times New Roman" w:hAnsi="Times New Roman" w:cs="Times New Roman"/>
+        </w:rPr>
+        <w:t>]</w:t>
+      </w:r>
+      <w:r>
+        <w:rPr>
+          <w:rFonts w:ascii="Times New Roman" w:eastAsia="Times New Roman" w:hAnsi="Times New Roman" w:cs="Times New Roman"/>
+        </w:rPr>
+        <w:t xml:space="preserve">. Sin embargo, existen todavía huecos importantes de investigación en áreas como </w:t>
+      </w:r>
+      <w:r>
+        <w:rPr>
+          <w:rFonts w:ascii="Times New Roman" w:eastAsia="Times New Roman" w:hAnsi="Times New Roman" w:cs="Times New Roman"/>
+        </w:rPr>
+        <w:t>m</w:t>
+      </w:r>
+      <w:r>
+        <w:rPr>
+          <w:rFonts w:ascii="Times New Roman" w:eastAsia="Times New Roman" w:hAnsi="Times New Roman" w:cs="Times New Roman"/>
+        </w:rPr>
+        <w:t xml:space="preserve">edición, desarrollo de métricas en diferentes etapas para juzgar el rendimiento, cultura, prácticas para asegurar la calidad y factores de calidad como usabilidad, eficiencia, mantenimiento del software y portabilidad </w:t>
+      </w:r>
+      <w:r>
+        <w:rPr>
+          <w:rFonts w:ascii="Times New Roman" w:eastAsia="Times New Roman" w:hAnsi="Times New Roman" w:cs="Times New Roman"/>
+        </w:rPr>
+        <w:t>[</w:t>
+      </w:r>
+      <w:r>
+        <w:rPr>
+          <w:rFonts w:ascii="Times New Roman" w:eastAsia="Times New Roman" w:hAnsi="Times New Roman" w:cs="Times New Roman"/>
+        </w:rPr>
+        <w:t>7].</w:t>
       </w:r>
     </w:p>
     <w:p>
@@ -3832,6 +3997,7 @@
           <w:b/>
           <w:color w:val="000000"/>
         </w:rPr>
+        <w:lastRenderedPageBreak/>
         <w:t>METODOLOGÍA</w:t>
       </w:r>
     </w:p>
@@ -3893,7 +4059,6 @@
           <w:rFonts w:ascii="Times New Roman" w:hAnsi="Times New Roman" w:cs="Times New Roman"/>
           <w:lang w:eastAsia="ja-JP"/>
         </w:rPr>
-        <w:lastRenderedPageBreak/>
         <w:t>Análisis del contexto y diagnóstico inicial, utilizándolo de base para medir los resultados obtenidos posteriormente</w:t>
       </w:r>
     </w:p>
@@ -5556,18 +5721,73 @@
           <w:rFonts w:ascii="Times New Roman" w:eastAsia="Times New Roman" w:hAnsi="Times New Roman" w:cs="Times New Roman"/>
         </w:rPr>
       </w:pPr>
+      <w:proofErr w:type="spellStart"/>
       <w:r>
         <w:rPr>
           <w:rFonts w:ascii="Times New Roman" w:eastAsia="Times New Roman" w:hAnsi="Times New Roman" w:cs="Times New Roman"/>
           <w:lang w:val="en-US"/>
         </w:rPr>
-        <w:t xml:space="preserve">Gokarnaa M, Singhb R. DevOps: A Historical Review and Future Works [Internet]. arXiv preprint arXiv:2012.06145; 2020 [cited 2025 Aug 12]. </w:t>
-      </w:r>
-      <w:r>
-        <w:rPr>
-          <w:rFonts w:ascii="Times New Roman" w:eastAsia="Times New Roman" w:hAnsi="Times New Roman" w:cs="Times New Roman"/>
-        </w:rPr>
-        <w:t xml:space="preserve">Available from: </w:t>
+        <w:t>Gokarnaa</w:t>
+      </w:r>
+      <w:proofErr w:type="spellEnd"/>
+      <w:r>
+        <w:rPr>
+          <w:rFonts w:ascii="Times New Roman" w:eastAsia="Times New Roman" w:hAnsi="Times New Roman" w:cs="Times New Roman"/>
+          <w:lang w:val="en-US"/>
+        </w:rPr>
+        <w:t xml:space="preserve"> M, </w:t>
+      </w:r>
+      <w:proofErr w:type="spellStart"/>
+      <w:r>
+        <w:rPr>
+          <w:rFonts w:ascii="Times New Roman" w:eastAsia="Times New Roman" w:hAnsi="Times New Roman" w:cs="Times New Roman"/>
+          <w:lang w:val="en-US"/>
+        </w:rPr>
+        <w:t>Singhb</w:t>
+      </w:r>
+      <w:proofErr w:type="spellEnd"/>
+      <w:r>
+        <w:rPr>
+          <w:rFonts w:ascii="Times New Roman" w:eastAsia="Times New Roman" w:hAnsi="Times New Roman" w:cs="Times New Roman"/>
+          <w:lang w:val="en-US"/>
+        </w:rPr>
+        <w:t xml:space="preserve"> R. DevOps: A Historical Review and Future Works [Internet]. </w:t>
+      </w:r>
+      <w:proofErr w:type="spellStart"/>
+      <w:r>
+        <w:rPr>
+          <w:rFonts w:ascii="Times New Roman" w:eastAsia="Times New Roman" w:hAnsi="Times New Roman" w:cs="Times New Roman"/>
+          <w:lang w:val="en-US"/>
+        </w:rPr>
+        <w:t>arXiv</w:t>
+      </w:r>
+      <w:proofErr w:type="spellEnd"/>
+      <w:r>
+        <w:rPr>
+          <w:rFonts w:ascii="Times New Roman" w:eastAsia="Times New Roman" w:hAnsi="Times New Roman" w:cs="Times New Roman"/>
+          <w:lang w:val="en-US"/>
+        </w:rPr>
+        <w:t xml:space="preserve"> preprint arXiv:2012.06145; 2020 [cited 2025 Aug 12]. </w:t>
+      </w:r>
+      <w:r>
+        <w:rPr>
+          <w:rFonts w:ascii="Times New Roman" w:eastAsia="Times New Roman" w:hAnsi="Times New Roman" w:cs="Times New Roman"/>
+        </w:rPr>
+        <w:t xml:space="preserve">Available </w:t>
+      </w:r>
+      <w:proofErr w:type="spellStart"/>
+      <w:r>
+        <w:rPr>
+          <w:rFonts w:ascii="Times New Roman" w:eastAsia="Times New Roman" w:hAnsi="Times New Roman" w:cs="Times New Roman"/>
+        </w:rPr>
+        <w:t>from</w:t>
+      </w:r>
+      <w:proofErr w:type="spellEnd"/>
+      <w:r>
+        <w:rPr>
+          <w:rFonts w:ascii="Times New Roman" w:eastAsia="Times New Roman" w:hAnsi="Times New Roman" w:cs="Times New Roman"/>
+        </w:rPr>
+        <w:t xml:space="preserve">: </w:t>
       </w:r>
       <w:hyperlink r:id="rId12" w:history="1">
         <w:r>
@@ -5598,18 +5818,49 @@
           <w:rFonts w:ascii="Times New Roman" w:eastAsia="Times New Roman" w:hAnsi="Times New Roman" w:cs="Times New Roman"/>
         </w:rPr>
       </w:pPr>
+      <w:proofErr w:type="spellStart"/>
       <w:r>
         <w:rPr>
           <w:rFonts w:ascii="Times New Roman" w:eastAsia="Times New Roman" w:hAnsi="Times New Roman" w:cs="Times New Roman"/>
           <w:lang w:val="en-US"/>
         </w:rPr>
-        <w:t xml:space="preserve">Khomh F, Adams B, Dhaliwal T, Zou Y. Understanding the impact of rapid releases on software quality: The case of Firefox. </w:t>
-      </w:r>
-      <w:r>
-        <w:rPr>
-          <w:rFonts w:ascii="Times New Roman" w:eastAsia="Times New Roman" w:hAnsi="Times New Roman" w:cs="Times New Roman"/>
-        </w:rPr>
-        <w:t>Empir Software Eng. 2014; Early view. doi:10.1007/s10664-014-9308-x</w:t>
+        <w:t>Khomh</w:t>
+      </w:r>
+      <w:proofErr w:type="spellEnd"/>
+      <w:r>
+        <w:rPr>
+          <w:rFonts w:ascii="Times New Roman" w:eastAsia="Times New Roman" w:hAnsi="Times New Roman" w:cs="Times New Roman"/>
+          <w:lang w:val="en-US"/>
+        </w:rPr>
+        <w:t xml:space="preserve"> F, Adams B, Dhaliwal T, Zou Y. Understanding the impact of rapid releases on software quality: The case of Firefox. </w:t>
+      </w:r>
+      <w:proofErr w:type="spellStart"/>
+      <w:r>
+        <w:rPr>
+          <w:rFonts w:ascii="Times New Roman" w:eastAsia="Times New Roman" w:hAnsi="Times New Roman" w:cs="Times New Roman"/>
+        </w:rPr>
+        <w:t>Empir</w:t>
+      </w:r>
+      <w:proofErr w:type="spellEnd"/>
+      <w:r>
+        <w:rPr>
+          <w:rFonts w:ascii="Times New Roman" w:eastAsia="Times New Roman" w:hAnsi="Times New Roman" w:cs="Times New Roman"/>
+        </w:rPr>
+        <w:t xml:space="preserve"> Software Eng. 2014; Early </w:t>
+      </w:r>
+      <w:proofErr w:type="spellStart"/>
+      <w:r>
+        <w:rPr>
+          <w:rFonts w:ascii="Times New Roman" w:eastAsia="Times New Roman" w:hAnsi="Times New Roman" w:cs="Times New Roman"/>
+        </w:rPr>
+        <w:t>view</w:t>
+      </w:r>
+      <w:proofErr w:type="spellEnd"/>
+      <w:r>
+        <w:rPr>
+          <w:rFonts w:ascii="Times New Roman" w:eastAsia="Times New Roman" w:hAnsi="Times New Roman" w:cs="Times New Roman"/>
+        </w:rPr>
+        <w:t>. doi:10.1007/s10664-014-9308-x</w:t>
       </w:r>
     </w:p>
     <w:p>
@@ -5669,14 +5920,44 @@
         <w:rPr>
           <w:rFonts w:ascii="Times New Roman" w:eastAsia="Times New Roman" w:hAnsi="Times New Roman" w:cs="Times New Roman"/>
         </w:rPr>
-        <w:t xml:space="preserve">Costa, D., McIntosh, S., Treude, C. et al. </w:t>
+        <w:t xml:space="preserve">Costa, D., McIntosh, S., </w:t>
+      </w:r>
+      <w:proofErr w:type="spellStart"/>
+      <w:r>
+        <w:rPr>
+          <w:rFonts w:ascii="Times New Roman" w:eastAsia="Times New Roman" w:hAnsi="Times New Roman" w:cs="Times New Roman"/>
+        </w:rPr>
+        <w:t>Treude</w:t>
+      </w:r>
+      <w:proofErr w:type="spellEnd"/>
+      <w:r>
+        <w:rPr>
+          <w:rFonts w:ascii="Times New Roman" w:eastAsia="Times New Roman" w:hAnsi="Times New Roman" w:cs="Times New Roman"/>
+        </w:rPr>
+        <w:t xml:space="preserve">, C. et al. </w:t>
       </w:r>
       <w:r>
         <w:rPr>
           <w:rFonts w:ascii="Times New Roman" w:eastAsia="Times New Roman" w:hAnsi="Times New Roman" w:cs="Times New Roman"/>
           <w:lang w:val="en-US"/>
         </w:rPr>
-        <w:t xml:space="preserve">The impact of rapid release cycles on the integration delay of fixed issues. Empir Software Eng 23, 835–904 (2018). </w:t>
+        <w:t xml:space="preserve">The impact of rapid release cycles on the integration delay of fixed issues. </w:t>
+      </w:r>
+      <w:proofErr w:type="spellStart"/>
+      <w:r>
+        <w:rPr>
+          <w:rFonts w:ascii="Times New Roman" w:eastAsia="Times New Roman" w:hAnsi="Times New Roman" w:cs="Times New Roman"/>
+          <w:lang w:val="en-US"/>
+        </w:rPr>
+        <w:t>Empir</w:t>
+      </w:r>
+      <w:proofErr w:type="spellEnd"/>
+      <w:r>
+        <w:rPr>
+          <w:rFonts w:ascii="Times New Roman" w:eastAsia="Times New Roman" w:hAnsi="Times New Roman" w:cs="Times New Roman"/>
+          <w:lang w:val="en-US"/>
+        </w:rPr>
+        <w:t xml:space="preserve"> Software Eng 23, 835–904 (2018). </w:t>
       </w:r>
       <w:hyperlink r:id="rId13" w:history="1">
         <w:r>
@@ -5713,13 +5994,202 @@
           <w:rFonts w:ascii="Times New Roman" w:eastAsia="Times New Roman" w:hAnsi="Times New Roman" w:cs="Times New Roman"/>
           <w:lang w:val="en-US"/>
         </w:rPr>
-        <w:t xml:space="preserve">Kerzazi, N., &amp; Khomh, F. (2014). Factors Impacting Rapid Releases: An Industrial Case Study. In Proceedings of the 8th ACM/IEEE International Symposium on Empirical Software Engineering and Measurement (ESEM '14), Torino, Italy, September 18-19, 2014 (pp. 180-190). </w:t>
-      </w:r>
-      <w:r>
-        <w:rPr>
-          <w:rFonts w:ascii="Times New Roman" w:eastAsia="Times New Roman" w:hAnsi="Times New Roman" w:cs="Times New Roman"/>
-        </w:rPr>
-        <w:t>ACM. https://doi.org/10.1145/2652524.2652589</w:t>
+        <w:t xml:space="preserve">Kerzazi, N., &amp; </w:t>
+      </w:r>
+      <w:proofErr w:type="spellStart"/>
+      <w:r>
+        <w:rPr>
+          <w:rFonts w:ascii="Times New Roman" w:eastAsia="Times New Roman" w:hAnsi="Times New Roman" w:cs="Times New Roman"/>
+          <w:lang w:val="en-US"/>
+        </w:rPr>
+        <w:t>Khomh</w:t>
+      </w:r>
+      <w:proofErr w:type="spellEnd"/>
+      <w:r>
+        <w:rPr>
+          <w:rFonts w:ascii="Times New Roman" w:eastAsia="Times New Roman" w:hAnsi="Times New Roman" w:cs="Times New Roman"/>
+          <w:lang w:val="en-US"/>
+        </w:rPr>
+        <w:t xml:space="preserve">, F. (2014). Factors Impacting Rapid Releases: An Industrial Case Study. In Proceedings of the 8th ACM/IEEE International Symposium on Empirical Software Engineering and Measurement (ESEM '14), Torino, Italy, September 18-19, 2014 (pp. 180-190). </w:t>
+      </w:r>
+      <w:r>
+        <w:rPr>
+          <w:rFonts w:ascii="Times New Roman" w:eastAsia="Times New Roman" w:hAnsi="Times New Roman" w:cs="Times New Roman"/>
+        </w:rPr>
+        <w:t xml:space="preserve">ACM. </w:t>
+      </w:r>
+      <w:hyperlink r:id="rId14" w:history="1">
+        <w:r>
+          <w:rPr>
+            <w:rStyle w:val="Hyperlink"/>
+            <w:rFonts w:ascii="Times New Roman" w:eastAsia="Times New Roman" w:hAnsi="Times New Roman" w:cs="Times New Roman"/>
+          </w:rPr>
+          <w:t>https://doi.org/10.1145/2652524.2652589</w:t>
+        </w:r>
+      </w:hyperlink>
+    </w:p>
+    <w:p>
+      <w:pPr>
+        <w:keepNext/>
+        <w:numPr>
+          <w:ilvl w:val="0"/>
+          <w:numId w:val="1"/>
+        </w:numPr>
+        <w:pBdr>
+          <w:top w:val="nil"/>
+          <w:left w:val="nil"/>
+          <w:bottom w:val="nil"/>
+          <w:right w:val="nil"/>
+          <w:between w:val="nil"/>
+        </w:pBdr>
+        <w:spacing w:before="240" w:after="120"/>
+        <w:rPr>
+          <w:rFonts w:ascii="Times New Roman" w:eastAsia="Times New Roman" w:hAnsi="Times New Roman" w:cs="Times New Roman"/>
+          <w:lang w:val="en-US"/>
+        </w:rPr>
+      </w:pPr>
+      <w:r>
+        <w:rPr>
+          <w:rFonts w:ascii="Times New Roman" w:eastAsia="Times New Roman" w:hAnsi="Times New Roman" w:cs="Times New Roman"/>
+          <w:lang w:val="en-US"/>
+        </w:rPr>
+        <w:t xml:space="preserve">A. Mishra and Z. </w:t>
+      </w:r>
+      <w:proofErr w:type="spellStart"/>
+      <w:r>
+        <w:rPr>
+          <w:rFonts w:ascii="Times New Roman" w:eastAsia="Times New Roman" w:hAnsi="Times New Roman" w:cs="Times New Roman"/>
+          <w:lang w:val="en-US"/>
+        </w:rPr>
+        <w:t>Otaiwi</w:t>
+      </w:r>
+      <w:proofErr w:type="spellEnd"/>
+      <w:r>
+        <w:rPr>
+          <w:rFonts w:ascii="Times New Roman" w:eastAsia="Times New Roman" w:hAnsi="Times New Roman" w:cs="Times New Roman"/>
+          <w:lang w:val="en-US"/>
+        </w:rPr>
+        <w:t>, "DevOps and software quality: A systematic mapping," Computer Science Review, vol. 38, p. 100308, Nov. 2020</w:t>
+      </w:r>
+    </w:p>
+    <w:p>
+      <w:pPr>
+        <w:keepNext/>
+        <w:numPr>
+          <w:ilvl w:val="0"/>
+          <w:numId w:val="1"/>
+        </w:numPr>
+        <w:pBdr>
+          <w:top w:val="nil"/>
+          <w:left w:val="nil"/>
+          <w:bottom w:val="nil"/>
+          <w:right w:val="nil"/>
+          <w:between w:val="nil"/>
+        </w:pBdr>
+        <w:spacing w:before="240" w:after="120"/>
+        <w:rPr>
+          <w:rFonts w:ascii="Times New Roman" w:eastAsia="Times New Roman" w:hAnsi="Times New Roman" w:cs="Times New Roman"/>
+          <w:lang w:val="en-US"/>
+        </w:rPr>
+      </w:pPr>
+      <w:r>
+        <w:rPr>
+          <w:rFonts w:ascii="Times New Roman" w:eastAsia="Times New Roman" w:hAnsi="Times New Roman" w:cs="Times New Roman"/>
+          <w:lang w:val="en-US"/>
+        </w:rPr>
+        <w:t xml:space="preserve">A. </w:t>
+      </w:r>
+      <w:proofErr w:type="spellStart"/>
+      <w:r>
+        <w:rPr>
+          <w:rFonts w:ascii="Times New Roman" w:eastAsia="Times New Roman" w:hAnsi="Times New Roman" w:cs="Times New Roman"/>
+          <w:lang w:val="en-US"/>
+        </w:rPr>
+        <w:t>Alnafessah</w:t>
+      </w:r>
+      <w:proofErr w:type="spellEnd"/>
+      <w:r>
+        <w:rPr>
+          <w:rFonts w:ascii="Times New Roman" w:eastAsia="Times New Roman" w:hAnsi="Times New Roman" w:cs="Times New Roman"/>
+          <w:lang w:val="en-US"/>
+        </w:rPr>
+        <w:t xml:space="preserve">, A. U. </w:t>
+      </w:r>
+      <w:proofErr w:type="spellStart"/>
+      <w:r>
+        <w:rPr>
+          <w:rFonts w:ascii="Times New Roman" w:eastAsia="Times New Roman" w:hAnsi="Times New Roman" w:cs="Times New Roman"/>
+          <w:lang w:val="en-US"/>
+        </w:rPr>
+        <w:t>Gias</w:t>
+      </w:r>
+      <w:proofErr w:type="spellEnd"/>
+      <w:r>
+        <w:rPr>
+          <w:rFonts w:ascii="Times New Roman" w:eastAsia="Times New Roman" w:hAnsi="Times New Roman" w:cs="Times New Roman"/>
+          <w:lang w:val="en-US"/>
+        </w:rPr>
+        <w:t xml:space="preserve">, R. Wang, L. Zhu, G. Casale, and A. </w:t>
+      </w:r>
+      <w:proofErr w:type="spellStart"/>
+      <w:r>
+        <w:rPr>
+          <w:rFonts w:ascii="Times New Roman" w:eastAsia="Times New Roman" w:hAnsi="Times New Roman" w:cs="Times New Roman"/>
+          <w:lang w:val="en-US"/>
+        </w:rPr>
+        <w:t>Filieri</w:t>
+      </w:r>
+      <w:proofErr w:type="spellEnd"/>
+      <w:r>
+        <w:rPr>
+          <w:rFonts w:ascii="Times New Roman" w:eastAsia="Times New Roman" w:hAnsi="Times New Roman" w:cs="Times New Roman"/>
+          <w:lang w:val="en-US"/>
+        </w:rPr>
+        <w:t xml:space="preserve">, "Quality-Aware DevOps Research: Where Do We </w:t>
+      </w:r>
+      <w:proofErr w:type="gramStart"/>
+      <w:r>
+        <w:rPr>
+          <w:rFonts w:ascii="Times New Roman" w:eastAsia="Times New Roman" w:hAnsi="Times New Roman" w:cs="Times New Roman"/>
+          <w:lang w:val="en-US"/>
+        </w:rPr>
+        <w:t>Stand?,</w:t>
+      </w:r>
+      <w:proofErr w:type="gramEnd"/>
+      <w:r>
+        <w:rPr>
+          <w:rFonts w:ascii="Times New Roman" w:eastAsia="Times New Roman" w:hAnsi="Times New Roman" w:cs="Times New Roman"/>
+          <w:lang w:val="en-US"/>
+        </w:rPr>
+        <w:t>" IEEE Access, vol. 9, pp. 44476–44489, 2021</w:t>
+      </w:r>
+    </w:p>
+    <w:p>
+      <w:pPr>
+        <w:keepNext/>
+        <w:numPr>
+          <w:ilvl w:val="0"/>
+          <w:numId w:val="1"/>
+        </w:numPr>
+        <w:pBdr>
+          <w:top w:val="nil"/>
+          <w:left w:val="nil"/>
+          <w:bottom w:val="nil"/>
+          <w:right w:val="nil"/>
+          <w:between w:val="nil"/>
+        </w:pBdr>
+        <w:spacing w:before="240" w:after="120"/>
+        <w:rPr>
+          <w:rFonts w:ascii="Times New Roman" w:eastAsia="Times New Roman" w:hAnsi="Times New Roman" w:cs="Times New Roman"/>
+          <w:lang w:val="en-US"/>
+        </w:rPr>
+      </w:pPr>
+      <w:r>
+        <w:rPr>
+          <w:rFonts w:ascii="Times New Roman" w:eastAsia="Times New Roman" w:hAnsi="Times New Roman" w:cs="Times New Roman"/>
+          <w:lang w:val="en-US"/>
+        </w:rPr>
+        <w:t>M. M. A. Ibrahim, S. M. Syed-Mohamad, and M. H. Husin, "Managing Quality Assurance Challenges of DevOps through Analytics," in Proceedings of the 2019 8th International Conference on Software and Computer Applications, ACM, Feb. 2019, pp. 194–198</w:t>
       </w:r>
     </w:p>
     <w:p>
@@ -5730,11 +6200,12 @@
           <w:color w:val="00000A"/>
           <w:sz w:val="18"/>
           <w:szCs w:val="18"/>
+          <w:lang w:val="en-US"/>
         </w:rPr>
       </w:pPr>
     </w:p>
     <w:sectPr>
-      <w:footerReference w:type="default" r:id="rId14"/>
+      <w:footerReference w:type="default" r:id="rId15"/>
       <w:pgSz w:w="11906" w:h="16838"/>
       <w:pgMar w:top="851" w:right="1134" w:bottom="851" w:left="1134" w:header="720" w:footer="720" w:gutter="0"/>
       <w:pgNumType w:start="0"/>
@@ -7438,7 +7909,6 @@
   <w:style w:type="character" w:default="1" w:styleId="DefaultParagraphFont">
     <w:name w:val="Default Paragraph Font"/>
     <w:uiPriority w:val="1"/>
-    <w:semiHidden/>
     <w:unhideWhenUsed/>
   </w:style>
   <w:style w:type="table" w:default="1" w:styleId="TableNormal">
@@ -7834,6 +8304,18 @@
       <w:shd w:val="clear" w:color="auto" w:fill="E1DFDD"/>
     </w:rPr>
   </w:style>
+  <w:style w:type="character" w:styleId="FollowedHyperlink">
+    <w:name w:val="FollowedHyperlink"/>
+    <w:basedOn w:val="DefaultParagraphFont"/>
+    <w:uiPriority w:val="99"/>
+    <w:semiHidden/>
+    <w:unhideWhenUsed/>
+    <w:rsid w:val="00910DAF"/>
+    <w:rPr>
+      <w:color w:val="800080" w:themeColor="followedHyperlink"/>
+      <w:u w:val="single"/>
+    </w:rPr>
+  </w:style>
 </w:styles>
 </file>
 
@@ -8158,6 +8640,12 @@
 </file>
 
 <file path=customXml/item1.xml><?xml version="1.0" encoding="utf-8"?>
+<go:gDocsCustomXmlDataStorage xmlns:go="http://customooxmlschemas.google.com/" xmlns:r="http://schemas.openxmlformats.org/officeDocument/2006/relationships">
+  <go:docsCustomData xmlns:go="http://customooxmlschemas.google.com/" roundtripDataSignature="AMtx7mhWOFqCIjSP5ymZ4omUrDb8sxaNKA==">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</go:docsCustomData>
+</go:gDocsCustomXmlDataStorage>
+</file>
+
+<file path=customXml/item2.xml><?xml version="1.0" encoding="utf-8"?>
 <b:Sources xmlns:b="http://schemas.openxmlformats.org/officeDocument/2006/bibliography" StyleName="Chicago" SelectedStyle="\CHICAGO.XSL" Version="16">
   <b:Source>
     <b:Tag>source1</b:Tag>
@@ -8233,25 +8721,19 @@
 </b:Sources>
 </file>
 
-<file path=customXml/item2.xml><?xml version="1.0" encoding="utf-8"?>
-<go:gDocsCustomXmlDataStorage xmlns:go="http://customooxmlschemas.google.com/" xmlns:r="http://schemas.openxmlformats.org/officeDocument/2006/relationships">
-  <go:docsCustomData xmlns:go="http://customooxmlschemas.google.com/" roundtripDataSignature="AMtx7mhWOFqCIjSP5ymZ4omUrDb8sxaNKA==">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</go:docsCustomData>
-</go:gDocsCustomXmlDataStorage>
-</file>
-
 <file path=customXml/itemProps1.xml><?xml version="1.0" encoding="utf-8"?>
-<ds:datastoreItem xmlns:ds="http://schemas.openxmlformats.org/officeDocument/2006/customXml" ds:itemID="{B87A8438-573A-4030-A4C4-3542E57F64F0}">
-  <ds:schemaRefs>
-    <ds:schemaRef ds:uri="http://schemas.openxmlformats.org/officeDocument/2006/bibliography"/>
-  </ds:schemaRefs>
-</ds:datastoreItem>
-</file>
-
-<file path=customXml/itemProps2.xml><?xml version="1.0" encoding="utf-8"?>
 <ds:datastoreItem xmlns:ds="http://schemas.openxmlformats.org/officeDocument/2006/customXml" ds:itemID="{11111111-1234-1234-1234-123412341234}">
   <ds:schemaRefs>
     <ds:schemaRef ds:uri="http://customooxmlschemas.google.com/"/>
     <ds:schemaRef ds:uri="http://schemas.openxmlformats.org/officeDocument/2006/relationships"/>
   </ds:schemaRefs>
 </ds:datastoreItem>
+</file>
+
+<file path=customXml/itemProps2.xml><?xml version="1.0" encoding="utf-8"?>
+<ds:datastoreItem xmlns:ds="http://schemas.openxmlformats.org/officeDocument/2006/customXml" ds:itemID="{B87A8438-573A-4030-A4C4-3542E57F64F0}">
+  <ds:schemaRefs>
+    <ds:schemaRef ds:uri="http://schemas.openxmlformats.org/officeDocument/2006/bibliography"/>
+  </ds:schemaRefs>
+</ds:datastoreItem>
 </file>
--- a/propuestaEnriqueSanchez.docx
+++ b/propuestaEnriqueSanchez.docx
@@ -857,21 +857,7 @@
               <w:rPr>
                 <w:rFonts w:ascii="Times New Roman" w:eastAsia="Times New Roman" w:hAnsi="Times New Roman" w:cs="Times New Roman"/>
               </w:rPr>
-              <w:t xml:space="preserve">Ing. Ellen Lujan </w:t>
-            </w:r>
-            <w:proofErr w:type="spellStart"/>
-            <w:r>
-              <w:rPr>
-                <w:rFonts w:ascii="Times New Roman" w:eastAsia="Times New Roman" w:hAnsi="Times New Roman" w:cs="Times New Roman"/>
-              </w:rPr>
-              <w:t>Mendez</w:t>
-            </w:r>
-            <w:proofErr w:type="spellEnd"/>
-            <w:r>
-              <w:rPr>
-                <w:rFonts w:ascii="Times New Roman" w:eastAsia="Times New Roman" w:hAnsi="Times New Roman" w:cs="Times New Roman"/>
-              </w:rPr>
-              <w:t xml:space="preserve"> Xavier, Mag.</w:t>
+              <w:t>Ing. Ellen Lujan Mendez Xavier, Mag.</w:t>
             </w:r>
           </w:p>
           <w:p>
@@ -1019,7 +1005,7 @@
                 <w:sz w:val="32"/>
                 <w:szCs w:val="32"/>
               </w:rPr>
-              <w:t>5</w:t>
+              <w:t>6</w:t>
             </w:r>
           </w:p>
           <w:p>
@@ -2255,75 +2241,19 @@
         <w:rPr>
           <w:rFonts w:ascii="Times New Roman" w:eastAsia="Times New Roman" w:hAnsi="Times New Roman" w:cs="Times New Roman"/>
         </w:rPr>
-        <w:t xml:space="preserve"> (International Software </w:t>
-      </w:r>
-      <w:proofErr w:type="spellStart"/>
-      <w:r>
-        <w:rPr>
-          <w:rFonts w:ascii="Times New Roman" w:eastAsia="Times New Roman" w:hAnsi="Times New Roman" w:cs="Times New Roman"/>
-        </w:rPr>
-        <w:t>Testing</w:t>
-      </w:r>
-      <w:proofErr w:type="spellEnd"/>
-      <w:r>
-        <w:rPr>
-          <w:rFonts w:ascii="Times New Roman" w:eastAsia="Times New Roman" w:hAnsi="Times New Roman" w:cs="Times New Roman"/>
-        </w:rPr>
-        <w:t xml:space="preserve"> </w:t>
-      </w:r>
-      <w:proofErr w:type="spellStart"/>
-      <w:r>
-        <w:rPr>
-          <w:rFonts w:ascii="Times New Roman" w:eastAsia="Times New Roman" w:hAnsi="Times New Roman" w:cs="Times New Roman"/>
-        </w:rPr>
-        <w:t>Qualifications</w:t>
-      </w:r>
-      <w:proofErr w:type="spellEnd"/>
-      <w:r>
-        <w:rPr>
-          <w:rFonts w:ascii="Times New Roman" w:eastAsia="Times New Roman" w:hAnsi="Times New Roman" w:cs="Times New Roman"/>
-        </w:rPr>
-        <w:t xml:space="preserve"> Board)</w:t>
-      </w:r>
-      <w:r>
-        <w:rPr>
-          <w:rFonts w:ascii="Times New Roman" w:eastAsia="Times New Roman" w:hAnsi="Times New Roman" w:cs="Times New Roman"/>
-        </w:rPr>
-        <w:t xml:space="preserve">, el QA es esencial no solo para encontrar bugs sino entender como el </w:t>
-      </w:r>
-      <w:proofErr w:type="spellStart"/>
-      <w:r>
-        <w:rPr>
-          <w:rFonts w:ascii="Times New Roman" w:eastAsia="Times New Roman" w:hAnsi="Times New Roman" w:cs="Times New Roman"/>
-        </w:rPr>
-        <w:t>testing</w:t>
-      </w:r>
-      <w:proofErr w:type="spellEnd"/>
-      <w:r>
-        <w:rPr>
-          <w:rFonts w:ascii="Times New Roman" w:eastAsia="Times New Roman" w:hAnsi="Times New Roman" w:cs="Times New Roman"/>
-        </w:rPr>
-        <w:t xml:space="preserve"> reduce riesgos y valida que el software cumpla con las necesidades de los usuarios y del negocio. </w:t>
-      </w:r>
-      <w:r>
-        <w:rPr>
-          <w:rFonts w:ascii="Times New Roman" w:eastAsia="Times New Roman" w:hAnsi="Times New Roman" w:cs="Times New Roman"/>
-        </w:rPr>
-        <w:t xml:space="preserve">Se destaca que el </w:t>
-      </w:r>
-      <w:proofErr w:type="spellStart"/>
-      <w:r>
-        <w:rPr>
-          <w:rFonts w:ascii="Times New Roman" w:eastAsia="Times New Roman" w:hAnsi="Times New Roman" w:cs="Times New Roman"/>
-        </w:rPr>
-        <w:t>testing</w:t>
-      </w:r>
-      <w:proofErr w:type="spellEnd"/>
-      <w:r>
-        <w:rPr>
-          <w:rFonts w:ascii="Times New Roman" w:eastAsia="Times New Roman" w:hAnsi="Times New Roman" w:cs="Times New Roman"/>
-        </w:rPr>
-        <w:t xml:space="preserve"> debe iniciar en épocas tempranas y debe ser establecido continuamente en todas las fases del desarrollo, detectando errores </w:t>
+        <w:t xml:space="preserve"> (International Software Testing Qualifications Board)</w:t>
+      </w:r>
+      <w:r>
+        <w:rPr>
+          <w:rFonts w:ascii="Times New Roman" w:eastAsia="Times New Roman" w:hAnsi="Times New Roman" w:cs="Times New Roman"/>
+        </w:rPr>
+        <w:t xml:space="preserve">, el QA es esencial no solo para encontrar bugs sino entender como el testing reduce riesgos y valida que el software cumpla con las necesidades de los usuarios y del negocio. </w:t>
+      </w:r>
+      <w:r>
+        <w:rPr>
+          <w:rFonts w:ascii="Times New Roman" w:eastAsia="Times New Roman" w:hAnsi="Times New Roman" w:cs="Times New Roman"/>
+        </w:rPr>
+        <w:t xml:space="preserve">Se destaca que el testing debe iniciar en épocas tempranas y debe ser establecido continuamente en todas las fases del desarrollo, detectando errores </w:t>
       </w:r>
       <w:r>
         <w:rPr>
@@ -3328,43 +3258,7 @@
           <w:color w:val="000000"/>
           <w:lang w:eastAsia="ja-JP"/>
         </w:rPr>
-        <w:t>La solución consiste en implementar un marco de "Calidad Continua" (</w:t>
-      </w:r>
-      <w:proofErr w:type="spellStart"/>
-      <w:r>
-        <w:rPr>
-          <w:rFonts w:ascii="Times New Roman" w:hAnsi="Times New Roman" w:cs="Times New Roman"/>
-          <w:color w:val="000000"/>
-          <w:lang w:eastAsia="ja-JP"/>
-        </w:rPr>
-        <w:t>Continuous</w:t>
-      </w:r>
-      <w:proofErr w:type="spellEnd"/>
-      <w:r>
-        <w:rPr>
-          <w:rFonts w:ascii="Times New Roman" w:hAnsi="Times New Roman" w:cs="Times New Roman"/>
-          <w:color w:val="000000"/>
-          <w:lang w:eastAsia="ja-JP"/>
-        </w:rPr>
-        <w:t xml:space="preserve"> </w:t>
-      </w:r>
-      <w:proofErr w:type="spellStart"/>
-      <w:r>
-        <w:rPr>
-          <w:rFonts w:ascii="Times New Roman" w:hAnsi="Times New Roman" w:cs="Times New Roman"/>
-          <w:color w:val="000000"/>
-          <w:lang w:eastAsia="ja-JP"/>
-        </w:rPr>
-        <w:t>Quality</w:t>
-      </w:r>
-      <w:proofErr w:type="spellEnd"/>
-      <w:r>
-        <w:rPr>
-          <w:rFonts w:ascii="Times New Roman" w:hAnsi="Times New Roman" w:cs="Times New Roman"/>
-          <w:color w:val="000000"/>
-          <w:lang w:eastAsia="ja-JP"/>
-        </w:rPr>
-        <w:t>) dentro del ciclo de vida DevOps. Este marco se materializa en un pipeline CI/CD que integra y automatiza las validaciones de calidad. A diferencia de un enfoque tradicional, esta propuesta abarca:</w:t>
+        <w:t>La solución consiste en implementar un marco de "Calidad Continua" (Continuous Quality) dentro del ciclo de vida DevOps. Este marco se materializa en un pipeline CI/CD que integra y automatiza las validaciones de calidad. A diferencia de un enfoque tradicional, esta propuesta abarca:</w:t>
       </w:r>
     </w:p>
     <w:p>
@@ -3950,6 +3844,843 @@
     </w:p>
     <w:p>
       <w:pPr>
+        <w:tabs>
+          <w:tab w:val="left" w:pos="720"/>
+        </w:tabs>
+        <w:ind w:left="720"/>
+        <w:rPr>
+          <w:rFonts w:ascii="Times New Roman" w:eastAsia="Times New Roman" w:hAnsi="Times New Roman" w:cs="Times New Roman"/>
+        </w:rPr>
+      </w:pPr>
+    </w:p>
+    <w:p>
+      <w:pPr>
+        <w:tabs>
+          <w:tab w:val="left" w:pos="720"/>
+        </w:tabs>
+        <w:ind w:left="720"/>
+        <w:rPr>
+          <w:rFonts w:ascii="Times New Roman" w:eastAsia="Times New Roman" w:hAnsi="Times New Roman" w:cs="Times New Roman"/>
+          <w:lang w:val="es-419"/>
+        </w:rPr>
+      </w:pPr>
+      <w:r>
+        <w:rPr>
+          <w:rFonts w:ascii="Times New Roman" w:eastAsia="Times New Roman" w:hAnsi="Times New Roman" w:cs="Times New Roman"/>
+          <w:i/>
+          <w:iCs/>
+        </w:rPr>
+        <w:lastRenderedPageBreak/>
+        <w:t xml:space="preserve">Pipelines </w:t>
+      </w:r>
+      <w:r>
+        <w:rPr>
+          <w:rFonts w:ascii="Times New Roman" w:eastAsia="Times New Roman" w:hAnsi="Times New Roman" w:cs="Times New Roman"/>
+        </w:rPr>
+        <w:t xml:space="preserve">modernos de CI/CD implementan </w:t>
+      </w:r>
+      <w:r>
+        <w:rPr>
+          <w:rFonts w:ascii="Times New Roman" w:eastAsia="Times New Roman" w:hAnsi="Times New Roman" w:cs="Times New Roman"/>
+          <w:i/>
+          <w:iCs/>
+        </w:rPr>
+        <w:t xml:space="preserve">pipelines </w:t>
+      </w:r>
+      <w:r>
+        <w:rPr>
+          <w:rFonts w:ascii="Times New Roman" w:eastAsia="Times New Roman" w:hAnsi="Times New Roman" w:cs="Times New Roman"/>
+        </w:rPr>
+        <w:t xml:space="preserve">de despliegue que modela el proceso de entrega, dividiendo la entrega de software en varias etapas, cada una de estas </w:t>
+      </w:r>
+      <w:r>
+        <w:rPr>
+          <w:rFonts w:ascii="Times New Roman" w:eastAsia="Times New Roman" w:hAnsi="Times New Roman" w:cs="Times New Roman"/>
+        </w:rPr>
+        <w:t xml:space="preserve">están diseñadas para verificar la calidad desde distintas perspectivas </w:t>
+      </w:r>
+      <w:r>
+        <w:rPr>
+          <w:rFonts w:ascii="Times New Roman" w:eastAsia="Times New Roman" w:hAnsi="Times New Roman" w:cs="Times New Roman"/>
+          <w:lang w:val="es-419"/>
+        </w:rPr>
+        <w:t>[9]</w:t>
+      </w:r>
+      <w:r>
+        <w:rPr>
+          <w:rFonts w:ascii="Times New Roman" w:eastAsia="Times New Roman" w:hAnsi="Times New Roman" w:cs="Times New Roman"/>
+        </w:rPr>
+        <w:t xml:space="preserve">. Estos </w:t>
+      </w:r>
+      <w:r>
+        <w:rPr>
+          <w:rFonts w:ascii="Times New Roman" w:eastAsia="Times New Roman" w:hAnsi="Times New Roman" w:cs="Times New Roman"/>
+          <w:i/>
+          <w:iCs/>
+        </w:rPr>
+        <w:t xml:space="preserve">pipelines </w:t>
+      </w:r>
+      <w:r>
+        <w:rPr>
+          <w:rFonts w:ascii="Times New Roman" w:eastAsia="Times New Roman" w:hAnsi="Times New Roman" w:cs="Times New Roman"/>
+        </w:rPr>
+        <w:t>deben proveer ciclos de retroalimentación</w:t>
+      </w:r>
+      <w:r>
+        <w:rPr>
+          <w:rFonts w:ascii="Times New Roman" w:eastAsia="Times New Roman" w:hAnsi="Times New Roman" w:cs="Times New Roman"/>
+          <w:lang w:val="es-419"/>
+        </w:rPr>
+        <w:t xml:space="preserve"> rápida mientras que al mismo tiempo proveer visibilidad al flujo constante de cambios [9].</w:t>
+      </w:r>
+    </w:p>
+    <w:p>
+      <w:pPr>
+        <w:tabs>
+          <w:tab w:val="left" w:pos="720"/>
+        </w:tabs>
+        <w:ind w:left="720"/>
+        <w:rPr>
+          <w:rFonts w:ascii="Times New Roman" w:eastAsia="Times New Roman" w:hAnsi="Times New Roman" w:cs="Times New Roman"/>
+          <w:lang w:val="es-419"/>
+        </w:rPr>
+      </w:pPr>
+    </w:p>
+    <w:p>
+      <w:pPr>
+        <w:tabs>
+          <w:tab w:val="left" w:pos="720"/>
+        </w:tabs>
+        <w:ind w:left="720"/>
+        <w:rPr>
+          <w:rFonts w:ascii="Times New Roman" w:eastAsia="Times New Roman" w:hAnsi="Times New Roman" w:cs="Times New Roman"/>
+          <w:lang w:val="es-419"/>
+        </w:rPr>
+      </w:pPr>
+      <w:r>
+        <w:rPr>
+          <w:rFonts w:ascii="Times New Roman" w:eastAsia="Times New Roman" w:hAnsi="Times New Roman" w:cs="Times New Roman"/>
+          <w:lang w:val="es-419"/>
+        </w:rPr>
+        <w:t>La automatización rigurosa de pruebas fue identificada como un factor principal para la entrega continua, particularmente para negocios online que despliegan cambios hasta varias veces por día</w:t>
+      </w:r>
+      <w:r>
+        <w:rPr>
+          <w:rFonts w:ascii="Times New Roman" w:eastAsia="Times New Roman" w:hAnsi="Times New Roman" w:cs="Times New Roman"/>
+          <w:lang w:val="es-419"/>
+        </w:rPr>
+        <w:t xml:space="preserve"> </w:t>
+      </w:r>
+      <w:r>
+        <w:rPr>
+          <w:rFonts w:ascii="Times New Roman" w:eastAsia="Times New Roman" w:hAnsi="Times New Roman" w:cs="Times New Roman"/>
+          <w:lang w:val="es-419"/>
+        </w:rPr>
+        <w:t>[</w:t>
+      </w:r>
+      <w:r>
+        <w:rPr>
+          <w:rFonts w:ascii="Times New Roman" w:eastAsia="Times New Roman" w:hAnsi="Times New Roman" w:cs="Times New Roman"/>
+          <w:lang w:val="es-419"/>
+        </w:rPr>
+        <w:t>10</w:t>
+      </w:r>
+      <w:r>
+        <w:rPr>
+          <w:rFonts w:ascii="Times New Roman" w:eastAsia="Times New Roman" w:hAnsi="Times New Roman" w:cs="Times New Roman"/>
+          <w:lang w:val="es-419"/>
+        </w:rPr>
+        <w:t>]</w:t>
+      </w:r>
+      <w:r>
+        <w:rPr>
+          <w:rFonts w:ascii="Times New Roman" w:eastAsia="Times New Roman" w:hAnsi="Times New Roman" w:cs="Times New Roman"/>
+          <w:lang w:val="es-419"/>
+        </w:rPr>
+        <w:t>.</w:t>
+      </w:r>
+      <w:r>
+        <w:rPr>
+          <w:rFonts w:ascii="Times New Roman" w:eastAsia="Times New Roman" w:hAnsi="Times New Roman" w:cs="Times New Roman"/>
+          <w:lang w:val="es-419"/>
+        </w:rPr>
+        <w:t xml:space="preserve"> El caso de estudio de una compañía Austriaca demuestra que para lograr </w:t>
+      </w:r>
+      <w:r>
+        <w:rPr>
+          <w:rFonts w:ascii="Times New Roman" w:eastAsia="Times New Roman" w:hAnsi="Times New Roman" w:cs="Times New Roman"/>
+          <w:i/>
+          <w:iCs/>
+          <w:lang w:val="es-419"/>
+        </w:rPr>
+        <w:t xml:space="preserve">pipelines </w:t>
+      </w:r>
+      <w:r>
+        <w:rPr>
+          <w:rFonts w:ascii="Times New Roman" w:eastAsia="Times New Roman" w:hAnsi="Times New Roman" w:cs="Times New Roman"/>
+          <w:lang w:val="es-419"/>
+        </w:rPr>
+        <w:t xml:space="preserve">de entrega continua efectivos se requiere sofisticadas estrategias de pruebas automáticas para abordar desafíos técnicos y organizacionales </w:t>
+      </w:r>
+      <w:r>
+        <w:rPr>
+          <w:rFonts w:ascii="Times New Roman" w:eastAsia="Times New Roman" w:hAnsi="Times New Roman" w:cs="Times New Roman"/>
+          <w:lang w:val="es-419"/>
+        </w:rPr>
+        <w:t>[10]</w:t>
+      </w:r>
+      <w:r>
+        <w:rPr>
+          <w:rFonts w:ascii="Times New Roman" w:eastAsia="Times New Roman" w:hAnsi="Times New Roman" w:cs="Times New Roman"/>
+          <w:lang w:val="es-419"/>
+        </w:rPr>
+        <w:t xml:space="preserve">. Normalmente, implementaciones efectivas abarcan los siguientes puntos: </w:t>
+      </w:r>
+    </w:p>
+    <w:p>
+      <w:pPr>
+        <w:pStyle w:val="ListParagraph"/>
+        <w:numPr>
+          <w:ilvl w:val="0"/>
+          <w:numId w:val="11"/>
+        </w:numPr>
+        <w:tabs>
+          <w:tab w:val="left" w:pos="720"/>
+        </w:tabs>
+        <w:rPr>
+          <w:rFonts w:ascii="Times New Roman" w:eastAsia="Times New Roman" w:hAnsi="Times New Roman" w:cs="Times New Roman"/>
+          <w:lang w:val="es-419"/>
+        </w:rPr>
+      </w:pPr>
+      <w:r>
+        <w:rPr>
+          <w:rFonts w:ascii="Times New Roman" w:eastAsia="Times New Roman" w:hAnsi="Times New Roman" w:cs="Times New Roman"/>
+          <w:lang w:val="es-419"/>
+        </w:rPr>
+        <w:t>Pirámide de Pruebas</w:t>
+      </w:r>
+      <w:r>
+        <w:rPr>
+          <w:rFonts w:ascii="Times New Roman" w:eastAsia="Times New Roman" w:hAnsi="Times New Roman" w:cs="Times New Roman"/>
+          <w:lang w:val="es-419"/>
+        </w:rPr>
+        <w:t xml:space="preserve">: </w:t>
+      </w:r>
+      <w:r>
+        <w:rPr>
+          <w:rFonts w:ascii="Times New Roman" w:eastAsia="Times New Roman" w:hAnsi="Times New Roman" w:cs="Times New Roman"/>
+          <w:lang w:val="es-419"/>
+        </w:rPr>
+        <w:t xml:space="preserve">se hace énfasis en pruebas unitarias en la base, seguido de pruebas de integración y pruebas </w:t>
+      </w:r>
+      <w:r>
+        <w:rPr>
+          <w:rFonts w:ascii="Times New Roman" w:eastAsia="Times New Roman" w:hAnsi="Times New Roman" w:cs="Times New Roman"/>
+          <w:i/>
+          <w:iCs/>
+          <w:lang w:val="es-419"/>
+        </w:rPr>
+        <w:t xml:space="preserve">end-to-end </w:t>
+      </w:r>
+      <w:r>
+        <w:rPr>
+          <w:rFonts w:ascii="Times New Roman" w:eastAsia="Times New Roman" w:hAnsi="Times New Roman" w:cs="Times New Roman"/>
+          <w:lang w:val="es-419"/>
+        </w:rPr>
+        <w:t>mínimas.</w:t>
+      </w:r>
+    </w:p>
+    <w:p>
+      <w:pPr>
+        <w:pStyle w:val="ListParagraph"/>
+        <w:numPr>
+          <w:ilvl w:val="0"/>
+          <w:numId w:val="11"/>
+        </w:numPr>
+        <w:tabs>
+          <w:tab w:val="left" w:pos="720"/>
+        </w:tabs>
+        <w:rPr>
+          <w:rFonts w:ascii="Times New Roman" w:eastAsia="Times New Roman" w:hAnsi="Times New Roman" w:cs="Times New Roman"/>
+          <w:lang w:val="es-419"/>
+        </w:rPr>
+      </w:pPr>
+      <w:r>
+        <w:rPr>
+          <w:rFonts w:ascii="Times New Roman" w:eastAsia="Times New Roman" w:hAnsi="Times New Roman" w:cs="Times New Roman"/>
+          <w:lang w:val="es-419"/>
+        </w:rPr>
+        <w:t>Ejecución de pruebas en paralelo: correr pruebas en paralelo para reducir el tiempo de retroalimentación.</w:t>
+      </w:r>
+    </w:p>
+    <w:p>
+      <w:pPr>
+        <w:pStyle w:val="ListParagraph"/>
+        <w:numPr>
+          <w:ilvl w:val="0"/>
+          <w:numId w:val="11"/>
+        </w:numPr>
+        <w:tabs>
+          <w:tab w:val="left" w:pos="720"/>
+        </w:tabs>
+        <w:rPr>
+          <w:rFonts w:ascii="Times New Roman" w:eastAsia="Times New Roman" w:hAnsi="Times New Roman" w:cs="Times New Roman"/>
+          <w:lang w:val="es-419"/>
+        </w:rPr>
+      </w:pPr>
+      <w:r>
+        <w:rPr>
+          <w:rFonts w:ascii="Times New Roman" w:eastAsia="Times New Roman" w:hAnsi="Times New Roman" w:cs="Times New Roman"/>
+          <w:lang w:val="es-419"/>
+        </w:rPr>
+        <w:t xml:space="preserve">Gestión de entornos de prueba: </w:t>
+      </w:r>
+      <w:r>
+        <w:rPr>
+          <w:rFonts w:ascii="Times New Roman" w:eastAsia="Times New Roman" w:hAnsi="Times New Roman" w:cs="Times New Roman"/>
+          <w:lang w:val="es-419"/>
+        </w:rPr>
+        <w:t>configuración automática de ambientes de prueba.</w:t>
+      </w:r>
+    </w:p>
+    <w:p>
+      <w:pPr>
+        <w:pStyle w:val="ListParagraph"/>
+        <w:numPr>
+          <w:ilvl w:val="0"/>
+          <w:numId w:val="11"/>
+        </w:numPr>
+        <w:tabs>
+          <w:tab w:val="left" w:pos="720"/>
+        </w:tabs>
+        <w:rPr>
+          <w:rFonts w:ascii="Times New Roman" w:eastAsia="Times New Roman" w:hAnsi="Times New Roman" w:cs="Times New Roman"/>
+          <w:lang w:val="es-419"/>
+        </w:rPr>
+      </w:pPr>
+      <w:r>
+        <w:rPr>
+          <w:rFonts w:ascii="Times New Roman" w:eastAsia="Times New Roman" w:hAnsi="Times New Roman" w:cs="Times New Roman"/>
+          <w:lang w:val="es-419"/>
+        </w:rPr>
+        <w:t>Gestión de datos de prueba: estrategias para generar y gestionar datos de prueba.</w:t>
+      </w:r>
+    </w:p>
+    <w:p>
+      <w:pPr>
+        <w:tabs>
+          <w:tab w:val="left" w:pos="720"/>
+        </w:tabs>
+        <w:rPr>
+          <w:rFonts w:ascii="Times New Roman" w:eastAsia="Times New Roman" w:hAnsi="Times New Roman" w:cs="Times New Roman"/>
+          <w:lang w:val="es-419"/>
+        </w:rPr>
+      </w:pPr>
+      <w:r>
+        <w:rPr>
+          <w:rFonts w:ascii="Times New Roman" w:eastAsia="Times New Roman" w:hAnsi="Times New Roman" w:cs="Times New Roman"/>
+          <w:lang w:val="es-419"/>
+        </w:rPr>
+        <w:tab/>
+      </w:r>
+    </w:p>
+    <w:p>
+      <w:pPr>
+        <w:tabs>
+          <w:tab w:val="left" w:pos="720"/>
+        </w:tabs>
+        <w:ind w:left="720"/>
+        <w:rPr>
+          <w:rFonts w:ascii="Times New Roman" w:eastAsia="Times New Roman" w:hAnsi="Times New Roman" w:cs="Times New Roman"/>
+          <w:lang w:val="es-419"/>
+        </w:rPr>
+      </w:pPr>
+      <w:r>
+        <w:rPr>
+          <w:rFonts w:ascii="Times New Roman" w:eastAsia="Times New Roman" w:hAnsi="Times New Roman" w:cs="Times New Roman"/>
+          <w:lang w:val="es-419"/>
+        </w:rPr>
+        <w:t xml:space="preserve">Un estudio sobre proyectos </w:t>
+      </w:r>
+      <w:r>
+        <w:rPr>
+          <w:rFonts w:ascii="Times New Roman" w:eastAsia="Times New Roman" w:hAnsi="Times New Roman" w:cs="Times New Roman"/>
+          <w:i/>
+          <w:iCs/>
+          <w:lang w:val="es-419"/>
+        </w:rPr>
+        <w:t xml:space="preserve">open source </w:t>
+      </w:r>
+      <w:r>
+        <w:rPr>
+          <w:rFonts w:ascii="Times New Roman" w:eastAsia="Times New Roman" w:hAnsi="Times New Roman" w:cs="Times New Roman"/>
+          <w:lang w:val="es-419"/>
+        </w:rPr>
+        <w:t xml:space="preserve">usando </w:t>
+      </w:r>
+      <w:r>
+        <w:rPr>
+          <w:rFonts w:ascii="Times New Roman" w:eastAsia="Times New Roman" w:hAnsi="Times New Roman" w:cs="Times New Roman"/>
+          <w:i/>
+          <w:iCs/>
+          <w:lang w:val="es-419"/>
+        </w:rPr>
+        <w:t xml:space="preserve">Travis CI </w:t>
+      </w:r>
+      <w:r>
+        <w:rPr>
+          <w:rFonts w:ascii="Times New Roman" w:eastAsia="Times New Roman" w:hAnsi="Times New Roman" w:cs="Times New Roman"/>
+          <w:lang w:val="es-419"/>
+        </w:rPr>
+        <w:t xml:space="preserve">revela que herramientas de análisis estático son integrados comúnmente en </w:t>
+      </w:r>
+      <w:r>
+        <w:rPr>
+          <w:rFonts w:ascii="Times New Roman" w:eastAsia="Times New Roman" w:hAnsi="Times New Roman" w:cs="Times New Roman"/>
+          <w:i/>
+          <w:iCs/>
+          <w:lang w:val="es-419"/>
+        </w:rPr>
+        <w:t xml:space="preserve">pipelines </w:t>
+      </w:r>
+      <w:r>
+        <w:rPr>
+          <w:rFonts w:ascii="Times New Roman" w:eastAsia="Times New Roman" w:hAnsi="Times New Roman" w:cs="Times New Roman"/>
+          <w:lang w:val="es-419"/>
+        </w:rPr>
+        <w:t>CI, enfocándose principalmente en asegurar que el código se adhiera a estándares comunes y al cumplimiento de licencias</w:t>
+      </w:r>
+      <w:r>
+        <w:rPr>
+          <w:rFonts w:ascii="Times New Roman" w:eastAsia="Times New Roman" w:hAnsi="Times New Roman" w:cs="Times New Roman"/>
+          <w:lang w:val="es-419"/>
+        </w:rPr>
+        <w:t xml:space="preserve"> </w:t>
+      </w:r>
+      <w:r>
+        <w:rPr>
+          <w:rFonts w:ascii="Times New Roman" w:eastAsia="Times New Roman" w:hAnsi="Times New Roman" w:cs="Times New Roman"/>
+          <w:lang w:val="es-419"/>
+        </w:rPr>
+        <w:t>[11].</w:t>
+      </w:r>
+      <w:r>
+        <w:rPr>
+          <w:rFonts w:ascii="Times New Roman" w:eastAsia="Times New Roman" w:hAnsi="Times New Roman" w:cs="Times New Roman"/>
+          <w:lang w:val="es-419"/>
+        </w:rPr>
+        <w:t xml:space="preserve"> Curiosamente, los fallos de compilación relacionados a herramientas que identifican posibles errores o vulnerabilidades ocurren con poca frecuencia, y en algunos casos, estas herramientas son usadas en un modo más “suave” sin causar fallos de compilación [11]. El estudio encontró que las fallas de compilación debido a herramientas de análisis estático son rápidamente arregladas cuando se resuelven los problemas de fondo y no simplemente desactivando las advertencias, y usualmente estos </w:t>
+      </w:r>
+      <w:r>
+        <w:rPr>
+          <w:rFonts w:ascii="Times New Roman" w:eastAsia="Times New Roman" w:hAnsi="Times New Roman" w:cs="Times New Roman"/>
+          <w:lang w:val="es-419"/>
+        </w:rPr>
+        <w:t xml:space="preserve">arreglos son documentados apropiadamente </w:t>
+      </w:r>
+      <w:r>
+        <w:rPr>
+          <w:rFonts w:ascii="Times New Roman" w:eastAsia="Times New Roman" w:hAnsi="Times New Roman" w:cs="Times New Roman"/>
+          <w:lang w:val="es-419"/>
+        </w:rPr>
+        <w:t>[</w:t>
+      </w:r>
+      <w:r>
+        <w:rPr>
+          <w:rFonts w:ascii="Times New Roman" w:eastAsia="Times New Roman" w:hAnsi="Times New Roman" w:cs="Times New Roman"/>
+          <w:lang w:val="es-419"/>
+        </w:rPr>
+        <w:t>11]. Esto sugiere que la integración de análisis estático puede mejorar significativamente la calidad del código cuando es implementada apropiadamente.</w:t>
+      </w:r>
+    </w:p>
+    <w:p>
+      <w:pPr>
+        <w:tabs>
+          <w:tab w:val="left" w:pos="720"/>
+        </w:tabs>
+        <w:ind w:left="720"/>
+        <w:rPr>
+          <w:rFonts w:ascii="Times New Roman" w:eastAsia="Times New Roman" w:hAnsi="Times New Roman" w:cs="Times New Roman"/>
+          <w:lang w:val="es-419"/>
+        </w:rPr>
+      </w:pPr>
+    </w:p>
+    <w:p>
+      <w:pPr>
+        <w:tabs>
+          <w:tab w:val="left" w:pos="720"/>
+        </w:tabs>
+        <w:ind w:left="720"/>
+        <w:rPr>
+          <w:rFonts w:ascii="Times New Roman" w:eastAsia="Times New Roman" w:hAnsi="Times New Roman" w:cs="Times New Roman"/>
+          <w:lang w:val="es-419"/>
+        </w:rPr>
+      </w:pPr>
+      <w:r>
+        <w:rPr>
+          <w:rFonts w:ascii="Times New Roman" w:eastAsia="Times New Roman" w:hAnsi="Times New Roman" w:cs="Times New Roman"/>
+          <w:lang w:val="es-419"/>
+        </w:rPr>
+        <w:t xml:space="preserve">Uno de los mayores desafíos en la implementación de DevOps es la evaluación del rendimiento </w:t>
+      </w:r>
+      <w:r>
+        <w:rPr>
+          <w:rFonts w:ascii="Times New Roman" w:eastAsia="Times New Roman" w:hAnsi="Times New Roman" w:cs="Times New Roman"/>
+          <w:lang w:val="es-419"/>
+        </w:rPr>
+        <w:t>[</w:t>
+      </w:r>
+      <w:r>
+        <w:rPr>
+          <w:rFonts w:ascii="Times New Roman" w:eastAsia="Times New Roman" w:hAnsi="Times New Roman" w:cs="Times New Roman"/>
+          <w:lang w:val="es-419"/>
+        </w:rPr>
+        <w:t>12</w:t>
+      </w:r>
+      <w:r>
+        <w:rPr>
+          <w:rFonts w:ascii="Times New Roman" w:eastAsia="Times New Roman" w:hAnsi="Times New Roman" w:cs="Times New Roman"/>
+          <w:lang w:val="es-419"/>
+        </w:rPr>
+        <w:t>]</w:t>
+      </w:r>
+      <w:r>
+        <w:rPr>
+          <w:rFonts w:ascii="Times New Roman" w:eastAsia="Times New Roman" w:hAnsi="Times New Roman" w:cs="Times New Roman"/>
+          <w:lang w:val="es-419"/>
+        </w:rPr>
+        <w:t xml:space="preserve">. </w:t>
+      </w:r>
+      <w:r>
+        <w:rPr>
+          <w:rFonts w:ascii="Times New Roman" w:eastAsia="Times New Roman" w:hAnsi="Times New Roman" w:cs="Times New Roman"/>
+          <w:lang w:val="es-419"/>
+        </w:rPr>
+        <w:t>Investigaciones</w:t>
+      </w:r>
+      <w:r>
+        <w:rPr>
+          <w:rFonts w:ascii="Times New Roman" w:eastAsia="Times New Roman" w:hAnsi="Times New Roman" w:cs="Times New Roman"/>
+          <w:lang w:val="es-419"/>
+        </w:rPr>
+        <w:t xml:space="preserve"> recientes </w:t>
+      </w:r>
+      <w:r>
+        <w:rPr>
+          <w:rFonts w:ascii="Times New Roman" w:eastAsia="Times New Roman" w:hAnsi="Times New Roman" w:cs="Times New Roman"/>
+          <w:lang w:val="es-419"/>
+        </w:rPr>
+        <w:t>introdujeron atributos de calidad basados en mediciones y análisis comparativos con métodos tradicionales para evaluar el rendimiento de DevOps</w:t>
+      </w:r>
+      <w:r>
+        <w:rPr>
+          <w:rFonts w:ascii="Times New Roman" w:eastAsia="Times New Roman" w:hAnsi="Times New Roman" w:cs="Times New Roman"/>
+          <w:lang w:val="es-419"/>
+        </w:rPr>
+        <w:t xml:space="preserve"> </w:t>
+      </w:r>
+      <w:r>
+        <w:rPr>
+          <w:rFonts w:ascii="Times New Roman" w:eastAsia="Times New Roman" w:hAnsi="Times New Roman" w:cs="Times New Roman"/>
+          <w:lang w:val="es-419"/>
+        </w:rPr>
+        <w:t>[12]. Las métricas clave para evaluar son:</w:t>
+      </w:r>
+    </w:p>
+    <w:p>
+      <w:pPr>
+        <w:pStyle w:val="ListParagraph"/>
+        <w:numPr>
+          <w:ilvl w:val="0"/>
+          <w:numId w:val="12"/>
+        </w:numPr>
+        <w:tabs>
+          <w:tab w:val="left" w:pos="720"/>
+        </w:tabs>
+        <w:rPr>
+          <w:rFonts w:ascii="Times New Roman" w:eastAsia="Times New Roman" w:hAnsi="Times New Roman" w:cs="Times New Roman"/>
+          <w:lang w:val="es-419"/>
+        </w:rPr>
+      </w:pPr>
+      <w:r>
+        <w:rPr>
+          <w:rFonts w:ascii="Times New Roman" w:eastAsia="Times New Roman" w:hAnsi="Times New Roman" w:cs="Times New Roman"/>
+          <w:lang w:val="es-419"/>
+        </w:rPr>
+        <w:t>Frecuencia de despliegue</w:t>
+      </w:r>
+    </w:p>
+    <w:p>
+      <w:pPr>
+        <w:pStyle w:val="ListParagraph"/>
+        <w:numPr>
+          <w:ilvl w:val="0"/>
+          <w:numId w:val="12"/>
+        </w:numPr>
+        <w:tabs>
+          <w:tab w:val="left" w:pos="720"/>
+        </w:tabs>
+        <w:rPr>
+          <w:rFonts w:ascii="Times New Roman" w:eastAsia="Times New Roman" w:hAnsi="Times New Roman" w:cs="Times New Roman"/>
+          <w:lang w:val="es-419"/>
+        </w:rPr>
+      </w:pPr>
+      <w:r>
+        <w:rPr>
+          <w:rFonts w:ascii="Times New Roman" w:eastAsia="Times New Roman" w:hAnsi="Times New Roman" w:cs="Times New Roman"/>
+          <w:lang w:val="es-419"/>
+        </w:rPr>
+        <w:t>Tiempo de entrega de cambios (</w:t>
+      </w:r>
+      <w:r>
+        <w:rPr>
+          <w:rFonts w:ascii="Times New Roman" w:eastAsia="Times New Roman" w:hAnsi="Times New Roman" w:cs="Times New Roman"/>
+          <w:i/>
+          <w:iCs/>
+          <w:lang w:val="es-419"/>
+        </w:rPr>
+        <w:t>Lead Time</w:t>
+      </w:r>
+      <w:r>
+        <w:rPr>
+          <w:rFonts w:ascii="Times New Roman" w:eastAsia="Times New Roman" w:hAnsi="Times New Roman" w:cs="Times New Roman"/>
+          <w:lang w:val="es-419"/>
+        </w:rPr>
+        <w:t xml:space="preserve">): Tiempo desde el </w:t>
+      </w:r>
+      <w:r>
+        <w:rPr>
+          <w:rFonts w:ascii="Times New Roman" w:eastAsia="Times New Roman" w:hAnsi="Times New Roman" w:cs="Times New Roman"/>
+          <w:i/>
+          <w:iCs/>
+          <w:lang w:val="es-419"/>
+        </w:rPr>
+        <w:t>commit</w:t>
+      </w:r>
+      <w:r>
+        <w:rPr>
+          <w:rFonts w:ascii="Times New Roman" w:eastAsia="Times New Roman" w:hAnsi="Times New Roman" w:cs="Times New Roman"/>
+          <w:lang w:val="es-419"/>
+        </w:rPr>
+        <w:t xml:space="preserve"> del código hasta su despliegue en producción.</w:t>
+      </w:r>
+    </w:p>
+    <w:p>
+      <w:pPr>
+        <w:pStyle w:val="ListParagraph"/>
+        <w:numPr>
+          <w:ilvl w:val="0"/>
+          <w:numId w:val="12"/>
+        </w:numPr>
+        <w:tabs>
+          <w:tab w:val="left" w:pos="720"/>
+        </w:tabs>
+        <w:rPr>
+          <w:rFonts w:ascii="Times New Roman" w:eastAsia="Times New Roman" w:hAnsi="Times New Roman" w:cs="Times New Roman"/>
+          <w:lang w:val="es-419"/>
+        </w:rPr>
+      </w:pPr>
+      <w:r>
+        <w:rPr>
+          <w:rFonts w:ascii="Times New Roman" w:eastAsia="Times New Roman" w:hAnsi="Times New Roman" w:cs="Times New Roman"/>
+          <w:lang w:val="es-419"/>
+        </w:rPr>
+        <w:t>Tiempo medio de recuperación (MTTR): Tiempo necesario para recuperarse de fallos.</w:t>
+      </w:r>
+    </w:p>
+    <w:p>
+      <w:pPr>
+        <w:pStyle w:val="ListParagraph"/>
+        <w:numPr>
+          <w:ilvl w:val="0"/>
+          <w:numId w:val="12"/>
+        </w:numPr>
+        <w:tabs>
+          <w:tab w:val="left" w:pos="720"/>
+        </w:tabs>
+        <w:rPr>
+          <w:rFonts w:ascii="Times New Roman" w:eastAsia="Times New Roman" w:hAnsi="Times New Roman" w:cs="Times New Roman"/>
+          <w:lang w:val="es-419"/>
+        </w:rPr>
+      </w:pPr>
+      <w:r>
+        <w:rPr>
+          <w:rFonts w:ascii="Times New Roman" w:eastAsia="Times New Roman" w:hAnsi="Times New Roman" w:cs="Times New Roman"/>
+          <w:lang w:val="es-419"/>
+        </w:rPr>
+        <w:t>Tasa de fallos por cambio: Porcentaje de despliegues que causan fallos.</w:t>
+      </w:r>
+    </w:p>
+    <w:p>
+      <w:pPr>
+        <w:tabs>
+          <w:tab w:val="left" w:pos="720"/>
+        </w:tabs>
+        <w:rPr>
+          <w:rFonts w:ascii="Times New Roman" w:eastAsia="Times New Roman" w:hAnsi="Times New Roman" w:cs="Times New Roman"/>
+          <w:lang w:val="es-419"/>
+        </w:rPr>
+      </w:pPr>
+    </w:p>
+    <w:p>
+      <w:pPr>
+        <w:tabs>
+          <w:tab w:val="left" w:pos="720"/>
+        </w:tabs>
+        <w:ind w:firstLine="720"/>
+        <w:rPr>
+          <w:rFonts w:ascii="Times New Roman" w:eastAsia="Times New Roman" w:hAnsi="Times New Roman" w:cs="Times New Roman"/>
+          <w:lang w:val="es-419"/>
+        </w:rPr>
+      </w:pPr>
+      <w:r>
+        <w:rPr>
+          <w:rFonts w:ascii="Times New Roman" w:eastAsia="Times New Roman" w:hAnsi="Times New Roman" w:cs="Times New Roman"/>
+          <w:lang w:val="es-419"/>
+        </w:rPr>
+        <w:t>Esto enfatiza la importancia de establecer métricas base y monitorear continuamente las mejoras [12].</w:t>
+      </w:r>
+    </w:p>
+    <w:p>
+      <w:pPr>
+        <w:tabs>
+          <w:tab w:val="left" w:pos="720"/>
+        </w:tabs>
+        <w:ind w:firstLine="720"/>
+        <w:rPr>
+          <w:rFonts w:ascii="Times New Roman" w:eastAsia="Times New Roman" w:hAnsi="Times New Roman" w:cs="Times New Roman"/>
+          <w:lang w:val="es-419"/>
+        </w:rPr>
+      </w:pPr>
+    </w:p>
+    <w:p>
+      <w:pPr>
+        <w:tabs>
+          <w:tab w:val="left" w:pos="720"/>
+        </w:tabs>
+        <w:ind w:left="720"/>
+        <w:rPr>
+          <w:rFonts w:ascii="Times New Roman" w:eastAsia="Times New Roman" w:hAnsi="Times New Roman" w:cs="Times New Roman"/>
+          <w:lang w:val="es-419"/>
+        </w:rPr>
+      </w:pPr>
+      <w:r>
+        <w:rPr>
+          <w:rFonts w:ascii="Times New Roman" w:eastAsia="Times New Roman" w:hAnsi="Times New Roman" w:cs="Times New Roman"/>
+          <w:lang w:val="es-419"/>
+        </w:rPr>
+        <w:t xml:space="preserve">Estudios de casos de uso de grandes organizaciones como </w:t>
+      </w:r>
+      <w:r>
+        <w:rPr>
+          <w:rFonts w:ascii="Times New Roman" w:eastAsia="Times New Roman" w:hAnsi="Times New Roman" w:cs="Times New Roman"/>
+          <w:i/>
+          <w:iCs/>
+          <w:lang w:val="es-419"/>
+        </w:rPr>
+        <w:t xml:space="preserve">Cisco Systems </w:t>
+      </w:r>
+      <w:r>
+        <w:rPr>
+          <w:rFonts w:ascii="Times New Roman" w:eastAsia="Times New Roman" w:hAnsi="Times New Roman" w:cs="Times New Roman"/>
+          <w:lang w:val="es-419"/>
+        </w:rPr>
+        <w:t xml:space="preserve">demuestran la complejidad de transformar sistemas </w:t>
+      </w:r>
+      <w:r>
+        <w:rPr>
+          <w:rFonts w:ascii="Times New Roman" w:eastAsia="Times New Roman" w:hAnsi="Times New Roman" w:cs="Times New Roman"/>
+          <w:i/>
+          <w:iCs/>
+          <w:lang w:val="es-419"/>
+        </w:rPr>
+        <w:t xml:space="preserve">legacy </w:t>
+      </w:r>
+      <w:r>
+        <w:rPr>
+          <w:rFonts w:ascii="Times New Roman" w:eastAsia="Times New Roman" w:hAnsi="Times New Roman" w:cs="Times New Roman"/>
+          <w:lang w:val="es-419"/>
+        </w:rPr>
+        <w:t xml:space="preserve">de gestión de calidad </w:t>
+      </w:r>
+      <w:r>
+        <w:rPr>
+          <w:rFonts w:ascii="Times New Roman" w:eastAsia="Times New Roman" w:hAnsi="Times New Roman" w:cs="Times New Roman"/>
+          <w:lang w:val="es-419"/>
+        </w:rPr>
+        <w:t>p</w:t>
+      </w:r>
+      <w:r>
+        <w:rPr>
+          <w:rFonts w:ascii="Times New Roman" w:eastAsia="Times New Roman" w:hAnsi="Times New Roman" w:cs="Times New Roman"/>
+          <w:lang w:val="es-419"/>
+        </w:rPr>
+        <w:t xml:space="preserve">ara soportar organizaciones de desarrollo hibridas que usan tanto metodologías agiles/DevOps como </w:t>
+      </w:r>
+      <w:r>
+        <w:rPr>
+          <w:rFonts w:ascii="Times New Roman" w:eastAsia="Times New Roman" w:hAnsi="Times New Roman" w:cs="Times New Roman"/>
+          <w:i/>
+          <w:iCs/>
+          <w:lang w:val="es-419"/>
+        </w:rPr>
+        <w:t xml:space="preserve">Waterfall. </w:t>
+      </w:r>
+      <w:r>
+        <w:rPr>
+          <w:rFonts w:ascii="Times New Roman" w:eastAsia="Times New Roman" w:hAnsi="Times New Roman" w:cs="Times New Roman"/>
+          <w:lang w:val="es-419"/>
+        </w:rPr>
+        <w:t xml:space="preserve">El marco para esta transformación esta definida en seis áreas distintas: métricas, procesos, mediciones, reportes, análisis de calidad y cultura y liderazgo. </w:t>
+      </w:r>
+      <w:r>
+        <w:rPr>
+          <w:rFonts w:ascii="Times New Roman" w:eastAsia="Times New Roman" w:hAnsi="Times New Roman" w:cs="Times New Roman"/>
+          <w:lang w:val="es-419"/>
+        </w:rPr>
+        <w:t>Abordar estas áreas de manera integral no solo ayuda a reducir riesgos, sino que también</w:t>
+      </w:r>
+      <w:r>
+        <w:rPr>
+          <w:rFonts w:ascii="Times New Roman" w:eastAsia="Times New Roman" w:hAnsi="Times New Roman" w:cs="Times New Roman"/>
+          <w:lang w:val="es-419"/>
+        </w:rPr>
+        <w:t xml:space="preserve"> fomenta la innovación continua </w:t>
+      </w:r>
+      <w:r>
+        <w:rPr>
+          <w:rFonts w:ascii="Times New Roman" w:eastAsia="Times New Roman" w:hAnsi="Times New Roman" w:cs="Times New Roman"/>
+          <w:lang w:val="es-419"/>
+        </w:rPr>
+        <w:t>y mejora la capacidad de entrega y calidad del software.</w:t>
+      </w:r>
+    </w:p>
+    <w:p>
+      <w:pPr>
+        <w:tabs>
+          <w:tab w:val="left" w:pos="720"/>
+        </w:tabs>
+        <w:ind w:left="720"/>
+        <w:rPr>
+          <w:rFonts w:ascii="Times New Roman" w:eastAsia="Times New Roman" w:hAnsi="Times New Roman" w:cs="Times New Roman"/>
+          <w:lang w:val="es-419"/>
+        </w:rPr>
+      </w:pPr>
+    </w:p>
+    <w:p>
+      <w:pPr>
+        <w:tabs>
+          <w:tab w:val="left" w:pos="720"/>
+        </w:tabs>
+        <w:ind w:left="720"/>
+        <w:rPr>
+          <w:rFonts w:ascii="Times New Roman" w:eastAsia="Times New Roman" w:hAnsi="Times New Roman" w:cs="Times New Roman"/>
+          <w:lang w:val="es-419"/>
+        </w:rPr>
+      </w:pPr>
+    </w:p>
+    <w:p>
+      <w:pPr>
         <w:pBdr>
           <w:top w:val="nil"/>
           <w:left w:val="nil"/>
@@ -3997,7 +4728,6 @@
           <w:b/>
           <w:color w:val="000000"/>
         </w:rPr>
-        <w:lastRenderedPageBreak/>
         <w:t>METODOLOGÍA</w:t>
       </w:r>
     </w:p>
@@ -5721,73 +6451,18 @@
           <w:rFonts w:ascii="Times New Roman" w:eastAsia="Times New Roman" w:hAnsi="Times New Roman" w:cs="Times New Roman"/>
         </w:rPr>
       </w:pPr>
-      <w:proofErr w:type="spellStart"/>
       <w:r>
         <w:rPr>
           <w:rFonts w:ascii="Times New Roman" w:eastAsia="Times New Roman" w:hAnsi="Times New Roman" w:cs="Times New Roman"/>
           <w:lang w:val="en-US"/>
         </w:rPr>
-        <w:t>Gokarnaa</w:t>
-      </w:r>
-      <w:proofErr w:type="spellEnd"/>
-      <w:r>
-        <w:rPr>
-          <w:rFonts w:ascii="Times New Roman" w:eastAsia="Times New Roman" w:hAnsi="Times New Roman" w:cs="Times New Roman"/>
-          <w:lang w:val="en-US"/>
-        </w:rPr>
-        <w:t xml:space="preserve"> M, </w:t>
-      </w:r>
-      <w:proofErr w:type="spellStart"/>
-      <w:r>
-        <w:rPr>
-          <w:rFonts w:ascii="Times New Roman" w:eastAsia="Times New Roman" w:hAnsi="Times New Roman" w:cs="Times New Roman"/>
-          <w:lang w:val="en-US"/>
-        </w:rPr>
-        <w:t>Singhb</w:t>
-      </w:r>
-      <w:proofErr w:type="spellEnd"/>
-      <w:r>
-        <w:rPr>
-          <w:rFonts w:ascii="Times New Roman" w:eastAsia="Times New Roman" w:hAnsi="Times New Roman" w:cs="Times New Roman"/>
-          <w:lang w:val="en-US"/>
-        </w:rPr>
-        <w:t xml:space="preserve"> R. DevOps: A Historical Review and Future Works [Internet]. </w:t>
-      </w:r>
-      <w:proofErr w:type="spellStart"/>
-      <w:r>
-        <w:rPr>
-          <w:rFonts w:ascii="Times New Roman" w:eastAsia="Times New Roman" w:hAnsi="Times New Roman" w:cs="Times New Roman"/>
-          <w:lang w:val="en-US"/>
-        </w:rPr>
-        <w:t>arXiv</w:t>
-      </w:r>
-      <w:proofErr w:type="spellEnd"/>
-      <w:r>
-        <w:rPr>
-          <w:rFonts w:ascii="Times New Roman" w:eastAsia="Times New Roman" w:hAnsi="Times New Roman" w:cs="Times New Roman"/>
-          <w:lang w:val="en-US"/>
-        </w:rPr>
-        <w:t xml:space="preserve"> preprint arXiv:2012.06145; 2020 [cited 2025 Aug 12]. </w:t>
-      </w:r>
-      <w:r>
-        <w:rPr>
-          <w:rFonts w:ascii="Times New Roman" w:eastAsia="Times New Roman" w:hAnsi="Times New Roman" w:cs="Times New Roman"/>
-        </w:rPr>
-        <w:t xml:space="preserve">Available </w:t>
-      </w:r>
-      <w:proofErr w:type="spellStart"/>
-      <w:r>
-        <w:rPr>
-          <w:rFonts w:ascii="Times New Roman" w:eastAsia="Times New Roman" w:hAnsi="Times New Roman" w:cs="Times New Roman"/>
-        </w:rPr>
-        <w:t>from</w:t>
-      </w:r>
-      <w:proofErr w:type="spellEnd"/>
-      <w:r>
-        <w:rPr>
-          <w:rFonts w:ascii="Times New Roman" w:eastAsia="Times New Roman" w:hAnsi="Times New Roman" w:cs="Times New Roman"/>
-        </w:rPr>
-        <w:t xml:space="preserve">: </w:t>
+        <w:t xml:space="preserve">Gokarnaa M, Singhb R. DevOps: A Historical Review and Future Works [Internet]. arXiv preprint arXiv:2012.06145; 2020 [cited 2025 Aug 12]. </w:t>
+      </w:r>
+      <w:r>
+        <w:rPr>
+          <w:rFonts w:ascii="Times New Roman" w:eastAsia="Times New Roman" w:hAnsi="Times New Roman" w:cs="Times New Roman"/>
+        </w:rPr>
+        <w:t xml:space="preserve">Available from: </w:t>
       </w:r>
       <w:hyperlink r:id="rId12" w:history="1">
         <w:r>
@@ -5818,49 +6493,18 @@
           <w:rFonts w:ascii="Times New Roman" w:eastAsia="Times New Roman" w:hAnsi="Times New Roman" w:cs="Times New Roman"/>
         </w:rPr>
       </w:pPr>
-      <w:proofErr w:type="spellStart"/>
       <w:r>
         <w:rPr>
           <w:rFonts w:ascii="Times New Roman" w:eastAsia="Times New Roman" w:hAnsi="Times New Roman" w:cs="Times New Roman"/>
           <w:lang w:val="en-US"/>
         </w:rPr>
-        <w:t>Khomh</w:t>
-      </w:r>
-      <w:proofErr w:type="spellEnd"/>
-      <w:r>
-        <w:rPr>
-          <w:rFonts w:ascii="Times New Roman" w:eastAsia="Times New Roman" w:hAnsi="Times New Roman" w:cs="Times New Roman"/>
-          <w:lang w:val="en-US"/>
-        </w:rPr>
-        <w:t xml:space="preserve"> F, Adams B, Dhaliwal T, Zou Y. Understanding the impact of rapid releases on software quality: The case of Firefox. </w:t>
-      </w:r>
-      <w:proofErr w:type="spellStart"/>
-      <w:r>
-        <w:rPr>
-          <w:rFonts w:ascii="Times New Roman" w:eastAsia="Times New Roman" w:hAnsi="Times New Roman" w:cs="Times New Roman"/>
-        </w:rPr>
-        <w:t>Empir</w:t>
-      </w:r>
-      <w:proofErr w:type="spellEnd"/>
-      <w:r>
-        <w:rPr>
-          <w:rFonts w:ascii="Times New Roman" w:eastAsia="Times New Roman" w:hAnsi="Times New Roman" w:cs="Times New Roman"/>
-        </w:rPr>
-        <w:t xml:space="preserve"> Software Eng. 2014; Early </w:t>
-      </w:r>
-      <w:proofErr w:type="spellStart"/>
-      <w:r>
-        <w:rPr>
-          <w:rFonts w:ascii="Times New Roman" w:eastAsia="Times New Roman" w:hAnsi="Times New Roman" w:cs="Times New Roman"/>
-        </w:rPr>
-        <w:t>view</w:t>
-      </w:r>
-      <w:proofErr w:type="spellEnd"/>
-      <w:r>
-        <w:rPr>
-          <w:rFonts w:ascii="Times New Roman" w:eastAsia="Times New Roman" w:hAnsi="Times New Roman" w:cs="Times New Roman"/>
-        </w:rPr>
-        <w:t>. doi:10.1007/s10664-014-9308-x</w:t>
+        <w:t xml:space="preserve">Khomh F, Adams B, Dhaliwal T, Zou Y. Understanding the impact of rapid releases on software quality: The case of Firefox. </w:t>
+      </w:r>
+      <w:r>
+        <w:rPr>
+          <w:rFonts w:ascii="Times New Roman" w:eastAsia="Times New Roman" w:hAnsi="Times New Roman" w:cs="Times New Roman"/>
+        </w:rPr>
+        <w:t>Empir Software Eng. 2014; Early view. doi:10.1007/s10664-014-9308-x</w:t>
       </w:r>
     </w:p>
     <w:p>
@@ -5920,44 +6564,14 @@
         <w:rPr>
           <w:rFonts w:ascii="Times New Roman" w:eastAsia="Times New Roman" w:hAnsi="Times New Roman" w:cs="Times New Roman"/>
         </w:rPr>
-        <w:t xml:space="preserve">Costa, D., McIntosh, S., </w:t>
-      </w:r>
-      <w:proofErr w:type="spellStart"/>
-      <w:r>
-        <w:rPr>
-          <w:rFonts w:ascii="Times New Roman" w:eastAsia="Times New Roman" w:hAnsi="Times New Roman" w:cs="Times New Roman"/>
-        </w:rPr>
-        <w:t>Treude</w:t>
-      </w:r>
-      <w:proofErr w:type="spellEnd"/>
-      <w:r>
-        <w:rPr>
-          <w:rFonts w:ascii="Times New Roman" w:eastAsia="Times New Roman" w:hAnsi="Times New Roman" w:cs="Times New Roman"/>
-        </w:rPr>
-        <w:t xml:space="preserve">, C. et al. </w:t>
+        <w:t xml:space="preserve">Costa, D., McIntosh, S., Treude, C. et al. </w:t>
       </w:r>
       <w:r>
         <w:rPr>
           <w:rFonts w:ascii="Times New Roman" w:eastAsia="Times New Roman" w:hAnsi="Times New Roman" w:cs="Times New Roman"/>
           <w:lang w:val="en-US"/>
         </w:rPr>
-        <w:t xml:space="preserve">The impact of rapid release cycles on the integration delay of fixed issues. </w:t>
-      </w:r>
-      <w:proofErr w:type="spellStart"/>
-      <w:r>
-        <w:rPr>
-          <w:rFonts w:ascii="Times New Roman" w:eastAsia="Times New Roman" w:hAnsi="Times New Roman" w:cs="Times New Roman"/>
-          <w:lang w:val="en-US"/>
-        </w:rPr>
-        <w:t>Empir</w:t>
-      </w:r>
-      <w:proofErr w:type="spellEnd"/>
-      <w:r>
-        <w:rPr>
-          <w:rFonts w:ascii="Times New Roman" w:eastAsia="Times New Roman" w:hAnsi="Times New Roman" w:cs="Times New Roman"/>
-          <w:lang w:val="en-US"/>
-        </w:rPr>
-        <w:t xml:space="preserve"> Software Eng 23, 835–904 (2018). </w:t>
+        <w:t xml:space="preserve">The impact of rapid release cycles on the integration delay of fixed issues. Empir Software Eng 23, 835–904 (2018). </w:t>
       </w:r>
       <w:hyperlink r:id="rId13" w:history="1">
         <w:r>
@@ -5994,23 +6608,7 @@
           <w:rFonts w:ascii="Times New Roman" w:eastAsia="Times New Roman" w:hAnsi="Times New Roman" w:cs="Times New Roman"/>
           <w:lang w:val="en-US"/>
         </w:rPr>
-        <w:t xml:space="preserve">Kerzazi, N., &amp; </w:t>
-      </w:r>
-      <w:proofErr w:type="spellStart"/>
-      <w:r>
-        <w:rPr>
-          <w:rFonts w:ascii="Times New Roman" w:eastAsia="Times New Roman" w:hAnsi="Times New Roman" w:cs="Times New Roman"/>
-          <w:lang w:val="en-US"/>
-        </w:rPr>
-        <w:t>Khomh</w:t>
-      </w:r>
-      <w:proofErr w:type="spellEnd"/>
-      <w:r>
-        <w:rPr>
-          <w:rFonts w:ascii="Times New Roman" w:eastAsia="Times New Roman" w:hAnsi="Times New Roman" w:cs="Times New Roman"/>
-          <w:lang w:val="en-US"/>
-        </w:rPr>
-        <w:t xml:space="preserve">, F. (2014). Factors Impacting Rapid Releases: An Industrial Case Study. In Proceedings of the 8th ACM/IEEE International Symposium on Empirical Software Engineering and Measurement (ESEM '14), Torino, Italy, September 18-19, 2014 (pp. 180-190). </w:t>
+        <w:t xml:space="preserve">Kerzazi, N., &amp; Khomh, F. (2014). Factors Impacting Rapid Releases: An Industrial Case Study. In Proceedings of the 8th ACM/IEEE International Symposium on Empirical Software Engineering and Measurement (ESEM '14), Torino, Italy, September 18-19, 2014 (pp. 180-190). </w:t>
       </w:r>
       <w:r>
         <w:rPr>
@@ -6053,23 +6651,7 @@
           <w:rFonts w:ascii="Times New Roman" w:eastAsia="Times New Roman" w:hAnsi="Times New Roman" w:cs="Times New Roman"/>
           <w:lang w:val="en-US"/>
         </w:rPr>
-        <w:t xml:space="preserve">A. Mishra and Z. </w:t>
-      </w:r>
-      <w:proofErr w:type="spellStart"/>
-      <w:r>
-        <w:rPr>
-          <w:rFonts w:ascii="Times New Roman" w:eastAsia="Times New Roman" w:hAnsi="Times New Roman" w:cs="Times New Roman"/>
-          <w:lang w:val="en-US"/>
-        </w:rPr>
-        <w:t>Otaiwi</w:t>
-      </w:r>
-      <w:proofErr w:type="spellEnd"/>
-      <w:r>
-        <w:rPr>
-          <w:rFonts w:ascii="Times New Roman" w:eastAsia="Times New Roman" w:hAnsi="Times New Roman" w:cs="Times New Roman"/>
-          <w:lang w:val="en-US"/>
-        </w:rPr>
-        <w:t>, "DevOps and software quality: A systematic mapping," Computer Science Review, vol. 38, p. 100308, Nov. 2020</w:t>
+        <w:t>A. Mishra and Z. Otaiwi, "DevOps and software quality: A systematic mapping," Computer Science Review, vol. 38, p. 100308, Nov. 2020</w:t>
       </w:r>
     </w:p>
     <w:p>
@@ -6097,71 +6679,7 @@
           <w:rFonts w:ascii="Times New Roman" w:eastAsia="Times New Roman" w:hAnsi="Times New Roman" w:cs="Times New Roman"/>
           <w:lang w:val="en-US"/>
         </w:rPr>
-        <w:t xml:space="preserve">A. </w:t>
-      </w:r>
-      <w:proofErr w:type="spellStart"/>
-      <w:r>
-        <w:rPr>
-          <w:rFonts w:ascii="Times New Roman" w:eastAsia="Times New Roman" w:hAnsi="Times New Roman" w:cs="Times New Roman"/>
-          <w:lang w:val="en-US"/>
-        </w:rPr>
-        <w:t>Alnafessah</w:t>
-      </w:r>
-      <w:proofErr w:type="spellEnd"/>
-      <w:r>
-        <w:rPr>
-          <w:rFonts w:ascii="Times New Roman" w:eastAsia="Times New Roman" w:hAnsi="Times New Roman" w:cs="Times New Roman"/>
-          <w:lang w:val="en-US"/>
-        </w:rPr>
-        <w:t xml:space="preserve">, A. U. </w:t>
-      </w:r>
-      <w:proofErr w:type="spellStart"/>
-      <w:r>
-        <w:rPr>
-          <w:rFonts w:ascii="Times New Roman" w:eastAsia="Times New Roman" w:hAnsi="Times New Roman" w:cs="Times New Roman"/>
-          <w:lang w:val="en-US"/>
-        </w:rPr>
-        <w:t>Gias</w:t>
-      </w:r>
-      <w:proofErr w:type="spellEnd"/>
-      <w:r>
-        <w:rPr>
-          <w:rFonts w:ascii="Times New Roman" w:eastAsia="Times New Roman" w:hAnsi="Times New Roman" w:cs="Times New Roman"/>
-          <w:lang w:val="en-US"/>
-        </w:rPr>
-        <w:t xml:space="preserve">, R. Wang, L. Zhu, G. Casale, and A. </w:t>
-      </w:r>
-      <w:proofErr w:type="spellStart"/>
-      <w:r>
-        <w:rPr>
-          <w:rFonts w:ascii="Times New Roman" w:eastAsia="Times New Roman" w:hAnsi="Times New Roman" w:cs="Times New Roman"/>
-          <w:lang w:val="en-US"/>
-        </w:rPr>
-        <w:t>Filieri</w:t>
-      </w:r>
-      <w:proofErr w:type="spellEnd"/>
-      <w:r>
-        <w:rPr>
-          <w:rFonts w:ascii="Times New Roman" w:eastAsia="Times New Roman" w:hAnsi="Times New Roman" w:cs="Times New Roman"/>
-          <w:lang w:val="en-US"/>
-        </w:rPr>
-        <w:t xml:space="preserve">, "Quality-Aware DevOps Research: Where Do We </w:t>
-      </w:r>
-      <w:proofErr w:type="gramStart"/>
-      <w:r>
-        <w:rPr>
-          <w:rFonts w:ascii="Times New Roman" w:eastAsia="Times New Roman" w:hAnsi="Times New Roman" w:cs="Times New Roman"/>
-          <w:lang w:val="en-US"/>
-        </w:rPr>
-        <w:t>Stand?,</w:t>
-      </w:r>
-      <w:proofErr w:type="gramEnd"/>
-      <w:r>
-        <w:rPr>
-          <w:rFonts w:ascii="Times New Roman" w:eastAsia="Times New Roman" w:hAnsi="Times New Roman" w:cs="Times New Roman"/>
-          <w:lang w:val="en-US"/>
-        </w:rPr>
-        <w:t>" IEEE Access, vol. 9, pp. 44476–44489, 2021</w:t>
+        <w:t>A. Alnafessah, A. U. Gias, R. Wang, L. Zhu, G. Casale, and A. Filieri, "Quality-Aware DevOps Research: Where Do We Stand?," IEEE Access, vol. 9, pp. 44476–44489, 2021</w:t>
       </w:r>
     </w:p>
     <w:p>
@@ -6190,6 +6708,90 @@
           <w:lang w:val="en-US"/>
         </w:rPr>
         <w:t>M. M. A. Ibrahim, S. M. Syed-Mohamad, and M. H. Husin, "Managing Quality Assurance Challenges of DevOps through Analytics," in Proceedings of the 2019 8th International Conference on Software and Computer Applications, ACM, Feb. 2019, pp. 194–198</w:t>
+      </w:r>
+    </w:p>
+    <w:p>
+      <w:pPr>
+        <w:keepNext/>
+        <w:numPr>
+          <w:ilvl w:val="0"/>
+          <w:numId w:val="1"/>
+        </w:numPr>
+        <w:pBdr>
+          <w:top w:val="nil"/>
+          <w:left w:val="nil"/>
+          <w:bottom w:val="nil"/>
+          <w:right w:val="nil"/>
+          <w:between w:val="nil"/>
+        </w:pBdr>
+        <w:spacing w:before="240" w:after="120"/>
+        <w:rPr>
+          <w:rFonts w:ascii="Times New Roman" w:eastAsia="Times New Roman" w:hAnsi="Times New Roman" w:cs="Times New Roman"/>
+          <w:lang w:val="en-US"/>
+        </w:rPr>
+      </w:pPr>
+      <w:r>
+        <w:rPr>
+          <w:rFonts w:ascii="Times New Roman" w:eastAsia="Times New Roman" w:hAnsi="Times New Roman" w:cs="Times New Roman"/>
+          <w:lang w:val="en-US"/>
+        </w:rPr>
+        <w:t>J. Gmeiner, R. Ramler, and J. Haslinger, "Automated testing in the continuous delivery pipeline: A case study of an online company," in 2015 IEEE Eighth International Conference on Software Testing, Verification and Validation Workshops (ICSTW), IEEE, Apr. 2015, pp. 1–6</w:t>
+      </w:r>
+    </w:p>
+    <w:p>
+      <w:pPr>
+        <w:keepNext/>
+        <w:numPr>
+          <w:ilvl w:val="0"/>
+          <w:numId w:val="1"/>
+        </w:numPr>
+        <w:pBdr>
+          <w:top w:val="nil"/>
+          <w:left w:val="nil"/>
+          <w:bottom w:val="nil"/>
+          <w:right w:val="nil"/>
+          <w:between w:val="nil"/>
+        </w:pBdr>
+        <w:spacing w:before="240" w:after="120"/>
+        <w:rPr>
+          <w:rFonts w:ascii="Times New Roman" w:eastAsia="Times New Roman" w:hAnsi="Times New Roman" w:cs="Times New Roman"/>
+          <w:lang w:val="en-US"/>
+        </w:rPr>
+      </w:pPr>
+      <w:r>
+        <w:rPr>
+          <w:rFonts w:ascii="Times New Roman" w:eastAsia="Times New Roman" w:hAnsi="Times New Roman" w:cs="Times New Roman"/>
+          <w:lang w:val="en-US"/>
+        </w:rPr>
+        <w:t>F. Zampetti, S. Scalabrino, R. Oliveto, G. Canfora, and M. Di Penta, "How Open Source Projects Use Static Code Analysis Tools in Continuous Integration Pipelines," in 2017 IEEE/ACM 14th International Conference on Mining Software Repositories (MSR), IEEE, May 2017, pp. 334–344</w:t>
+      </w:r>
+    </w:p>
+    <w:p>
+      <w:pPr>
+        <w:keepNext/>
+        <w:numPr>
+          <w:ilvl w:val="0"/>
+          <w:numId w:val="1"/>
+        </w:numPr>
+        <w:pBdr>
+          <w:top w:val="nil"/>
+          <w:left w:val="nil"/>
+          <w:bottom w:val="nil"/>
+          <w:right w:val="nil"/>
+          <w:between w:val="nil"/>
+        </w:pBdr>
+        <w:spacing w:before="240" w:after="120"/>
+        <w:rPr>
+          <w:rFonts w:ascii="Times New Roman" w:eastAsia="Times New Roman" w:hAnsi="Times New Roman" w:cs="Times New Roman"/>
+          <w:lang w:val="en-US"/>
+        </w:rPr>
+      </w:pPr>
+      <w:r>
+        <w:rPr>
+          <w:rFonts w:ascii="Times New Roman" w:eastAsia="Times New Roman" w:hAnsi="Times New Roman" w:cs="Times New Roman"/>
+          <w:lang w:val="en-US"/>
+        </w:rPr>
+        <w:t>P. Batra and A. Jatain, "Measurement Based Performance Evaluation of DevOps," in 2020 International Conference on Computational Performance Evaluation (ComPE), IEEE, Jul. 2020, pp. 757–760</w:t>
       </w:r>
     </w:p>
     <w:p>
@@ -6416,6 +7018,119 @@
     </w:lvl>
   </w:abstractNum>
   <w:abstractNum w:abstractNumId="1" w15:restartNumberingAfterBreak="0">
+    <w:nsid w:val="0B0A32C2"/>
+    <w:multiLevelType w:val="hybridMultilevel"/>
+    <w:tmpl w:val="1A323C6A"/>
+    <w:lvl w:ilvl="0" w:tplc="04090001">
+      <w:start w:val="1"/>
+      <w:numFmt w:val="bullet"/>
+      <w:lvlText w:val=""/>
+      <w:lvlJc w:val="left"/>
+      <w:pPr>
+        <w:ind w:left="1440" w:hanging="360"/>
+      </w:pPr>
+      <w:rPr>
+        <w:rFonts w:ascii="Symbol" w:hAnsi="Symbol" w:hint="default"/>
+      </w:rPr>
+    </w:lvl>
+    <w:lvl w:ilvl="1" w:tplc="04090003" w:tentative="1">
+      <w:start w:val="1"/>
+      <w:numFmt w:val="bullet"/>
+      <w:lvlText w:val="o"/>
+      <w:lvlJc w:val="left"/>
+      <w:pPr>
+        <w:ind w:left="2160" w:hanging="360"/>
+      </w:pPr>
+      <w:rPr>
+        <w:rFonts w:ascii="Courier New" w:hAnsi="Courier New" w:cs="Courier New" w:hint="default"/>
+      </w:rPr>
+    </w:lvl>
+    <w:lvl w:ilvl="2" w:tplc="04090005" w:tentative="1">
+      <w:start w:val="1"/>
+      <w:numFmt w:val="bullet"/>
+      <w:lvlText w:val=""/>
+      <w:lvlJc w:val="left"/>
+      <w:pPr>
+        <w:ind w:left="2880" w:hanging="360"/>
+      </w:pPr>
+      <w:rPr>
+        <w:rFonts w:ascii="Wingdings" w:hAnsi="Wingdings" w:hint="default"/>
+      </w:rPr>
+    </w:lvl>
+    <w:lvl w:ilvl="3" w:tplc="04090001" w:tentative="1">
+      <w:start w:val="1"/>
+      <w:numFmt w:val="bullet"/>
+      <w:lvlText w:val=""/>
+      <w:lvlJc w:val="left"/>
+      <w:pPr>
+        <w:ind w:left="3600" w:hanging="360"/>
+      </w:pPr>
+      <w:rPr>
+        <w:rFonts w:ascii="Symbol" w:hAnsi="Symbol" w:hint="default"/>
+      </w:rPr>
+    </w:lvl>
+    <w:lvl w:ilvl="4" w:tplc="04090003" w:tentative="1">
+      <w:start w:val="1"/>
+      <w:numFmt w:val="bullet"/>
+      <w:lvlText w:val="o"/>
+      <w:lvlJc w:val="left"/>
+      <w:pPr>
+        <w:ind w:left="4320" w:hanging="360"/>
+      </w:pPr>
+      <w:rPr>
+        <w:rFonts w:ascii="Courier New" w:hAnsi="Courier New" w:cs="Courier New" w:hint="default"/>
+      </w:rPr>
+    </w:lvl>
+    <w:lvl w:ilvl="5" w:tplc="04090005" w:tentative="1">
+      <w:start w:val="1"/>
+      <w:numFmt w:val="bullet"/>
+      <w:lvlText w:val=""/>
+      <w:lvlJc w:val="left"/>
+      <w:pPr>
+        <w:ind w:left="5040" w:hanging="360"/>
+      </w:pPr>
+      <w:rPr>
+        <w:rFonts w:ascii="Wingdings" w:hAnsi="Wingdings" w:hint="default"/>
+      </w:rPr>
+    </w:lvl>
+    <w:lvl w:ilvl="6" w:tplc="04090001" w:tentative="1">
+      <w:start w:val="1"/>
+      <w:numFmt w:val="bullet"/>
+      <w:lvlText w:val=""/>
+      <w:lvlJc w:val="left"/>
+      <w:pPr>
+        <w:ind w:left="5760" w:hanging="360"/>
+      </w:pPr>
+      <w:rPr>
+        <w:rFonts w:ascii="Symbol" w:hAnsi="Symbol" w:hint="default"/>
+      </w:rPr>
+    </w:lvl>
+    <w:lvl w:ilvl="7" w:tplc="04090003" w:tentative="1">
+      <w:start w:val="1"/>
+      <w:numFmt w:val="bullet"/>
+      <w:lvlText w:val="o"/>
+      <w:lvlJc w:val="left"/>
+      <w:pPr>
+        <w:ind w:left="6480" w:hanging="360"/>
+      </w:pPr>
+      <w:rPr>
+        <w:rFonts w:ascii="Courier New" w:hAnsi="Courier New" w:cs="Courier New" w:hint="default"/>
+      </w:rPr>
+    </w:lvl>
+    <w:lvl w:ilvl="8" w:tplc="04090005" w:tentative="1">
+      <w:start w:val="1"/>
+      <w:numFmt w:val="bullet"/>
+      <w:lvlText w:val=""/>
+      <w:lvlJc w:val="left"/>
+      <w:pPr>
+        <w:ind w:left="7200" w:hanging="360"/>
+      </w:pPr>
+      <w:rPr>
+        <w:rFonts w:ascii="Wingdings" w:hAnsi="Wingdings" w:hint="default"/>
+      </w:rPr>
+    </w:lvl>
+  </w:abstractNum>
+  <w:abstractNum w:abstractNumId="2" w15:restartNumberingAfterBreak="0">
     <w:nsid w:val="16334CE7"/>
     <w:multiLevelType w:val="hybridMultilevel"/>
     <w:tmpl w:val="15EA333A"/>
@@ -6501,7 +7216,7 @@
       </w:pPr>
     </w:lvl>
   </w:abstractNum>
-  <w:abstractNum w:abstractNumId="2" w15:restartNumberingAfterBreak="0">
+  <w:abstractNum w:abstractNumId="3" w15:restartNumberingAfterBreak="0">
     <w:nsid w:val="260013D1"/>
     <w:multiLevelType w:val="hybridMultilevel"/>
     <w:tmpl w:val="F064C520"/>
@@ -6614,7 +7329,7 @@
       </w:rPr>
     </w:lvl>
   </w:abstractNum>
-  <w:abstractNum w:abstractNumId="3" w15:restartNumberingAfterBreak="0">
+  <w:abstractNum w:abstractNumId="4" w15:restartNumberingAfterBreak="0">
     <w:nsid w:val="2C8534F5"/>
     <w:multiLevelType w:val="hybridMultilevel"/>
     <w:tmpl w:val="D326DB28"/>
@@ -6700,7 +7415,7 @@
       </w:pPr>
     </w:lvl>
   </w:abstractNum>
-  <w:abstractNum w:abstractNumId="4" w15:restartNumberingAfterBreak="0">
+  <w:abstractNum w:abstractNumId="5" w15:restartNumberingAfterBreak="0">
     <w:nsid w:val="38A55057"/>
     <w:multiLevelType w:val="multilevel"/>
     <w:tmpl w:val="D5CC7722"/>
@@ -6813,7 +7528,7 @@
       </w:rPr>
     </w:lvl>
   </w:abstractNum>
-  <w:abstractNum w:abstractNumId="5" w15:restartNumberingAfterBreak="0">
+  <w:abstractNum w:abstractNumId="6" w15:restartNumberingAfterBreak="0">
     <w:nsid w:val="39F63F5B"/>
     <w:multiLevelType w:val="multilevel"/>
     <w:tmpl w:val="9162D3DE"/>
@@ -6928,7 +7643,7 @@
       </w:rPr>
     </w:lvl>
   </w:abstractNum>
-  <w:abstractNum w:abstractNumId="6" w15:restartNumberingAfterBreak="0">
+  <w:abstractNum w:abstractNumId="7" w15:restartNumberingAfterBreak="0">
     <w:nsid w:val="443D09CA"/>
     <w:multiLevelType w:val="multilevel"/>
     <w:tmpl w:val="9162D3DE"/>
@@ -7043,7 +7758,120 @@
       </w:rPr>
     </w:lvl>
   </w:abstractNum>
-  <w:abstractNum w:abstractNumId="7" w15:restartNumberingAfterBreak="0">
+  <w:abstractNum w:abstractNumId="8" w15:restartNumberingAfterBreak="0">
+    <w:nsid w:val="6E8F435A"/>
+    <w:multiLevelType w:val="hybridMultilevel"/>
+    <w:tmpl w:val="468A6804"/>
+    <w:lvl w:ilvl="0" w:tplc="04090001">
+      <w:start w:val="1"/>
+      <w:numFmt w:val="bullet"/>
+      <w:lvlText w:val=""/>
+      <w:lvlJc w:val="left"/>
+      <w:pPr>
+        <w:ind w:left="1440" w:hanging="360"/>
+      </w:pPr>
+      <w:rPr>
+        <w:rFonts w:ascii="Symbol" w:hAnsi="Symbol" w:hint="default"/>
+      </w:rPr>
+    </w:lvl>
+    <w:lvl w:ilvl="1" w:tplc="04090003" w:tentative="1">
+      <w:start w:val="1"/>
+      <w:numFmt w:val="bullet"/>
+      <w:lvlText w:val="o"/>
+      <w:lvlJc w:val="left"/>
+      <w:pPr>
+        <w:ind w:left="2160" w:hanging="360"/>
+      </w:pPr>
+      <w:rPr>
+        <w:rFonts w:ascii="Courier New" w:hAnsi="Courier New" w:cs="Courier New" w:hint="default"/>
+      </w:rPr>
+    </w:lvl>
+    <w:lvl w:ilvl="2" w:tplc="04090005" w:tentative="1">
+      <w:start w:val="1"/>
+      <w:numFmt w:val="bullet"/>
+      <w:lvlText w:val=""/>
+      <w:lvlJc w:val="left"/>
+      <w:pPr>
+        <w:ind w:left="2880" w:hanging="360"/>
+      </w:pPr>
+      <w:rPr>
+        <w:rFonts w:ascii="Wingdings" w:hAnsi="Wingdings" w:hint="default"/>
+      </w:rPr>
+    </w:lvl>
+    <w:lvl w:ilvl="3" w:tplc="04090001" w:tentative="1">
+      <w:start w:val="1"/>
+      <w:numFmt w:val="bullet"/>
+      <w:lvlText w:val=""/>
+      <w:lvlJc w:val="left"/>
+      <w:pPr>
+        <w:ind w:left="3600" w:hanging="360"/>
+      </w:pPr>
+      <w:rPr>
+        <w:rFonts w:ascii="Symbol" w:hAnsi="Symbol" w:hint="default"/>
+      </w:rPr>
+    </w:lvl>
+    <w:lvl w:ilvl="4" w:tplc="04090003" w:tentative="1">
+      <w:start w:val="1"/>
+      <w:numFmt w:val="bullet"/>
+      <w:lvlText w:val="o"/>
+      <w:lvlJc w:val="left"/>
+      <w:pPr>
+        <w:ind w:left="4320" w:hanging="360"/>
+      </w:pPr>
+      <w:rPr>
+        <w:rFonts w:ascii="Courier New" w:hAnsi="Courier New" w:cs="Courier New" w:hint="default"/>
+      </w:rPr>
+    </w:lvl>
+    <w:lvl w:ilvl="5" w:tplc="04090005" w:tentative="1">
+      <w:start w:val="1"/>
+      <w:numFmt w:val="bullet"/>
+      <w:lvlText w:val=""/>
+      <w:lvlJc w:val="left"/>
+      <w:pPr>
+        <w:ind w:left="5040" w:hanging="360"/>
+      </w:pPr>
+      <w:rPr>
+        <w:rFonts w:ascii="Wingdings" w:hAnsi="Wingdings" w:hint="default"/>
+      </w:rPr>
+    </w:lvl>
+    <w:lvl w:ilvl="6" w:tplc="04090001" w:tentative="1">
+      <w:start w:val="1"/>
+      <w:numFmt w:val="bullet"/>
+      <w:lvlText w:val=""/>
+      <w:lvlJc w:val="left"/>
+      <w:pPr>
+        <w:ind w:left="5760" w:hanging="360"/>
+      </w:pPr>
+      <w:rPr>
+        <w:rFonts w:ascii="Symbol" w:hAnsi="Symbol" w:hint="default"/>
+      </w:rPr>
+    </w:lvl>
+    <w:lvl w:ilvl="7" w:tplc="04090003" w:tentative="1">
+      <w:start w:val="1"/>
+      <w:numFmt w:val="bullet"/>
+      <w:lvlText w:val="o"/>
+      <w:lvlJc w:val="left"/>
+      <w:pPr>
+        <w:ind w:left="6480" w:hanging="360"/>
+      </w:pPr>
+      <w:rPr>
+        <w:rFonts w:ascii="Courier New" w:hAnsi="Courier New" w:cs="Courier New" w:hint="default"/>
+      </w:rPr>
+    </w:lvl>
+    <w:lvl w:ilvl="8" w:tplc="04090005" w:tentative="1">
+      <w:start w:val="1"/>
+      <w:numFmt w:val="bullet"/>
+      <w:lvlText w:val=""/>
+      <w:lvlJc w:val="left"/>
+      <w:pPr>
+        <w:ind w:left="7200" w:hanging="360"/>
+      </w:pPr>
+      <w:rPr>
+        <w:rFonts w:ascii="Wingdings" w:hAnsi="Wingdings" w:hint="default"/>
+      </w:rPr>
+    </w:lvl>
+  </w:abstractNum>
+  <w:abstractNum w:abstractNumId="9" w15:restartNumberingAfterBreak="0">
     <w:nsid w:val="6F764FC4"/>
     <w:multiLevelType w:val="multilevel"/>
     <w:tmpl w:val="A4BE8918"/>
@@ -7156,7 +7984,7 @@
       </w:rPr>
     </w:lvl>
   </w:abstractNum>
-  <w:abstractNum w:abstractNumId="8" w15:restartNumberingAfterBreak="0">
+  <w:abstractNum w:abstractNumId="10" w15:restartNumberingAfterBreak="0">
     <w:nsid w:val="7C4C3CB6"/>
     <w:multiLevelType w:val="hybridMultilevel"/>
     <w:tmpl w:val="AE8600A2"/>
@@ -7242,7 +8070,7 @@
       </w:pPr>
     </w:lvl>
   </w:abstractNum>
-  <w:abstractNum w:abstractNumId="9" w15:restartNumberingAfterBreak="0">
+  <w:abstractNum w:abstractNumId="11" w15:restartNumberingAfterBreak="0">
     <w:nsid w:val="7EE448DF"/>
     <w:multiLevelType w:val="multilevel"/>
     <w:tmpl w:val="9162D3DE"/>
@@ -7361,31 +8189,37 @@
     <w:abstractNumId w:val="0"/>
   </w:num>
   <w:num w:numId="2" w16cid:durableId="1234050652">
+    <w:abstractNumId w:val="9"/>
+  </w:num>
+  <w:num w:numId="3" w16cid:durableId="1499348142">
+    <w:abstractNumId w:val="11"/>
+  </w:num>
+  <w:num w:numId="4" w16cid:durableId="1900821398">
+    <w:abstractNumId w:val="5"/>
+  </w:num>
+  <w:num w:numId="5" w16cid:durableId="1100182271">
     <w:abstractNumId w:val="7"/>
   </w:num>
-  <w:num w:numId="3" w16cid:durableId="1499348142">
-    <w:abstractNumId w:val="9"/>
+  <w:num w:numId="6" w16cid:durableId="1035423596">
+    <w:abstractNumId w:val="6"/>
   </w:num>
-  <w:num w:numId="4" w16cid:durableId="1900821398">
+  <w:num w:numId="7" w16cid:durableId="1480220648">
+    <w:abstractNumId w:val="2"/>
+  </w:num>
+  <w:num w:numId="8" w16cid:durableId="1201479359">
     <w:abstractNumId w:val="4"/>
   </w:num>
-  <w:num w:numId="5" w16cid:durableId="1100182271">
-    <w:abstractNumId w:val="6"/>
+  <w:num w:numId="9" w16cid:durableId="611280265">
+    <w:abstractNumId w:val="10"/>
   </w:num>
-  <w:num w:numId="6" w16cid:durableId="1035423596">
-    <w:abstractNumId w:val="5"/>
-  </w:num>
-  <w:num w:numId="7" w16cid:durableId="1480220648">
-    <w:abstractNumId w:val="1"/>
-  </w:num>
-  <w:num w:numId="8" w16cid:durableId="1201479359">
+  <w:num w:numId="10" w16cid:durableId="1620841810">
     <w:abstractNumId w:val="3"/>
   </w:num>
-  <w:num w:numId="9" w16cid:durableId="611280265">
+  <w:num w:numId="11" w16cid:durableId="1768844541">
     <w:abstractNumId w:val="8"/>
   </w:num>
-  <w:num w:numId="10" w16cid:durableId="1620841810">
-    <w:abstractNumId w:val="2"/>
+  <w:num w:numId="12" w16cid:durableId="1751586523">
+    <w:abstractNumId w:val="1"/>
   </w:num>
 </w:numbering>
 </file>
@@ -8640,12 +9474,6 @@
 </file>
 
 <file path=customXml/item1.xml><?xml version="1.0" encoding="utf-8"?>
-<go:gDocsCustomXmlDataStorage xmlns:go="http://customooxmlschemas.google.com/" xmlns:r="http://schemas.openxmlformats.org/officeDocument/2006/relationships">
-  <go:docsCustomData xmlns:go="http://customooxmlschemas.google.com/" roundtripDataSignature="AMtx7mhWOFqCIjSP5ymZ4omUrDb8sxaNKA==">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</go:docsCustomData>
-</go:gDocsCustomXmlDataStorage>
-</file>
-
-<file path=customXml/item2.xml><?xml version="1.0" encoding="utf-8"?>
 <b:Sources xmlns:b="http://schemas.openxmlformats.org/officeDocument/2006/bibliography" StyleName="Chicago" SelectedStyle="\CHICAGO.XSL" Version="16">
   <b:Source>
     <b:Tag>source1</b:Tag>
@@ -8721,19 +9549,25 @@
 </b:Sources>
 </file>
 
+<file path=customXml/item2.xml><?xml version="1.0" encoding="utf-8"?>
+<go:gDocsCustomXmlDataStorage xmlns:go="http://customooxmlschemas.google.com/" xmlns:r="http://schemas.openxmlformats.org/officeDocument/2006/relationships">
+  <go:docsCustomData xmlns:go="http://customooxmlschemas.google.com/" roundtripDataSignature="AMtx7mhWOFqCIjSP5ymZ4omUrDb8sxaNKA==">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</go:docsCustomData>
+</go:gDocsCustomXmlDataStorage>
+</file>
+
 <file path=customXml/itemProps1.xml><?xml version="1.0" encoding="utf-8"?>
+<ds:datastoreItem xmlns:ds="http://schemas.openxmlformats.org/officeDocument/2006/customXml" ds:itemID="{B87A8438-573A-4030-A4C4-3542E57F64F0}">
+  <ds:schemaRefs>
+    <ds:schemaRef ds:uri="http://schemas.openxmlformats.org/officeDocument/2006/bibliography"/>
+  </ds:schemaRefs>
+</ds:datastoreItem>
+</file>
+
+<file path=customXml/itemProps2.xml><?xml version="1.0" encoding="utf-8"?>
 <ds:datastoreItem xmlns:ds="http://schemas.openxmlformats.org/officeDocument/2006/customXml" ds:itemID="{11111111-1234-1234-1234-123412341234}">
   <ds:schemaRefs>
     <ds:schemaRef ds:uri="http://customooxmlschemas.google.com/"/>
     <ds:schemaRef ds:uri="http://schemas.openxmlformats.org/officeDocument/2006/relationships"/>
   </ds:schemaRefs>
 </ds:datastoreItem>
-</file>
-
-<file path=customXml/itemProps2.xml><?xml version="1.0" encoding="utf-8"?>
-<ds:datastoreItem xmlns:ds="http://schemas.openxmlformats.org/officeDocument/2006/customXml" ds:itemID="{B87A8438-573A-4030-A4C4-3542E57F64F0}">
-  <ds:schemaRefs>
-    <ds:schemaRef ds:uri="http://schemas.openxmlformats.org/officeDocument/2006/bibliography"/>
-  </ds:schemaRefs>
-</ds:datastoreItem>
 </file>
--- a/propuestaEnriqueSanchez.docx
+++ b/propuestaEnriqueSanchez.docx
@@ -3150,53 +3150,32 @@
           <w:rFonts w:ascii="Times New Roman" w:eastAsia="Times New Roman" w:hAnsi="Times New Roman" w:cs="Times New Roman"/>
           <w:color w:val="000000"/>
         </w:rPr>
-        <w:t xml:space="preserve">, sino también algo hasta más importante, reputación. </w:t>
+        <w:t>, sino también algo hasta más importante</w:t>
       </w:r>
       <w:r>
         <w:rPr>
           <w:rFonts w:ascii="Times New Roman" w:eastAsia="Times New Roman" w:hAnsi="Times New Roman" w:cs="Times New Roman"/>
           <w:color w:val="000000"/>
         </w:rPr>
+        <w:t xml:space="preserve">: </w:t>
+      </w:r>
+      <w:r>
+        <w:rPr>
+          <w:rFonts w:ascii="Times New Roman" w:eastAsia="Times New Roman" w:hAnsi="Times New Roman" w:cs="Times New Roman"/>
+          <w:color w:val="000000"/>
+        </w:rPr>
+        <w:t xml:space="preserve">reputación. </w:t>
+      </w:r>
+      <w:r>
+        <w:rPr>
+          <w:rFonts w:ascii="Times New Roman" w:eastAsia="Times New Roman" w:hAnsi="Times New Roman" w:cs="Times New Roman"/>
+          <w:color w:val="000000"/>
+        </w:rPr>
         <w:t xml:space="preserve"> [3]</w:t>
       </w:r>
     </w:p>
     <w:p>
       <w:pPr>
-        <w:pBdr>
-          <w:top w:val="nil"/>
-          <w:left w:val="nil"/>
-          <w:bottom w:val="nil"/>
-          <w:right w:val="nil"/>
-          <w:between w:val="nil"/>
-        </w:pBdr>
-        <w:tabs>
-          <w:tab w:val="left" w:pos="720"/>
-        </w:tabs>
-        <w:ind w:left="1440"/>
-        <w:jc w:val="left"/>
-        <w:rPr>
-          <w:rFonts w:ascii="Times New Roman" w:hAnsi="Times New Roman" w:cs="Times New Roman"/>
-          <w:lang w:eastAsia="ja-JP"/>
-        </w:rPr>
-      </w:pPr>
-    </w:p>
-    <w:p>
-      <w:pPr>
-        <w:ind w:left="1440"/>
-        <w:rPr>
-          <w:rFonts w:ascii="Times New Roman" w:eastAsia="Times New Roman" w:hAnsi="Times New Roman" w:cs="Times New Roman"/>
-        </w:rPr>
-      </w:pPr>
-      <w:r>
-        <w:rPr>
-          <w:rFonts w:ascii="Times New Roman" w:eastAsia="Times New Roman" w:hAnsi="Times New Roman" w:cs="Times New Roman"/>
-        </w:rPr>
-        <w:t>Especialmente en Paraguay, las empresas tienden a subestimar el impacto del proceso de Aseguramiento de Calidad. Debido a esto, prácticas de QA están muy poco desarrolladas. Esto genera que muchos proyectos prioricen la entrega rápida sobre la calidad, lo que aumenta la probabilidad de que defectos y bugs lleguen a producción.</w:t>
-      </w:r>
-    </w:p>
-    <w:p>
-      <w:pPr>
-        <w:ind w:left="1440"/>
         <w:rPr>
           <w:rFonts w:ascii="Times New Roman" w:eastAsia="Times New Roman" w:hAnsi="Times New Roman" w:cs="Times New Roman"/>
         </w:rPr>
@@ -3870,7 +3849,6 @@
           <w:i/>
           <w:iCs/>
         </w:rPr>
-        <w:lastRenderedPageBreak/>
         <w:t xml:space="preserve">Pipelines </w:t>
       </w:r>
       <w:r>
@@ -3962,6 +3940,7 @@
           <w:rFonts w:ascii="Times New Roman" w:eastAsia="Times New Roman" w:hAnsi="Times New Roman" w:cs="Times New Roman"/>
           <w:lang w:val="es-419"/>
         </w:rPr>
+        <w:lastRenderedPageBreak/>
         <w:t>La automatización rigurosa de pruebas fue identificada como un factor principal para la entrega continua, particularmente para negocios online que despliegan cambios hasta varias veces por día</w:t>
       </w:r>
       <w:r>
@@ -4631,7 +4610,35 @@
           <w:rFonts w:ascii="Times New Roman" w:eastAsia="Times New Roman" w:hAnsi="Times New Roman" w:cs="Times New Roman"/>
           <w:lang w:val="es-419"/>
         </w:rPr>
-        <w:t xml:space="preserve">El marco para esta transformación esta definida en seis áreas distintas: métricas, procesos, mediciones, reportes, análisis de calidad y cultura y liderazgo. </w:t>
+        <w:t xml:space="preserve">El marco para esta transformación </w:t>
+      </w:r>
+      <w:r>
+        <w:rPr>
+          <w:rFonts w:ascii="Times New Roman" w:eastAsia="Times New Roman" w:hAnsi="Times New Roman" w:cs="Times New Roman"/>
+          <w:lang w:val="es-419"/>
+        </w:rPr>
+        <w:t>está</w:t>
+      </w:r>
+      <w:r>
+        <w:rPr>
+          <w:rFonts w:ascii="Times New Roman" w:eastAsia="Times New Roman" w:hAnsi="Times New Roman" w:cs="Times New Roman"/>
+          <w:lang w:val="es-419"/>
+        </w:rPr>
+        <w:t xml:space="preserve"> </w:t>
+      </w:r>
+      <w:r>
+        <w:rPr>
+          <w:rFonts w:ascii="Times New Roman" w:eastAsia="Times New Roman" w:hAnsi="Times New Roman" w:cs="Times New Roman"/>
+          <w:lang w:val="es-419"/>
+        </w:rPr>
+        <w:t>definido</w:t>
+      </w:r>
+      <w:r>
+        <w:rPr>
+          <w:rFonts w:ascii="Times New Roman" w:eastAsia="Times New Roman" w:hAnsi="Times New Roman" w:cs="Times New Roman"/>
+          <w:lang w:val="es-419"/>
+        </w:rPr>
+        <w:t xml:space="preserve"> en seis áreas distintas: métricas, procesos, mediciones, reportes, análisis de calidad y cultura y liderazgo. </w:t>
       </w:r>
       <w:r>
         <w:rPr>
@@ -4666,6 +4673,24 @@
           <w:lang w:val="es-419"/>
         </w:rPr>
       </w:pPr>
+    </w:p>
+    <w:p>
+      <w:pPr>
+        <w:tabs>
+          <w:tab w:val="left" w:pos="720"/>
+        </w:tabs>
+        <w:ind w:left="720"/>
+        <w:rPr>
+          <w:rFonts w:ascii="Times New Roman" w:eastAsia="Times New Roman" w:hAnsi="Times New Roman" w:cs="Times New Roman"/>
+          <w:lang w:val="es-419"/>
+        </w:rPr>
+      </w:pPr>
+      <w:r>
+        <w:rPr>
+          <w:rFonts w:ascii="Times New Roman" w:eastAsia="Times New Roman" w:hAnsi="Times New Roman" w:cs="Times New Roman"/>
+        </w:rPr>
+        <w:t>En conjunto, estos antecedentes evidencian que, si bien DevOps ha impulsado avances significativos en automatización, integración continua y entrega de software, aún persisten desafíos importantes relacionados con la integración efectiva de la calidad a lo largo de todo el pipeline, la definición de métricas consistentes y la detección temprana de defectos. Estas brechas refuerzan la necesidad de adoptar enfoques más integrales y sistemáticos de calidad continua, como el propuesto en este trabajo, el cual busca alinear prácticas de automatización, análisis y medición dentro del ciclo de vida DevOps para mejorar la capacidad de entrega y la calidad del software.</w:t>
+      </w:r>
     </w:p>
     <w:p>
       <w:pPr>
@@ -4874,6 +4899,27 @@
         </w:rPr>
         <w:t>Conclusiones y trabajos futuros</w:t>
       </w:r>
+    </w:p>
+    <w:p>
+      <w:pPr>
+        <w:rPr>
+          <w:rFonts w:ascii="Times New Roman" w:eastAsia="Times New Roman" w:hAnsi="Times New Roman" w:cs="Times New Roman"/>
+        </w:rPr>
+      </w:pPr>
+    </w:p>
+    <w:p>
+      <w:pPr>
+        <w:rPr>
+          <w:rFonts w:ascii="Times New Roman" w:eastAsia="Times New Roman" w:hAnsi="Times New Roman" w:cs="Times New Roman"/>
+        </w:rPr>
+      </w:pPr>
+    </w:p>
+    <w:p>
+      <w:pPr>
+        <w:rPr>
+          <w:rFonts w:ascii="Times New Roman" w:eastAsia="Times New Roman" w:hAnsi="Times New Roman" w:cs="Times New Roman"/>
+        </w:rPr>
+      </w:pPr>
     </w:p>
     <w:p>
       <w:pPr>
@@ -4907,6 +4953,7 @@
           <w:b/>
           <w:color w:val="000000"/>
         </w:rPr>
+        <w:lastRenderedPageBreak/>
         <w:t>RESULTADOS ESPERADOS DEL PROYECTO</w:t>
       </w:r>
     </w:p>
@@ -5217,8 +5264,15 @@
               <w:jc w:val="left"/>
               <w:rPr>
                 <w:rFonts w:ascii="Times New Roman" w:eastAsia="Times New Roman" w:hAnsi="Times New Roman" w:cs="Times New Roman"/>
-              </w:rPr>
-            </w:pPr>
+                <w:lang w:val="es-419"/>
+              </w:rPr>
+            </w:pPr>
+            <w:r>
+              <w:rPr>
+                <w:rFonts w:ascii="Times New Roman" w:eastAsia="Times New Roman" w:hAnsi="Times New Roman" w:cs="Times New Roman"/>
+              </w:rPr>
+              <w:t>Investigación bibliográfica y del estado del arte</w:t>
+            </w:r>
           </w:p>
         </w:tc>
         <w:tc>
@@ -5245,8 +5299,16 @@
               <w:jc w:val="left"/>
               <w:rPr>
                 <w:rFonts w:ascii="Times New Roman" w:eastAsia="Times New Roman" w:hAnsi="Times New Roman" w:cs="Times New Roman"/>
-              </w:rPr>
-            </w:pPr>
+                <w:lang w:val="es-419"/>
+              </w:rPr>
+            </w:pPr>
+            <w:r>
+              <w:rPr>
+                <w:rFonts w:ascii="Times New Roman" w:eastAsia="Times New Roman" w:hAnsi="Times New Roman" w:cs="Times New Roman"/>
+                <w:lang w:val="es-419"/>
+              </w:rPr>
+              <w:t>01/05/26</w:t>
+            </w:r>
           </w:p>
         </w:tc>
         <w:tc>
@@ -5275,6 +5337,12 @@
                 <w:rFonts w:ascii="Times New Roman" w:eastAsia="Times New Roman" w:hAnsi="Times New Roman" w:cs="Times New Roman"/>
               </w:rPr>
             </w:pPr>
+            <w:r>
+              <w:rPr>
+                <w:rFonts w:ascii="Times New Roman" w:eastAsia="Times New Roman" w:hAnsi="Times New Roman" w:cs="Times New Roman"/>
+              </w:rPr>
+              <w:t>15/06/26</w:t>
+            </w:r>
           </w:p>
         </w:tc>
         <w:tc>
@@ -5303,6 +5371,12 @@
                 <w:rFonts w:ascii="Times New Roman" w:eastAsia="Times New Roman" w:hAnsi="Times New Roman" w:cs="Times New Roman"/>
               </w:rPr>
             </w:pPr>
+            <w:r>
+              <w:rPr>
+                <w:rFonts w:ascii="Times New Roman" w:eastAsia="Times New Roman" w:hAnsi="Times New Roman" w:cs="Times New Roman"/>
+              </w:rPr>
+              <w:t>45</w:t>
+            </w:r>
           </w:p>
         </w:tc>
       </w:tr>
@@ -5336,6 +5410,36 @@
                 <w:rFonts w:ascii="Times New Roman" w:eastAsia="Times New Roman" w:hAnsi="Times New Roman" w:cs="Times New Roman"/>
               </w:rPr>
             </w:pPr>
+            <w:r>
+              <w:rPr>
+                <w:rFonts w:ascii="Times New Roman" w:eastAsia="Times New Roman" w:hAnsi="Times New Roman" w:cs="Times New Roman"/>
+              </w:rPr>
+              <w:t>Aplicación y análisis de</w:t>
+            </w:r>
+            <w:r>
+              <w:rPr>
+                <w:rFonts w:ascii="Times New Roman" w:eastAsia="Times New Roman" w:hAnsi="Times New Roman" w:cs="Times New Roman"/>
+              </w:rPr>
+              <w:t xml:space="preserve"> </w:t>
+            </w:r>
+            <w:r>
+              <w:rPr>
+                <w:rFonts w:ascii="Times New Roman" w:eastAsia="Times New Roman" w:hAnsi="Times New Roman" w:cs="Times New Roman"/>
+              </w:rPr>
+              <w:t>prácticas, herramientas y</w:t>
+            </w:r>
+            <w:r>
+              <w:rPr>
+                <w:rFonts w:ascii="Times New Roman" w:eastAsia="Times New Roman" w:hAnsi="Times New Roman" w:cs="Times New Roman"/>
+              </w:rPr>
+              <w:t xml:space="preserve"> </w:t>
+            </w:r>
+            <w:r>
+              <w:rPr>
+                <w:rFonts w:ascii="Times New Roman" w:eastAsia="Times New Roman" w:hAnsi="Times New Roman" w:cs="Times New Roman"/>
+              </w:rPr>
+              <w:t>enfoques identificados</w:t>
+            </w:r>
           </w:p>
         </w:tc>
         <w:tc>
@@ -5364,6 +5468,12 @@
                 <w:rFonts w:ascii="Times New Roman" w:eastAsia="Times New Roman" w:hAnsi="Times New Roman" w:cs="Times New Roman"/>
               </w:rPr>
             </w:pPr>
+            <w:r>
+              <w:rPr>
+                <w:rFonts w:ascii="Times New Roman" w:eastAsia="Times New Roman" w:hAnsi="Times New Roman" w:cs="Times New Roman"/>
+              </w:rPr>
+              <w:t>16/06/26</w:t>
+            </w:r>
           </w:p>
         </w:tc>
         <w:tc>
@@ -5392,6 +5502,12 @@
                 <w:rFonts w:ascii="Times New Roman" w:eastAsia="Times New Roman" w:hAnsi="Times New Roman" w:cs="Times New Roman"/>
               </w:rPr>
             </w:pPr>
+            <w:r>
+              <w:rPr>
+                <w:rFonts w:ascii="Times New Roman" w:eastAsia="Times New Roman" w:hAnsi="Times New Roman" w:cs="Times New Roman"/>
+              </w:rPr>
+              <w:t>31/07/26</w:t>
+            </w:r>
           </w:p>
         </w:tc>
         <w:tc>
@@ -5420,6 +5536,12 @@
                 <w:rFonts w:ascii="Times New Roman" w:eastAsia="Times New Roman" w:hAnsi="Times New Roman" w:cs="Times New Roman"/>
               </w:rPr>
             </w:pPr>
+            <w:r>
+              <w:rPr>
+                <w:rFonts w:ascii="Times New Roman" w:eastAsia="Times New Roman" w:hAnsi="Times New Roman" w:cs="Times New Roman"/>
+              </w:rPr>
+              <w:t>45</w:t>
+            </w:r>
           </w:p>
         </w:tc>
       </w:tr>
@@ -5453,6 +5575,36 @@
                 <w:rFonts w:ascii="Times New Roman" w:eastAsia="Times New Roman" w:hAnsi="Times New Roman" w:cs="Times New Roman"/>
               </w:rPr>
             </w:pPr>
+            <w:r>
+              <w:rPr>
+                <w:rFonts w:ascii="Times New Roman" w:eastAsia="Times New Roman" w:hAnsi="Times New Roman" w:cs="Times New Roman"/>
+              </w:rPr>
+              <w:t>Análisis de requerimientos,</w:t>
+            </w:r>
+            <w:r>
+              <w:rPr>
+                <w:rFonts w:ascii="Times New Roman" w:eastAsia="Times New Roman" w:hAnsi="Times New Roman" w:cs="Times New Roman"/>
+              </w:rPr>
+              <w:t xml:space="preserve"> </w:t>
+            </w:r>
+            <w:r>
+              <w:rPr>
+                <w:rFonts w:ascii="Times New Roman" w:eastAsia="Times New Roman" w:hAnsi="Times New Roman" w:cs="Times New Roman"/>
+              </w:rPr>
+              <w:t>riesgos y definición del</w:t>
+            </w:r>
+            <w:r>
+              <w:rPr>
+                <w:rFonts w:ascii="Times New Roman" w:eastAsia="Times New Roman" w:hAnsi="Times New Roman" w:cs="Times New Roman"/>
+              </w:rPr>
+              <w:t xml:space="preserve"> </w:t>
+            </w:r>
+            <w:r>
+              <w:rPr>
+                <w:rFonts w:ascii="Times New Roman" w:eastAsia="Times New Roman" w:hAnsi="Times New Roman" w:cs="Times New Roman"/>
+              </w:rPr>
+              <w:t>enfoque de calidad</w:t>
+            </w:r>
           </w:p>
         </w:tc>
         <w:tc>
@@ -5481,6 +5633,12 @@
                 <w:rFonts w:ascii="Times New Roman" w:eastAsia="Times New Roman" w:hAnsi="Times New Roman" w:cs="Times New Roman"/>
               </w:rPr>
             </w:pPr>
+            <w:r>
+              <w:rPr>
+                <w:rFonts w:ascii="Times New Roman" w:eastAsia="Times New Roman" w:hAnsi="Times New Roman" w:cs="Times New Roman"/>
+              </w:rPr>
+              <w:t>01/08/26</w:t>
+            </w:r>
           </w:p>
         </w:tc>
         <w:tc>
@@ -5509,6 +5667,12 @@
                 <w:rFonts w:ascii="Times New Roman" w:eastAsia="Times New Roman" w:hAnsi="Times New Roman" w:cs="Times New Roman"/>
               </w:rPr>
             </w:pPr>
+            <w:r>
+              <w:rPr>
+                <w:rFonts w:ascii="Times New Roman" w:eastAsia="Times New Roman" w:hAnsi="Times New Roman" w:cs="Times New Roman"/>
+              </w:rPr>
+              <w:t>15/09/26</w:t>
+            </w:r>
           </w:p>
         </w:tc>
         <w:tc>
@@ -5537,6 +5701,12 @@
                 <w:rFonts w:ascii="Times New Roman" w:eastAsia="Times New Roman" w:hAnsi="Times New Roman" w:cs="Times New Roman"/>
               </w:rPr>
             </w:pPr>
+            <w:r>
+              <w:rPr>
+                <w:rFonts w:ascii="Times New Roman" w:eastAsia="Times New Roman" w:hAnsi="Times New Roman" w:cs="Times New Roman"/>
+              </w:rPr>
+              <w:t>45</w:t>
+            </w:r>
           </w:p>
         </w:tc>
       </w:tr>
@@ -5570,6 +5740,36 @@
                 <w:rFonts w:ascii="Times New Roman" w:eastAsia="Times New Roman" w:hAnsi="Times New Roman" w:cs="Times New Roman"/>
               </w:rPr>
             </w:pPr>
+            <w:r>
+              <w:rPr>
+                <w:rFonts w:ascii="Times New Roman" w:eastAsia="Times New Roman" w:hAnsi="Times New Roman" w:cs="Times New Roman"/>
+              </w:rPr>
+              <w:t>Diseño del proceso de</w:t>
+            </w:r>
+            <w:r>
+              <w:rPr>
+                <w:rFonts w:ascii="Times New Roman" w:eastAsia="Times New Roman" w:hAnsi="Times New Roman" w:cs="Times New Roman"/>
+              </w:rPr>
+              <w:t xml:space="preserve"> </w:t>
+            </w:r>
+            <w:r>
+              <w:rPr>
+                <w:rFonts w:ascii="Times New Roman" w:eastAsia="Times New Roman" w:hAnsi="Times New Roman" w:cs="Times New Roman"/>
+              </w:rPr>
+              <w:t>Calidad Continua y del</w:t>
+            </w:r>
+            <w:r>
+              <w:rPr>
+                <w:rFonts w:ascii="Times New Roman" w:eastAsia="Times New Roman" w:hAnsi="Times New Roman" w:cs="Times New Roman"/>
+              </w:rPr>
+              <w:t xml:space="preserve"> </w:t>
+            </w:r>
+            <w:r>
+              <w:rPr>
+                <w:rFonts w:ascii="Times New Roman" w:eastAsia="Times New Roman" w:hAnsi="Times New Roman" w:cs="Times New Roman"/>
+              </w:rPr>
+              <w:t>pipeline CI/CD</w:t>
+            </w:r>
           </w:p>
         </w:tc>
         <w:tc>
@@ -5598,6 +5798,12 @@
                 <w:rFonts w:ascii="Times New Roman" w:eastAsia="Times New Roman" w:hAnsi="Times New Roman" w:cs="Times New Roman"/>
               </w:rPr>
             </w:pPr>
+            <w:r>
+              <w:rPr>
+                <w:rFonts w:ascii="Times New Roman" w:eastAsia="Times New Roman" w:hAnsi="Times New Roman" w:cs="Times New Roman"/>
+              </w:rPr>
+              <w:t>16/09/26</w:t>
+            </w:r>
           </w:p>
         </w:tc>
         <w:tc>
@@ -5626,6 +5832,12 @@
                 <w:rFonts w:ascii="Times New Roman" w:eastAsia="Times New Roman" w:hAnsi="Times New Roman" w:cs="Times New Roman"/>
               </w:rPr>
             </w:pPr>
+            <w:r>
+              <w:rPr>
+                <w:rFonts w:ascii="Times New Roman" w:eastAsia="Times New Roman" w:hAnsi="Times New Roman" w:cs="Times New Roman"/>
+              </w:rPr>
+              <w:t>31/10/26</w:t>
+            </w:r>
           </w:p>
         </w:tc>
         <w:tc>
@@ -5654,6 +5866,12 @@
                 <w:rFonts w:ascii="Times New Roman" w:eastAsia="Times New Roman" w:hAnsi="Times New Roman" w:cs="Times New Roman"/>
               </w:rPr>
             </w:pPr>
+            <w:r>
+              <w:rPr>
+                <w:rFonts w:ascii="Times New Roman" w:eastAsia="Times New Roman" w:hAnsi="Times New Roman" w:cs="Times New Roman"/>
+              </w:rPr>
+              <w:t>45</w:t>
+            </w:r>
           </w:p>
         </w:tc>
       </w:tr>
@@ -5687,6 +5905,36 @@
                 <w:rFonts w:ascii="Times New Roman" w:eastAsia="Times New Roman" w:hAnsi="Times New Roman" w:cs="Times New Roman"/>
               </w:rPr>
             </w:pPr>
+            <w:r>
+              <w:rPr>
+                <w:rFonts w:ascii="Times New Roman" w:eastAsia="Times New Roman" w:hAnsi="Times New Roman" w:cs="Times New Roman"/>
+              </w:rPr>
+              <w:t>Implementación de pruebas</w:t>
+            </w:r>
+            <w:r>
+              <w:rPr>
+                <w:rFonts w:ascii="Times New Roman" w:eastAsia="Times New Roman" w:hAnsi="Times New Roman" w:cs="Times New Roman"/>
+              </w:rPr>
+              <w:t xml:space="preserve"> </w:t>
+            </w:r>
+            <w:r>
+              <w:rPr>
+                <w:rFonts w:ascii="Times New Roman" w:eastAsia="Times New Roman" w:hAnsi="Times New Roman" w:cs="Times New Roman"/>
+              </w:rPr>
+              <w:t>automatizadas y herramientas</w:t>
+            </w:r>
+            <w:r>
+              <w:rPr>
+                <w:rFonts w:ascii="Times New Roman" w:eastAsia="Times New Roman" w:hAnsi="Times New Roman" w:cs="Times New Roman"/>
+              </w:rPr>
+              <w:t xml:space="preserve"> </w:t>
+            </w:r>
+            <w:r>
+              <w:rPr>
+                <w:rFonts w:ascii="Times New Roman" w:eastAsia="Times New Roman" w:hAnsi="Times New Roman" w:cs="Times New Roman"/>
+              </w:rPr>
+              <w:t>de análisis estático</w:t>
+            </w:r>
           </w:p>
         </w:tc>
         <w:tc>
@@ -5713,8 +5961,16 @@
               <w:jc w:val="left"/>
               <w:rPr>
                 <w:rFonts w:ascii="Times New Roman" w:eastAsia="Times New Roman" w:hAnsi="Times New Roman" w:cs="Times New Roman"/>
-              </w:rPr>
-            </w:pPr>
+                <w:lang w:val="en-US"/>
+              </w:rPr>
+            </w:pPr>
+            <w:r>
+              <w:rPr>
+                <w:rFonts w:ascii="Times New Roman" w:eastAsia="Times New Roman" w:hAnsi="Times New Roman" w:cs="Times New Roman"/>
+                <w:lang w:val="en-US"/>
+              </w:rPr>
+              <w:t>01/11/26</w:t>
+            </w:r>
           </w:p>
         </w:tc>
         <w:tc>
@@ -5743,6 +5999,12 @@
                 <w:rFonts w:ascii="Times New Roman" w:eastAsia="Times New Roman" w:hAnsi="Times New Roman" w:cs="Times New Roman"/>
               </w:rPr>
             </w:pPr>
+            <w:r>
+              <w:rPr>
+                <w:rFonts w:ascii="Times New Roman" w:eastAsia="Times New Roman" w:hAnsi="Times New Roman" w:cs="Times New Roman"/>
+              </w:rPr>
+              <w:t>15/01/27</w:t>
+            </w:r>
           </w:p>
         </w:tc>
         <w:tc>
@@ -5771,6 +6033,12 @@
                 <w:rFonts w:ascii="Times New Roman" w:eastAsia="Times New Roman" w:hAnsi="Times New Roman" w:cs="Times New Roman"/>
               </w:rPr>
             </w:pPr>
+            <w:r>
+              <w:rPr>
+                <w:rFonts w:ascii="Times New Roman" w:eastAsia="Times New Roman" w:hAnsi="Times New Roman" w:cs="Times New Roman"/>
+              </w:rPr>
+              <w:t>75</w:t>
+            </w:r>
           </w:p>
         </w:tc>
       </w:tr>
@@ -5804,6 +6072,24 @@
                 <w:rFonts w:ascii="Times New Roman" w:eastAsia="Times New Roman" w:hAnsi="Times New Roman" w:cs="Times New Roman"/>
               </w:rPr>
             </w:pPr>
+            <w:r>
+              <w:rPr>
+                <w:rFonts w:ascii="Times New Roman" w:eastAsia="Times New Roman" w:hAnsi="Times New Roman" w:cs="Times New Roman"/>
+              </w:rPr>
+              <w:t>Integración y ejecución del</w:t>
+            </w:r>
+            <w:r>
+              <w:rPr>
+                <w:rFonts w:ascii="Times New Roman" w:eastAsia="Times New Roman" w:hAnsi="Times New Roman" w:cs="Times New Roman"/>
+              </w:rPr>
+              <w:t xml:space="preserve"> </w:t>
+            </w:r>
+            <w:r>
+              <w:rPr>
+                <w:rFonts w:ascii="Times New Roman" w:eastAsia="Times New Roman" w:hAnsi="Times New Roman" w:cs="Times New Roman"/>
+              </w:rPr>
+              <w:t>pipeline CI/CD con métricas</w:t>
+            </w:r>
           </w:p>
         </w:tc>
         <w:tc>
@@ -5832,6 +6118,12 @@
                 <w:rFonts w:ascii="Times New Roman" w:eastAsia="Times New Roman" w:hAnsi="Times New Roman" w:cs="Times New Roman"/>
               </w:rPr>
             </w:pPr>
+            <w:r>
+              <w:rPr>
+                <w:rFonts w:ascii="Times New Roman" w:eastAsia="Times New Roman" w:hAnsi="Times New Roman" w:cs="Times New Roman"/>
+              </w:rPr>
+              <w:t>16/01/27</w:t>
+            </w:r>
           </w:p>
         </w:tc>
         <w:tc>
@@ -5860,6 +6152,12 @@
                 <w:rFonts w:ascii="Times New Roman" w:eastAsia="Times New Roman" w:hAnsi="Times New Roman" w:cs="Times New Roman"/>
               </w:rPr>
             </w:pPr>
+            <w:r>
+              <w:rPr>
+                <w:rFonts w:ascii="Times New Roman" w:eastAsia="Times New Roman" w:hAnsi="Times New Roman" w:cs="Times New Roman"/>
+              </w:rPr>
+              <w:t>28/02/27</w:t>
+            </w:r>
           </w:p>
         </w:tc>
         <w:tc>
@@ -5888,6 +6186,12 @@
                 <w:rFonts w:ascii="Times New Roman" w:eastAsia="Times New Roman" w:hAnsi="Times New Roman" w:cs="Times New Roman"/>
               </w:rPr>
             </w:pPr>
+            <w:r>
+              <w:rPr>
+                <w:rFonts w:ascii="Times New Roman" w:eastAsia="Times New Roman" w:hAnsi="Times New Roman" w:cs="Times New Roman"/>
+              </w:rPr>
+              <w:t>45</w:t>
+            </w:r>
           </w:p>
         </w:tc>
       </w:tr>
@@ -5921,6 +6225,24 @@
                 <w:rFonts w:ascii="Times New Roman" w:eastAsia="Times New Roman" w:hAnsi="Times New Roman" w:cs="Times New Roman"/>
               </w:rPr>
             </w:pPr>
+            <w:r>
+              <w:rPr>
+                <w:rFonts w:ascii="Times New Roman" w:eastAsia="Times New Roman" w:hAnsi="Times New Roman" w:cs="Times New Roman"/>
+              </w:rPr>
+              <w:t>Evaluación y análisis de</w:t>
+            </w:r>
+            <w:r>
+              <w:rPr>
+                <w:rFonts w:ascii="Times New Roman" w:eastAsia="Times New Roman" w:hAnsi="Times New Roman" w:cs="Times New Roman"/>
+              </w:rPr>
+              <w:t xml:space="preserve"> </w:t>
+            </w:r>
+            <w:r>
+              <w:rPr>
+                <w:rFonts w:ascii="Times New Roman" w:eastAsia="Times New Roman" w:hAnsi="Times New Roman" w:cs="Times New Roman"/>
+              </w:rPr>
+              <w:t>resultados obtenidos</w:t>
+            </w:r>
           </w:p>
         </w:tc>
         <w:tc>
@@ -5949,6 +6271,12 @@
                 <w:rFonts w:ascii="Times New Roman" w:eastAsia="Times New Roman" w:hAnsi="Times New Roman" w:cs="Times New Roman"/>
               </w:rPr>
             </w:pPr>
+            <w:r>
+              <w:rPr>
+                <w:rFonts w:ascii="Times New Roman" w:eastAsia="Times New Roman" w:hAnsi="Times New Roman" w:cs="Times New Roman"/>
+              </w:rPr>
+              <w:t>01/03/27</w:t>
+            </w:r>
           </w:p>
         </w:tc>
         <w:tc>
@@ -5977,6 +6305,12 @@
                 <w:rFonts w:ascii="Times New Roman" w:eastAsia="Times New Roman" w:hAnsi="Times New Roman" w:cs="Times New Roman"/>
               </w:rPr>
             </w:pPr>
+            <w:r>
+              <w:rPr>
+                <w:rFonts w:ascii="Times New Roman" w:eastAsia="Times New Roman" w:hAnsi="Times New Roman" w:cs="Times New Roman"/>
+              </w:rPr>
+              <w:t>31/03/27</w:t>
+            </w:r>
           </w:p>
         </w:tc>
         <w:tc>
@@ -6005,6 +6339,12 @@
                 <w:rFonts w:ascii="Times New Roman" w:eastAsia="Times New Roman" w:hAnsi="Times New Roman" w:cs="Times New Roman"/>
               </w:rPr>
             </w:pPr>
+            <w:r>
+              <w:rPr>
+                <w:rFonts w:ascii="Times New Roman" w:eastAsia="Times New Roman" w:hAnsi="Times New Roman" w:cs="Times New Roman"/>
+              </w:rPr>
+              <w:t>30</w:t>
+            </w:r>
           </w:p>
         </w:tc>
       </w:tr>
@@ -6038,6 +6378,24 @@
                 <w:rFonts w:ascii="Times New Roman" w:eastAsia="Times New Roman" w:hAnsi="Times New Roman" w:cs="Times New Roman"/>
               </w:rPr>
             </w:pPr>
+            <w:r>
+              <w:rPr>
+                <w:rFonts w:ascii="Times New Roman" w:eastAsia="Times New Roman" w:hAnsi="Times New Roman" w:cs="Times New Roman"/>
+              </w:rPr>
+              <w:t>Ajustes y optimización del</w:t>
+            </w:r>
+            <w:r>
+              <w:rPr>
+                <w:rFonts w:ascii="Times New Roman" w:eastAsia="Times New Roman" w:hAnsi="Times New Roman" w:cs="Times New Roman"/>
+              </w:rPr>
+              <w:t xml:space="preserve"> </w:t>
+            </w:r>
+            <w:r>
+              <w:rPr>
+                <w:rFonts w:ascii="Times New Roman" w:eastAsia="Times New Roman" w:hAnsi="Times New Roman" w:cs="Times New Roman"/>
+              </w:rPr>
+              <w:t>proceso propuesto</w:t>
+            </w:r>
           </w:p>
         </w:tc>
         <w:tc>
@@ -6066,6 +6424,12 @@
                 <w:rFonts w:ascii="Times New Roman" w:eastAsia="Times New Roman" w:hAnsi="Times New Roman" w:cs="Times New Roman"/>
               </w:rPr>
             </w:pPr>
+            <w:r>
+              <w:rPr>
+                <w:rFonts w:ascii="Times New Roman" w:eastAsia="Times New Roman" w:hAnsi="Times New Roman" w:cs="Times New Roman"/>
+              </w:rPr>
+              <w:t>01/04/27</w:t>
+            </w:r>
           </w:p>
         </w:tc>
         <w:tc>
@@ -6094,6 +6458,12 @@
                 <w:rFonts w:ascii="Times New Roman" w:eastAsia="Times New Roman" w:hAnsi="Times New Roman" w:cs="Times New Roman"/>
               </w:rPr>
             </w:pPr>
+            <w:r>
+              <w:rPr>
+                <w:rFonts w:ascii="Times New Roman" w:eastAsia="Times New Roman" w:hAnsi="Times New Roman" w:cs="Times New Roman"/>
+              </w:rPr>
+              <w:t>30/04/27</w:t>
+            </w:r>
           </w:p>
         </w:tc>
         <w:tc>
@@ -6122,6 +6492,165 @@
                 <w:rFonts w:ascii="Times New Roman" w:eastAsia="Times New Roman" w:hAnsi="Times New Roman" w:cs="Times New Roman"/>
               </w:rPr>
             </w:pPr>
+            <w:r>
+              <w:rPr>
+                <w:rFonts w:ascii="Times New Roman" w:eastAsia="Times New Roman" w:hAnsi="Times New Roman" w:cs="Times New Roman"/>
+              </w:rPr>
+              <w:t>30</w:t>
+            </w:r>
+          </w:p>
+        </w:tc>
+      </w:tr>
+      <w:tr>
+        <w:trPr>
+          <w:trHeight w:val="500"/>
+        </w:trPr>
+        <w:tc>
+          <w:tcPr>
+            <w:tcW w:w="4340" w:type="dxa"/>
+            <w:tcMar>
+              <w:top w:w="100" w:type="dxa"/>
+              <w:left w:w="100" w:type="dxa"/>
+              <w:bottom w:w="100" w:type="dxa"/>
+              <w:right w:w="100" w:type="dxa"/>
+            </w:tcMar>
+          </w:tcPr>
+          <w:p>
+            <w:pPr>
+              <w:widowControl w:val="0"/>
+              <w:pBdr>
+                <w:top w:val="nil"/>
+                <w:left w:val="nil"/>
+                <w:bottom w:val="nil"/>
+                <w:right w:val="nil"/>
+                <w:between w:val="nil"/>
+              </w:pBdr>
+              <w:spacing w:line="276" w:lineRule="auto"/>
+              <w:jc w:val="left"/>
+              <w:rPr>
+                <w:rFonts w:ascii="Times New Roman" w:eastAsia="Times New Roman" w:hAnsi="Times New Roman" w:cs="Times New Roman"/>
+              </w:rPr>
+            </w:pPr>
+            <w:r>
+              <w:rPr>
+                <w:rFonts w:ascii="Times New Roman" w:eastAsia="Times New Roman" w:hAnsi="Times New Roman" w:cs="Times New Roman"/>
+              </w:rPr>
+              <w:t>Redacción del documento</w:t>
+            </w:r>
+            <w:r>
+              <w:rPr>
+                <w:rFonts w:ascii="Times New Roman" w:eastAsia="Times New Roman" w:hAnsi="Times New Roman" w:cs="Times New Roman"/>
+              </w:rPr>
+              <w:t xml:space="preserve"> </w:t>
+            </w:r>
+            <w:r>
+              <w:rPr>
+                <w:rFonts w:ascii="Times New Roman" w:eastAsia="Times New Roman" w:hAnsi="Times New Roman" w:cs="Times New Roman"/>
+              </w:rPr>
+              <w:t>final de tesis</w:t>
+            </w:r>
+          </w:p>
+        </w:tc>
+        <w:tc>
+          <w:tcPr>
+            <w:tcW w:w="1520" w:type="dxa"/>
+            <w:tcMar>
+              <w:top w:w="100" w:type="dxa"/>
+              <w:left w:w="100" w:type="dxa"/>
+              <w:bottom w:w="100" w:type="dxa"/>
+              <w:right w:w="100" w:type="dxa"/>
+            </w:tcMar>
+          </w:tcPr>
+          <w:p>
+            <w:pPr>
+              <w:widowControl w:val="0"/>
+              <w:pBdr>
+                <w:top w:val="nil"/>
+                <w:left w:val="nil"/>
+                <w:bottom w:val="nil"/>
+                <w:right w:val="nil"/>
+                <w:between w:val="nil"/>
+              </w:pBdr>
+              <w:spacing w:line="276" w:lineRule="auto"/>
+              <w:jc w:val="left"/>
+              <w:rPr>
+                <w:rFonts w:ascii="Times New Roman" w:eastAsia="Times New Roman" w:hAnsi="Times New Roman" w:cs="Times New Roman"/>
+              </w:rPr>
+            </w:pPr>
+            <w:r>
+              <w:rPr>
+                <w:rFonts w:ascii="Times New Roman" w:eastAsia="Times New Roman" w:hAnsi="Times New Roman" w:cs="Times New Roman"/>
+              </w:rPr>
+              <w:t>01/02/27</w:t>
+            </w:r>
+          </w:p>
+        </w:tc>
+        <w:tc>
+          <w:tcPr>
+            <w:tcW w:w="1430" w:type="dxa"/>
+            <w:tcMar>
+              <w:top w:w="100" w:type="dxa"/>
+              <w:left w:w="100" w:type="dxa"/>
+              <w:bottom w:w="100" w:type="dxa"/>
+              <w:right w:w="100" w:type="dxa"/>
+            </w:tcMar>
+          </w:tcPr>
+          <w:p>
+            <w:pPr>
+              <w:widowControl w:val="0"/>
+              <w:pBdr>
+                <w:top w:val="nil"/>
+                <w:left w:val="nil"/>
+                <w:bottom w:val="nil"/>
+                <w:right w:val="nil"/>
+                <w:between w:val="nil"/>
+              </w:pBdr>
+              <w:spacing w:line="276" w:lineRule="auto"/>
+              <w:jc w:val="left"/>
+              <w:rPr>
+                <w:rFonts w:ascii="Times New Roman" w:eastAsia="Times New Roman" w:hAnsi="Times New Roman" w:cs="Times New Roman"/>
+              </w:rPr>
+            </w:pPr>
+            <w:r>
+              <w:rPr>
+                <w:rFonts w:ascii="Times New Roman" w:eastAsia="Times New Roman" w:hAnsi="Times New Roman" w:cs="Times New Roman"/>
+              </w:rPr>
+              <w:t>30/04/27</w:t>
+            </w:r>
+          </w:p>
+        </w:tc>
+        <w:tc>
+          <w:tcPr>
+            <w:tcW w:w="2105" w:type="dxa"/>
+            <w:tcMar>
+              <w:top w:w="100" w:type="dxa"/>
+              <w:left w:w="100" w:type="dxa"/>
+              <w:bottom w:w="100" w:type="dxa"/>
+              <w:right w:w="100" w:type="dxa"/>
+            </w:tcMar>
+          </w:tcPr>
+          <w:p>
+            <w:pPr>
+              <w:widowControl w:val="0"/>
+              <w:pBdr>
+                <w:top w:val="nil"/>
+                <w:left w:val="nil"/>
+                <w:bottom w:val="nil"/>
+                <w:right w:val="nil"/>
+                <w:between w:val="nil"/>
+              </w:pBdr>
+              <w:spacing w:line="276" w:lineRule="auto"/>
+              <w:jc w:val="left"/>
+              <w:rPr>
+                <w:rFonts w:ascii="Times New Roman" w:eastAsia="Times New Roman" w:hAnsi="Times New Roman" w:cs="Times New Roman"/>
+              </w:rPr>
+            </w:pPr>
+            <w:r>
+              <w:rPr>
+                <w:rFonts w:ascii="Times New Roman" w:eastAsia="Times New Roman" w:hAnsi="Times New Roman" w:cs="Times New Roman"/>
+              </w:rPr>
+              <w:t>90</w:t>
+            </w:r>
           </w:p>
         </w:tc>
       </w:tr>
@@ -6247,7 +6776,7 @@
           <w:rFonts w:ascii="Times New Roman" w:eastAsia="Times New Roman" w:hAnsi="Times New Roman" w:cs="Times New Roman"/>
           <w:b/>
         </w:rPr>
-        <w:t>Antecedentes</w:t>
+        <w:t>Marco Teórico y Estado del Arte</w:t>
       </w:r>
     </w:p>
     <w:p>
@@ -6270,7 +6799,7 @@
           <w:rFonts w:ascii="Times New Roman" w:eastAsia="Times New Roman" w:hAnsi="Times New Roman" w:cs="Times New Roman"/>
           <w:b/>
         </w:rPr>
-        <w:t xml:space="preserve">Problemática </w:t>
+        <w:t>Diseño del Proceso de QA Integrado</w:t>
       </w:r>
     </w:p>
     <w:p>
@@ -6293,30 +6822,14 @@
           <w:rFonts w:ascii="Times New Roman" w:eastAsia="Times New Roman" w:hAnsi="Times New Roman" w:cs="Times New Roman"/>
           <w:b/>
         </w:rPr>
-        <w:t>Propuesta</w:t>
-      </w:r>
-    </w:p>
-    <w:p>
-      <w:pPr>
-        <w:keepNext/>
-        <w:numPr>
-          <w:ilvl w:val="0"/>
-          <w:numId w:val="2"/>
-        </w:numPr>
-        <w:pBdr>
-          <w:top w:val="nil"/>
-          <w:left w:val="nil"/>
-          <w:bottom w:val="nil"/>
-          <w:right w:val="nil"/>
-          <w:between w:val="nil"/>
-        </w:pBdr>
-      </w:pPr>
+        <w:t>Implementación</w:t>
+      </w:r>
       <w:r>
         <w:rPr>
           <w:rFonts w:ascii="Times New Roman" w:eastAsia="Times New Roman" w:hAnsi="Times New Roman" w:cs="Times New Roman"/>
           <w:b/>
         </w:rPr>
-        <w:t>Experimentos y resultados</w:t>
+        <w:t xml:space="preserve"> y resultados</w:t>
       </w:r>
     </w:p>
     <w:p>
@@ -9474,6 +9987,12 @@
 </file>
 
 <file path=customXml/item1.xml><?xml version="1.0" encoding="utf-8"?>
+<go:gDocsCustomXmlDataStorage xmlns:go="http://customooxmlschemas.google.com/" xmlns:r="http://schemas.openxmlformats.org/officeDocument/2006/relationships">
+  <go:docsCustomData xmlns:go="http://customooxmlschemas.google.com/" roundtripDataSignature="AMtx7mhWOFqCIjSP5ymZ4omUrDb8sxaNKA==">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</go:docsCustomData>
+</go:gDocsCustomXmlDataStorage>
+</file>
+
+<file path=customXml/item2.xml><?xml version="1.0" encoding="utf-8"?>
 <b:Sources xmlns:b="http://schemas.openxmlformats.org/officeDocument/2006/bibliography" StyleName="Chicago" SelectedStyle="\CHICAGO.XSL" Version="16">
   <b:Source>
     <b:Tag>source1</b:Tag>
@@ -9549,25 +10068,19 @@
 </b:Sources>
 </file>
 
-<file path=customXml/item2.xml><?xml version="1.0" encoding="utf-8"?>
-<go:gDocsCustomXmlDataStorage xmlns:go="http://customooxmlschemas.google.com/" xmlns:r="http://schemas.openxmlformats.org/officeDocument/2006/relationships">
-  <go:docsCustomData xmlns:go="http://customooxmlschemas.google.com/" roundtripDataSignature="AMtx7mhWOFqCIjSP5ymZ4omUrDb8sxaNKA==">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</go:docsCustomData>
-</go:gDocsCustomXmlDataStorage>
-</file>
-
 <file path=customXml/itemProps1.xml><?xml version="1.0" encoding="utf-8"?>
-<ds:datastoreItem xmlns:ds="http://schemas.openxmlformats.org/officeDocument/2006/customXml" ds:itemID="{B87A8438-573A-4030-A4C4-3542E57F64F0}">
-  <ds:schemaRefs>
-    <ds:schemaRef ds:uri="http://schemas.openxmlformats.org/officeDocument/2006/bibliography"/>
-  </ds:schemaRefs>
-</ds:datastoreItem>
-</file>
-
-<file path=customXml/itemProps2.xml><?xml version="1.0" encoding="utf-8"?>
 <ds:datastoreItem xmlns:ds="http://schemas.openxmlformats.org/officeDocument/2006/customXml" ds:itemID="{11111111-1234-1234-1234-123412341234}">
   <ds:schemaRefs>
     <ds:schemaRef ds:uri="http://customooxmlschemas.google.com/"/>
     <ds:schemaRef ds:uri="http://schemas.openxmlformats.org/officeDocument/2006/relationships"/>
   </ds:schemaRefs>
 </ds:datastoreItem>
+</file>
+
+<file path=customXml/itemProps2.xml><?xml version="1.0" encoding="utf-8"?>
+<ds:datastoreItem xmlns:ds="http://schemas.openxmlformats.org/officeDocument/2006/customXml" ds:itemID="{B87A8438-573A-4030-A4C4-3542E57F64F0}">
+  <ds:schemaRefs>
+    <ds:schemaRef ds:uri="http://schemas.openxmlformats.org/officeDocument/2006/bibliography"/>
+  </ds:schemaRefs>
+</ds:datastoreItem>
 </file>
--- a/propuestaEnriqueSanchez.docx
+++ b/propuestaEnriqueSanchez.docx
@@ -2283,13 +2283,25 @@
         <w:rPr>
           <w:rFonts w:ascii="Times New Roman" w:eastAsia="Times New Roman" w:hAnsi="Times New Roman" w:cs="Times New Roman"/>
         </w:rPr>
+        <w:t xml:space="preserve"> </w:t>
+      </w:r>
+      <w:r>
+        <w:rPr>
+          <w:rFonts w:ascii="Times New Roman" w:eastAsia="Times New Roman" w:hAnsi="Times New Roman" w:cs="Times New Roman"/>
+        </w:rPr>
+        <w:t>[1]</w:t>
+      </w:r>
+      <w:r>
+        <w:rPr>
+          <w:rFonts w:ascii="Times New Roman" w:eastAsia="Times New Roman" w:hAnsi="Times New Roman" w:cs="Times New Roman"/>
+        </w:rPr>
         <w:t>.</w:t>
       </w:r>
       <w:r>
         <w:rPr>
           <w:rFonts w:ascii="Times New Roman" w:eastAsia="Times New Roman" w:hAnsi="Times New Roman" w:cs="Times New Roman"/>
         </w:rPr>
-        <w:t xml:space="preserve"> [1]</w:t>
+        <w:t xml:space="preserve"> </w:t>
       </w:r>
     </w:p>
     <w:p>
@@ -2379,7 +2391,19 @@
         <w:rPr>
           <w:rFonts w:ascii="Times New Roman" w:eastAsia="Times New Roman" w:hAnsi="Times New Roman" w:cs="Times New Roman"/>
         </w:rPr>
-        <w:t>. [2]</w:t>
+        <w:t xml:space="preserve"> </w:t>
+      </w:r>
+      <w:r>
+        <w:rPr>
+          <w:rFonts w:ascii="Times New Roman" w:eastAsia="Times New Roman" w:hAnsi="Times New Roman" w:cs="Times New Roman"/>
+        </w:rPr>
+        <w:t>[2]</w:t>
+      </w:r>
+      <w:r>
+        <w:rPr>
+          <w:rFonts w:ascii="Times New Roman" w:eastAsia="Times New Roman" w:hAnsi="Times New Roman" w:cs="Times New Roman"/>
+        </w:rPr>
+        <w:t xml:space="preserve">. </w:t>
       </w:r>
     </w:p>
     <w:p>
@@ -2554,7 +2578,21 @@
         <w:rPr>
           <w:rFonts w:ascii="Times New Roman" w:eastAsia="Times New Roman" w:hAnsi="Times New Roman" w:cs="Times New Roman"/>
         </w:rPr>
-        <w:t>Proponer un proceso integrado de aseguramiento de calidad (QA) en un entorno DevOps, enfocado en la automatización de pruebas dentro del pipeline CI/CD, para optimizar la calidad del software y garantizar la detección temprana de defectos</w:t>
+        <w:t xml:space="preserve">Proponer un proceso integrado de aseguramiento de calidad (QA) en un entorno DevOps, enfocado en la automatización de pruebas dentro del </w:t>
+      </w:r>
+      <w:r>
+        <w:rPr>
+          <w:rFonts w:ascii="Times New Roman" w:eastAsia="Times New Roman" w:hAnsi="Times New Roman" w:cs="Times New Roman"/>
+          <w:i/>
+          <w:iCs/>
+        </w:rPr>
+        <w:t>pipeline</w:t>
+      </w:r>
+      <w:r>
+        <w:rPr>
+          <w:rFonts w:ascii="Times New Roman" w:eastAsia="Times New Roman" w:hAnsi="Times New Roman" w:cs="Times New Roman"/>
+        </w:rPr>
+        <w:t xml:space="preserve"> CI/CD, para optimizar la calidad del software y garantizar la detección temprana de defectos</w:t>
       </w:r>
       <w:r>
         <w:rPr>
@@ -2651,13 +2689,34 @@
         <w:jc w:val="left"/>
         <w:rPr>
           <w:rFonts w:ascii="Times New Roman" w:eastAsia="Times New Roman" w:hAnsi="Times New Roman" w:cs="Times New Roman"/>
-        </w:rPr>
-      </w:pPr>
-      <w:r>
-        <w:rPr>
-          <w:rFonts w:ascii="Times New Roman" w:eastAsia="Times New Roman" w:hAnsi="Times New Roman" w:cs="Times New Roman"/>
-        </w:rPr>
-        <w:t>Identificar las mejores prácticas y herramientas para la automatización de pruebas y la medición de calidad en DevOps, basándose en una revisión bibliográfica exhaustiva.</w:t>
+          <w:lang w:val="en-US"/>
+        </w:rPr>
+      </w:pPr>
+      <w:r>
+        <w:rPr>
+          <w:rFonts w:ascii="Times New Roman" w:eastAsia="Times New Roman" w:hAnsi="Times New Roman" w:cs="Times New Roman"/>
+        </w:rPr>
+        <w:t>Realizar un análisis del estado del arte sobre la</w:t>
+      </w:r>
+      <w:r>
+        <w:rPr>
+          <w:rFonts w:ascii="Times New Roman" w:eastAsia="Times New Roman" w:hAnsi="Times New Roman" w:cs="Times New Roman"/>
+        </w:rPr>
+        <w:t xml:space="preserve">s prácticas de automatización de pruebas, medición de calidad y aseguramiento de calidad continua en entornos DevOps y </w:t>
+      </w:r>
+      <w:r>
+        <w:rPr>
+          <w:rFonts w:ascii="Times New Roman" w:eastAsia="Times New Roman" w:hAnsi="Times New Roman" w:cs="Times New Roman"/>
+          <w:i/>
+          <w:iCs/>
+        </w:rPr>
+        <w:t xml:space="preserve">pipelines </w:t>
+      </w:r>
+      <w:r>
+        <w:rPr>
+          <w:rFonts w:ascii="Times New Roman" w:eastAsia="Times New Roman" w:hAnsi="Times New Roman" w:cs="Times New Roman"/>
+        </w:rPr>
+        <w:t>CI/CD.</w:t>
       </w:r>
     </w:p>
     <w:p>
@@ -2691,6 +2750,7 @@
         <w:pStyle w:val="ListParagraph"/>
         <w:rPr>
           <w:rFonts w:ascii="Times New Roman" w:eastAsia="Times New Roman" w:hAnsi="Times New Roman" w:cs="Times New Roman"/>
+          <w:lang w:val="en-US"/>
         </w:rPr>
       </w:pPr>
       <w:r>
@@ -2742,7 +2802,27 @@
         <w:rPr>
           <w:rFonts w:ascii="Times New Roman" w:eastAsia="Times New Roman" w:hAnsi="Times New Roman" w:cs="Times New Roman"/>
         </w:rPr>
-        <w:t>Implementar herramientas de análisis estático de código (SAST) para la detección automatizada y temprana de vulnerabilidades.</w:t>
+        <w:t>Diseñar</w:t>
+      </w:r>
+      <w:r>
+        <w:rPr>
+          <w:rFonts w:ascii="Times New Roman" w:eastAsia="Times New Roman" w:hAnsi="Times New Roman" w:cs="Times New Roman"/>
+        </w:rPr>
+        <w:t xml:space="preserve"> un marco de trabajo para la integración de prácticas de aseguramiento de calidad en entornos DevOps y </w:t>
+      </w:r>
+      <w:r>
+        <w:rPr>
+          <w:rFonts w:ascii="Times New Roman" w:eastAsia="Times New Roman" w:hAnsi="Times New Roman" w:cs="Times New Roman"/>
+          <w:i/>
+          <w:iCs/>
+        </w:rPr>
+        <w:t xml:space="preserve">pipelines </w:t>
+      </w:r>
+      <w:r>
+        <w:rPr>
+          <w:rFonts w:ascii="Times New Roman" w:eastAsia="Times New Roman" w:hAnsi="Times New Roman" w:cs="Times New Roman"/>
+        </w:rPr>
+        <w:t>CI/CD, incorporando herramientas de automatización, análisis estático y medición de calidad.</w:t>
       </w:r>
     </w:p>
     <w:p>
@@ -2786,7 +2866,13 @@
         <w:rPr>
           <w:rFonts w:ascii="Times New Roman" w:eastAsia="Times New Roman" w:hAnsi="Times New Roman" w:cs="Times New Roman"/>
         </w:rPr>
-        <w:t>Diseñar y desarrollar un conjunto de pruebas automatizadas que cubran la funcionalidad crítica del sistema.</w:t>
+        <w:t>I</w:t>
+      </w:r>
+      <w:r>
+        <w:rPr>
+          <w:rFonts w:ascii="Times New Roman" w:eastAsia="Times New Roman" w:hAnsi="Times New Roman" w:cs="Times New Roman"/>
+        </w:rPr>
+        <w:t>mplementar el marco de trabajo propuesto mediante la integración de herramientas de automatización de pruebas, análisis de calidad y métricas dentro de un pipeline CI/CD.</w:t>
       </w:r>
     </w:p>
     <w:p>
@@ -2799,21 +2885,16 @@
         <w:rPr>
           <w:rFonts w:ascii="Times New Roman" w:eastAsia="Times New Roman" w:hAnsi="Times New Roman" w:cs="Times New Roman"/>
           <w:b/>
+          <w:bCs/>
         </w:rPr>
       </w:pPr>
       <w:r>
         <w:rPr>
           <w:rFonts w:ascii="Times New Roman" w:eastAsia="Times New Roman" w:hAnsi="Times New Roman" w:cs="Times New Roman"/>
           <w:b/>
-        </w:rPr>
-        <w:t xml:space="preserve">OBJETIVO </w:t>
-      </w:r>
-      <w:r>
-        <w:rPr>
-          <w:rFonts w:ascii="Times New Roman" w:eastAsia="Times New Roman" w:hAnsi="Times New Roman" w:cs="Times New Roman"/>
-          <w:b/>
-        </w:rPr>
-        <w:t>5</w:t>
+          <w:bCs/>
+        </w:rPr>
+        <w:t>OBJETIVO 7</w:t>
       </w:r>
     </w:p>
     <w:p>
@@ -2831,91 +2912,13 @@
         <w:rPr>
           <w:rFonts w:ascii="Times New Roman" w:eastAsia="Times New Roman" w:hAnsi="Times New Roman" w:cs="Times New Roman"/>
         </w:rPr>
-        <w:t>Integrar pruebas automáticas en el pipeline CI/CD, asegurando su ejecución continua con cada cambio introducido en el código.</w:t>
-      </w:r>
-    </w:p>
-    <w:p>
-      <w:pPr>
-        <w:numPr>
-          <w:ilvl w:val="0"/>
-          <w:numId w:val="3"/>
-        </w:numPr>
-        <w:ind w:left="1440"/>
-        <w:rPr>
-          <w:rFonts w:ascii="Times New Roman" w:eastAsia="Times New Roman" w:hAnsi="Times New Roman" w:cs="Times New Roman"/>
-          <w:b/>
-        </w:rPr>
-      </w:pPr>
-      <w:r>
-        <w:rPr>
-          <w:rFonts w:ascii="Times New Roman" w:eastAsia="Times New Roman" w:hAnsi="Times New Roman" w:cs="Times New Roman"/>
-          <w:b/>
-        </w:rPr>
-        <w:t>OBJETIVO 6</w:t>
-      </w:r>
-    </w:p>
-    <w:p>
-      <w:pPr>
-        <w:pStyle w:val="ListParagraph"/>
-        <w:widowControl w:val="0"/>
-        <w:spacing w:before="43"/>
-        <w:ind w:right="684"/>
-        <w:jc w:val="left"/>
-        <w:rPr>
-          <w:rFonts w:ascii="Times New Roman" w:eastAsia="Times New Roman" w:hAnsi="Times New Roman" w:cs="Times New Roman"/>
-        </w:rPr>
-      </w:pPr>
-      <w:r>
-        <w:rPr>
-          <w:rFonts w:ascii="Times New Roman" w:eastAsia="Times New Roman" w:hAnsi="Times New Roman" w:cs="Times New Roman"/>
-        </w:rPr>
-        <w:t>Definir e implementar métricas que permitan medir la eficiencia del proceso de QA y la estabilidad del producto.</w:t>
-      </w:r>
-    </w:p>
-    <w:p>
-      <w:pPr>
-        <w:numPr>
-          <w:ilvl w:val="0"/>
-          <w:numId w:val="3"/>
-        </w:numPr>
-        <w:ind w:left="1440"/>
-        <w:rPr>
-          <w:rFonts w:ascii="Times New Roman" w:eastAsia="Times New Roman" w:hAnsi="Times New Roman" w:cs="Times New Roman"/>
-          <w:b/>
-          <w:bCs/>
-        </w:rPr>
-      </w:pPr>
-      <w:r>
-        <w:rPr>
-          <w:rFonts w:ascii="Times New Roman" w:eastAsia="Times New Roman" w:hAnsi="Times New Roman" w:cs="Times New Roman"/>
-          <w:b/>
-          <w:bCs/>
-        </w:rPr>
-        <w:t>OBJETIVO 7</w:t>
-      </w:r>
-    </w:p>
-    <w:p>
-      <w:pPr>
-        <w:pStyle w:val="ListParagraph"/>
-        <w:widowControl w:val="0"/>
-        <w:spacing w:before="43"/>
-        <w:ind w:right="684"/>
-        <w:jc w:val="left"/>
-        <w:rPr>
-          <w:rFonts w:ascii="Times New Roman" w:eastAsia="Times New Roman" w:hAnsi="Times New Roman" w:cs="Times New Roman"/>
-        </w:rPr>
-      </w:pPr>
-      <w:r>
-        <w:rPr>
-          <w:rFonts w:ascii="Times New Roman" w:eastAsia="Times New Roman" w:hAnsi="Times New Roman" w:cs="Times New Roman"/>
-        </w:rPr>
-        <w:t>Evaluar</w:t>
-      </w:r>
-      <w:r>
-        <w:rPr>
-          <w:rFonts w:ascii="Times New Roman" w:eastAsia="Times New Roman" w:hAnsi="Times New Roman" w:cs="Times New Roman"/>
-        </w:rPr>
-        <w:t xml:space="preserve"> los resultados obtenidos para identificar cuellos de botella, áreas de riesgo y oportunidades de mejora continua en el flujo de trabajo.</w:t>
+        <w:t>E</w:t>
+      </w:r>
+      <w:r>
+        <w:rPr>
+          <w:rFonts w:ascii="Times New Roman" w:eastAsia="Times New Roman" w:hAnsi="Times New Roman" w:cs="Times New Roman"/>
+        </w:rPr>
+        <w:t>valuar la efectividad del marco de trabajo mediante el análisis de indicadores de calidad, eficiencia del proceso de QA y estabilidad del producto.</w:t>
       </w:r>
     </w:p>
     <w:p>
@@ -2975,7 +2978,6 @@
           <w:b/>
           <w:color w:val="000000"/>
         </w:rPr>
-        <w:lastRenderedPageBreak/>
         <w:t>FORMULACIÓN GENERAL DEL PROYECTO</w:t>
       </w:r>
     </w:p>
@@ -3115,13 +3117,21 @@
           <w:rFonts w:ascii="Times New Roman" w:eastAsia="Times New Roman" w:hAnsi="Times New Roman" w:cs="Times New Roman"/>
           <w:color w:val="000000"/>
         </w:rPr>
-        <w:t xml:space="preserve">donde el tiempo es dinero, y el éxito de un producto puede verse afectada por la reputación que las personas tienen sobre este. Es por eso </w:t>
+        <w:t xml:space="preserve">donde el tiempo es dinero, y el éxito de un </w:t>
       </w:r>
       <w:r>
         <w:rPr>
           <w:rFonts w:ascii="Times New Roman" w:eastAsia="Times New Roman" w:hAnsi="Times New Roman" w:cs="Times New Roman"/>
           <w:color w:val="000000"/>
         </w:rPr>
+        <w:lastRenderedPageBreak/>
+        <w:t xml:space="preserve">producto puede verse afectada por la reputación que las personas tienen sobre este. Es por eso </w:t>
+      </w:r>
+      <w:r>
+        <w:rPr>
+          <w:rFonts w:ascii="Times New Roman" w:eastAsia="Times New Roman" w:hAnsi="Times New Roman" w:cs="Times New Roman"/>
+          <w:color w:val="000000"/>
+        </w:rPr>
         <w:t>por lo que</w:t>
       </w:r>
       <w:r>
@@ -3164,14 +3174,35 @@
           <w:rFonts w:ascii="Times New Roman" w:eastAsia="Times New Roman" w:hAnsi="Times New Roman" w:cs="Times New Roman"/>
           <w:color w:val="000000"/>
         </w:rPr>
-        <w:t xml:space="preserve">reputación. </w:t>
+        <w:t>reputación</w:t>
       </w:r>
       <w:r>
         <w:rPr>
           <w:rFonts w:ascii="Times New Roman" w:eastAsia="Times New Roman" w:hAnsi="Times New Roman" w:cs="Times New Roman"/>
           <w:color w:val="000000"/>
         </w:rPr>
-        <w:t xml:space="preserve"> [3]</w:t>
+        <w:t xml:space="preserve"> </w:t>
+      </w:r>
+      <w:r>
+        <w:rPr>
+          <w:rFonts w:ascii="Times New Roman" w:eastAsia="Times New Roman" w:hAnsi="Times New Roman" w:cs="Times New Roman"/>
+          <w:color w:val="000000"/>
+        </w:rPr>
+        <w:t>[3]</w:t>
+      </w:r>
+      <w:r>
+        <w:rPr>
+          <w:rFonts w:ascii="Times New Roman" w:eastAsia="Times New Roman" w:hAnsi="Times New Roman" w:cs="Times New Roman"/>
+          <w:color w:val="000000"/>
+        </w:rPr>
+        <w:t xml:space="preserve">. </w:t>
+      </w:r>
+      <w:r>
+        <w:rPr>
+          <w:rFonts w:ascii="Times New Roman" w:eastAsia="Times New Roman" w:hAnsi="Times New Roman" w:cs="Times New Roman"/>
+          <w:color w:val="000000"/>
+        </w:rPr>
+        <w:t xml:space="preserve"> </w:t>
       </w:r>
     </w:p>
     <w:p>
@@ -3940,7 +3971,6 @@
           <w:rFonts w:ascii="Times New Roman" w:eastAsia="Times New Roman" w:hAnsi="Times New Roman" w:cs="Times New Roman"/>
           <w:lang w:val="es-419"/>
         </w:rPr>
-        <w:lastRenderedPageBreak/>
         <w:t>La automatización rigurosa de pruebas fue identificada como un factor principal para la entrega continua, particularmente para negocios online que despliegan cambios hasta varias veces por día</w:t>
       </w:r>
       <w:r>
@@ -4036,6 +4066,7 @@
           <w:rFonts w:ascii="Times New Roman" w:eastAsia="Times New Roman" w:hAnsi="Times New Roman" w:cs="Times New Roman"/>
           <w:lang w:val="es-419"/>
         </w:rPr>
+        <w:lastRenderedPageBreak/>
         <w:t>Pirámide de Pruebas</w:t>
       </w:r>
       <w:r>
@@ -4953,7 +4984,6 @@
           <w:b/>
           <w:color w:val="000000"/>
         </w:rPr>
-        <w:lastRenderedPageBreak/>
         <w:t>RESULTADOS ESPERADOS DEL PROYECTO</w:t>
       </w:r>
     </w:p>
@@ -9256,6 +9286,7 @@
   <w:style w:type="character" w:default="1" w:styleId="DefaultParagraphFont">
     <w:name w:val="Default Paragraph Font"/>
     <w:uiPriority w:val="1"/>
+    <w:semiHidden/>
     <w:unhideWhenUsed/>
   </w:style>
   <w:style w:type="table" w:default="1" w:styleId="TableNormal">
@@ -9987,12 +10018,6 @@
 </file>
 
 <file path=customXml/item1.xml><?xml version="1.0" encoding="utf-8"?>
-<go:gDocsCustomXmlDataStorage xmlns:go="http://customooxmlschemas.google.com/" xmlns:r="http://schemas.openxmlformats.org/officeDocument/2006/relationships">
-  <go:docsCustomData xmlns:go="http://customooxmlschemas.google.com/" roundtripDataSignature="AMtx7mhWOFqCIjSP5ymZ4omUrDb8sxaNKA==">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</go:docsCustomData>
-</go:gDocsCustomXmlDataStorage>
-</file>
-
-<file path=customXml/item2.xml><?xml version="1.0" encoding="utf-8"?>
 <b:Sources xmlns:b="http://schemas.openxmlformats.org/officeDocument/2006/bibliography" StyleName="Chicago" SelectedStyle="\CHICAGO.XSL" Version="16">
   <b:Source>
     <b:Tag>source1</b:Tag>
@@ -10068,19 +10093,25 @@
 </b:Sources>
 </file>
 
+<file path=customXml/item2.xml><?xml version="1.0" encoding="utf-8"?>
+<go:gDocsCustomXmlDataStorage xmlns:go="http://customooxmlschemas.google.com/" xmlns:r="http://schemas.openxmlformats.org/officeDocument/2006/relationships">
+  <go:docsCustomData xmlns:go="http://customooxmlschemas.google.com/" roundtripDataSignature="AMtx7mhWOFqCIjSP5ymZ4omUrDb8sxaNKA==">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</go:docsCustomData>
+</go:gDocsCustomXmlDataStorage>
+</file>
+
 <file path=customXml/itemProps1.xml><?xml version="1.0" encoding="utf-8"?>
+<ds:datastoreItem xmlns:ds="http://schemas.openxmlformats.org/officeDocument/2006/customXml" ds:itemID="{B87A8438-573A-4030-A4C4-3542E57F64F0}">
+  <ds:schemaRefs>
+    <ds:schemaRef ds:uri="http://schemas.openxmlformats.org/officeDocument/2006/bibliography"/>
+  </ds:schemaRefs>
+</ds:datastoreItem>
+</file>
+
+<file path=customXml/itemProps2.xml><?xml version="1.0" encoding="utf-8"?>
 <ds:datastoreItem xmlns:ds="http://schemas.openxmlformats.org/officeDocument/2006/customXml" ds:itemID="{11111111-1234-1234-1234-123412341234}">
   <ds:schemaRefs>
     <ds:schemaRef ds:uri="http://customooxmlschemas.google.com/"/>
     <ds:schemaRef ds:uri="http://schemas.openxmlformats.org/officeDocument/2006/relationships"/>
   </ds:schemaRefs>
 </ds:datastoreItem>
-</file>
-
-<file path=customXml/itemProps2.xml><?xml version="1.0" encoding="utf-8"?>
-<ds:datastoreItem xmlns:ds="http://schemas.openxmlformats.org/officeDocument/2006/customXml" ds:itemID="{B87A8438-573A-4030-A4C4-3542E57F64F0}">
-  <ds:schemaRefs>
-    <ds:schemaRef ds:uri="http://schemas.openxmlformats.org/officeDocument/2006/bibliography"/>
-  </ds:schemaRefs>
-</ds:datastoreItem>
 </file>
--- a/propuestaEnriqueSanchez.docx
+++ b/propuestaEnriqueSanchez.docx
@@ -857,7 +857,21 @@
               <w:rPr>
                 <w:rFonts w:ascii="Times New Roman" w:eastAsia="Times New Roman" w:hAnsi="Times New Roman" w:cs="Times New Roman"/>
               </w:rPr>
-              <w:t>Ing. Ellen Lujan Mendez Xavier, Mag.</w:t>
+              <w:t xml:space="preserve">Ing. Ellen Lujan </w:t>
+            </w:r>
+            <w:proofErr w:type="spellStart"/>
+            <w:r>
+              <w:rPr>
+                <w:rFonts w:ascii="Times New Roman" w:eastAsia="Times New Roman" w:hAnsi="Times New Roman" w:cs="Times New Roman"/>
+              </w:rPr>
+              <w:t>Mendez</w:t>
+            </w:r>
+            <w:proofErr w:type="spellEnd"/>
+            <w:r>
+              <w:rPr>
+                <w:rFonts w:ascii="Times New Roman" w:eastAsia="Times New Roman" w:hAnsi="Times New Roman" w:cs="Times New Roman"/>
+              </w:rPr>
+              <w:t xml:space="preserve"> Xavier, Mag.</w:t>
             </w:r>
           </w:p>
           <w:p>
@@ -2241,19 +2255,75 @@
         <w:rPr>
           <w:rFonts w:ascii="Times New Roman" w:eastAsia="Times New Roman" w:hAnsi="Times New Roman" w:cs="Times New Roman"/>
         </w:rPr>
-        <w:t xml:space="preserve"> (International Software Testing Qualifications Board)</w:t>
-      </w:r>
-      <w:r>
-        <w:rPr>
-          <w:rFonts w:ascii="Times New Roman" w:eastAsia="Times New Roman" w:hAnsi="Times New Roman" w:cs="Times New Roman"/>
-        </w:rPr>
-        <w:t xml:space="preserve">, el QA es esencial no solo para encontrar bugs sino entender como el testing reduce riesgos y valida que el software cumpla con las necesidades de los usuarios y del negocio. </w:t>
-      </w:r>
-      <w:r>
-        <w:rPr>
-          <w:rFonts w:ascii="Times New Roman" w:eastAsia="Times New Roman" w:hAnsi="Times New Roman" w:cs="Times New Roman"/>
-        </w:rPr>
-        <w:t xml:space="preserve">Se destaca que el testing debe iniciar en épocas tempranas y debe ser establecido continuamente en todas las fases del desarrollo, detectando errores </w:t>
+        <w:t xml:space="preserve"> (International Software </w:t>
+      </w:r>
+      <w:proofErr w:type="spellStart"/>
+      <w:r>
+        <w:rPr>
+          <w:rFonts w:ascii="Times New Roman" w:eastAsia="Times New Roman" w:hAnsi="Times New Roman" w:cs="Times New Roman"/>
+        </w:rPr>
+        <w:t>Testing</w:t>
+      </w:r>
+      <w:proofErr w:type="spellEnd"/>
+      <w:r>
+        <w:rPr>
+          <w:rFonts w:ascii="Times New Roman" w:eastAsia="Times New Roman" w:hAnsi="Times New Roman" w:cs="Times New Roman"/>
+        </w:rPr>
+        <w:t xml:space="preserve"> </w:t>
+      </w:r>
+      <w:proofErr w:type="spellStart"/>
+      <w:r>
+        <w:rPr>
+          <w:rFonts w:ascii="Times New Roman" w:eastAsia="Times New Roman" w:hAnsi="Times New Roman" w:cs="Times New Roman"/>
+        </w:rPr>
+        <w:t>Qualifications</w:t>
+      </w:r>
+      <w:proofErr w:type="spellEnd"/>
+      <w:r>
+        <w:rPr>
+          <w:rFonts w:ascii="Times New Roman" w:eastAsia="Times New Roman" w:hAnsi="Times New Roman" w:cs="Times New Roman"/>
+        </w:rPr>
+        <w:t xml:space="preserve"> Board)</w:t>
+      </w:r>
+      <w:r>
+        <w:rPr>
+          <w:rFonts w:ascii="Times New Roman" w:eastAsia="Times New Roman" w:hAnsi="Times New Roman" w:cs="Times New Roman"/>
+        </w:rPr>
+        <w:t xml:space="preserve">, el QA es esencial no solo para encontrar bugs sino entender como el </w:t>
+      </w:r>
+      <w:proofErr w:type="spellStart"/>
+      <w:r>
+        <w:rPr>
+          <w:rFonts w:ascii="Times New Roman" w:eastAsia="Times New Roman" w:hAnsi="Times New Roman" w:cs="Times New Roman"/>
+        </w:rPr>
+        <w:t>testing</w:t>
+      </w:r>
+      <w:proofErr w:type="spellEnd"/>
+      <w:r>
+        <w:rPr>
+          <w:rFonts w:ascii="Times New Roman" w:eastAsia="Times New Roman" w:hAnsi="Times New Roman" w:cs="Times New Roman"/>
+        </w:rPr>
+        <w:t xml:space="preserve"> reduce riesgos y valida que el software cumpla con las necesidades de los usuarios y del negocio. </w:t>
+      </w:r>
+      <w:r>
+        <w:rPr>
+          <w:rFonts w:ascii="Times New Roman" w:eastAsia="Times New Roman" w:hAnsi="Times New Roman" w:cs="Times New Roman"/>
+        </w:rPr>
+        <w:t xml:space="preserve">Se destaca que el </w:t>
+      </w:r>
+      <w:proofErr w:type="spellStart"/>
+      <w:r>
+        <w:rPr>
+          <w:rFonts w:ascii="Times New Roman" w:eastAsia="Times New Roman" w:hAnsi="Times New Roman" w:cs="Times New Roman"/>
+        </w:rPr>
+        <w:t>testing</w:t>
+      </w:r>
+      <w:proofErr w:type="spellEnd"/>
+      <w:r>
+        <w:rPr>
+          <w:rFonts w:ascii="Times New Roman" w:eastAsia="Times New Roman" w:hAnsi="Times New Roman" w:cs="Times New Roman"/>
+        </w:rPr>
+        <w:t xml:space="preserve"> debe iniciar en épocas tempranas y debe ser establecido continuamente en todas las fases del desarrollo, detectando errores </w:t>
       </w:r>
       <w:r>
         <w:rPr>
@@ -2689,7 +2759,6 @@
         <w:jc w:val="left"/>
         <w:rPr>
           <w:rFonts w:ascii="Times New Roman" w:eastAsia="Times New Roman" w:hAnsi="Times New Roman" w:cs="Times New Roman"/>
-          <w:lang w:val="en-US"/>
         </w:rPr>
       </w:pPr>
       <w:r>
@@ -2750,7 +2819,6 @@
         <w:pStyle w:val="ListParagraph"/>
         <w:rPr>
           <w:rFonts w:ascii="Times New Roman" w:eastAsia="Times New Roman" w:hAnsi="Times New Roman" w:cs="Times New Roman"/>
-          <w:lang w:val="en-US"/>
         </w:rPr>
       </w:pPr>
       <w:r>
@@ -3268,7 +3336,43 @@
           <w:color w:val="000000"/>
           <w:lang w:eastAsia="ja-JP"/>
         </w:rPr>
-        <w:t>La solución consiste en implementar un marco de "Calidad Continua" (Continuous Quality) dentro del ciclo de vida DevOps. Este marco se materializa en un pipeline CI/CD que integra y automatiza las validaciones de calidad. A diferencia de un enfoque tradicional, esta propuesta abarca:</w:t>
+        <w:t>La solución consiste en implementar un marco de "Calidad Continua" (</w:t>
+      </w:r>
+      <w:proofErr w:type="spellStart"/>
+      <w:r>
+        <w:rPr>
+          <w:rFonts w:ascii="Times New Roman" w:hAnsi="Times New Roman" w:cs="Times New Roman"/>
+          <w:color w:val="000000"/>
+          <w:lang w:eastAsia="ja-JP"/>
+        </w:rPr>
+        <w:t>Continuous</w:t>
+      </w:r>
+      <w:proofErr w:type="spellEnd"/>
+      <w:r>
+        <w:rPr>
+          <w:rFonts w:ascii="Times New Roman" w:hAnsi="Times New Roman" w:cs="Times New Roman"/>
+          <w:color w:val="000000"/>
+          <w:lang w:eastAsia="ja-JP"/>
+        </w:rPr>
+        <w:t xml:space="preserve"> </w:t>
+      </w:r>
+      <w:proofErr w:type="spellStart"/>
+      <w:r>
+        <w:rPr>
+          <w:rFonts w:ascii="Times New Roman" w:hAnsi="Times New Roman" w:cs="Times New Roman"/>
+          <w:color w:val="000000"/>
+          <w:lang w:eastAsia="ja-JP"/>
+        </w:rPr>
+        <w:t>Quality</w:t>
+      </w:r>
+      <w:proofErr w:type="spellEnd"/>
+      <w:r>
+        <w:rPr>
+          <w:rFonts w:ascii="Times New Roman" w:hAnsi="Times New Roman" w:cs="Times New Roman"/>
+          <w:color w:val="000000"/>
+          <w:lang w:eastAsia="ja-JP"/>
+        </w:rPr>
+        <w:t>) dentro del ciclo de vida DevOps. Este marco se materializa en un pipeline CI/CD que integra y automatiza las validaciones de calidad. A diferencia de un enfoque tradicional, esta propuesta abarca:</w:t>
       </w:r>
     </w:p>
     <w:p>
@@ -4083,6 +4187,7 @@
         </w:rPr>
         <w:t xml:space="preserve">se hace énfasis en pruebas unitarias en la base, seguido de pruebas de integración y pruebas </w:t>
       </w:r>
+      <w:proofErr w:type="spellStart"/>
       <w:r>
         <w:rPr>
           <w:rFonts w:ascii="Times New Roman" w:eastAsia="Times New Roman" w:hAnsi="Times New Roman" w:cs="Times New Roman"/>
@@ -4090,7 +4195,17 @@
           <w:iCs/>
           <w:lang w:val="es-419"/>
         </w:rPr>
-        <w:t xml:space="preserve">end-to-end </w:t>
+        <w:t>end-to-end</w:t>
+      </w:r>
+      <w:proofErr w:type="spellEnd"/>
+      <w:r>
+        <w:rPr>
+          <w:rFonts w:ascii="Times New Roman" w:eastAsia="Times New Roman" w:hAnsi="Times New Roman" w:cs="Times New Roman"/>
+          <w:i/>
+          <w:iCs/>
+          <w:lang w:val="es-419"/>
+        </w:rPr>
+        <w:t xml:space="preserve"> </w:t>
       </w:r>
       <w:r>
         <w:rPr>
@@ -4219,7 +4334,27 @@
           <w:iCs/>
           <w:lang w:val="es-419"/>
         </w:rPr>
-        <w:t xml:space="preserve">open source </w:t>
+        <w:t xml:space="preserve">open </w:t>
+      </w:r>
+      <w:proofErr w:type="spellStart"/>
+      <w:r>
+        <w:rPr>
+          <w:rFonts w:ascii="Times New Roman" w:eastAsia="Times New Roman" w:hAnsi="Times New Roman" w:cs="Times New Roman"/>
+          <w:i/>
+          <w:iCs/>
+          <w:lang w:val="es-419"/>
+        </w:rPr>
+        <w:t>source</w:t>
+      </w:r>
+      <w:proofErr w:type="spellEnd"/>
+      <w:r>
+        <w:rPr>
+          <w:rFonts w:ascii="Times New Roman" w:eastAsia="Times New Roman" w:hAnsi="Times New Roman" w:cs="Times New Roman"/>
+          <w:i/>
+          <w:iCs/>
+          <w:lang w:val="es-419"/>
+        </w:rPr>
+        <w:t xml:space="preserve"> </w:t>
       </w:r>
       <w:r>
         <w:rPr>
@@ -4458,6 +4593,7 @@
         </w:rPr>
         <w:t xml:space="preserve">): Tiempo desde el </w:t>
       </w:r>
+      <w:proofErr w:type="spellStart"/>
       <w:r>
         <w:rPr>
           <w:rFonts w:ascii="Times New Roman" w:eastAsia="Times New Roman" w:hAnsi="Times New Roman" w:cs="Times New Roman"/>
@@ -4467,6 +4603,7 @@
         </w:rPr>
         <w:t>commit</w:t>
       </w:r>
+      <w:proofErr w:type="spellEnd"/>
       <w:r>
         <w:rPr>
           <w:rFonts w:ascii="Times New Roman" w:eastAsia="Times New Roman" w:hAnsi="Times New Roman" w:cs="Times New Roman"/>
@@ -4588,15 +4725,9 @@
           <w:iCs/>
           <w:lang w:val="es-419"/>
         </w:rPr>
-        <w:t xml:space="preserve">Cisco Systems </w:t>
-      </w:r>
-      <w:r>
-        <w:rPr>
-          <w:rFonts w:ascii="Times New Roman" w:eastAsia="Times New Roman" w:hAnsi="Times New Roman" w:cs="Times New Roman"/>
-          <w:lang w:val="es-419"/>
-        </w:rPr>
-        <w:t xml:space="preserve">demuestran la complejidad de transformar sistemas </w:t>
-      </w:r>
+        <w:t xml:space="preserve">Cisco </w:t>
+      </w:r>
+      <w:proofErr w:type="spellStart"/>
       <w:r>
         <w:rPr>
           <w:rFonts w:ascii="Times New Roman" w:eastAsia="Times New Roman" w:hAnsi="Times New Roman" w:cs="Times New Roman"/>
@@ -4604,7 +4735,44 @@
           <w:iCs/>
           <w:lang w:val="es-419"/>
         </w:rPr>
-        <w:t xml:space="preserve">legacy </w:t>
+        <w:t>Systems</w:t>
+      </w:r>
+      <w:proofErr w:type="spellEnd"/>
+      <w:r>
+        <w:rPr>
+          <w:rFonts w:ascii="Times New Roman" w:eastAsia="Times New Roman" w:hAnsi="Times New Roman" w:cs="Times New Roman"/>
+          <w:i/>
+          <w:iCs/>
+          <w:lang w:val="es-419"/>
+        </w:rPr>
+        <w:t xml:space="preserve"> </w:t>
+      </w:r>
+      <w:r>
+        <w:rPr>
+          <w:rFonts w:ascii="Times New Roman" w:eastAsia="Times New Roman" w:hAnsi="Times New Roman" w:cs="Times New Roman"/>
+          <w:lang w:val="es-419"/>
+        </w:rPr>
+        <w:t xml:space="preserve">demuestran la complejidad de transformar sistemas </w:t>
+      </w:r>
+      <w:proofErr w:type="spellStart"/>
+      <w:r>
+        <w:rPr>
+          <w:rFonts w:ascii="Times New Roman" w:eastAsia="Times New Roman" w:hAnsi="Times New Roman" w:cs="Times New Roman"/>
+          <w:i/>
+          <w:iCs/>
+          <w:lang w:val="es-419"/>
+        </w:rPr>
+        <w:t>legacy</w:t>
+      </w:r>
+      <w:proofErr w:type="spellEnd"/>
+      <w:r>
+        <w:rPr>
+          <w:rFonts w:ascii="Times New Roman" w:eastAsia="Times New Roman" w:hAnsi="Times New Roman" w:cs="Times New Roman"/>
+          <w:i/>
+          <w:iCs/>
+          <w:lang w:val="es-419"/>
+        </w:rPr>
+        <w:t xml:space="preserve"> </w:t>
       </w:r>
       <w:r>
         <w:rPr>
@@ -4713,7 +4881,6 @@
         <w:ind w:left="720"/>
         <w:rPr>
           <w:rFonts w:ascii="Times New Roman" w:eastAsia="Times New Roman" w:hAnsi="Times New Roman" w:cs="Times New Roman"/>
-          <w:lang w:val="es-419"/>
         </w:rPr>
       </w:pPr>
       <w:r>
@@ -4731,9 +4898,464 @@
         <w:ind w:left="720"/>
         <w:rPr>
           <w:rFonts w:ascii="Times New Roman" w:eastAsia="Times New Roman" w:hAnsi="Times New Roman" w:cs="Times New Roman"/>
+        </w:rPr>
+      </w:pPr>
+    </w:p>
+    <w:p>
+      <w:pPr>
+        <w:tabs>
+          <w:tab w:val="left" w:pos="720"/>
+        </w:tabs>
+        <w:ind w:left="720"/>
+        <w:rPr>
+          <w:rFonts w:ascii="Times New Roman" w:eastAsia="Times New Roman" w:hAnsi="Times New Roman" w:cs="Times New Roman"/>
+        </w:rPr>
+      </w:pPr>
+      <w:r>
+        <w:rPr>
+          <w:rFonts w:ascii="Times New Roman" w:eastAsia="Times New Roman" w:hAnsi="Times New Roman" w:cs="Times New Roman"/>
+        </w:rPr>
+        <w:t>Es interesante mencionar el impacto que la Inteligencia Artificial (IA) está teniendo en los procesos de QA.</w:t>
+      </w:r>
+      <w:r>
+        <w:rPr>
+          <w:rFonts w:ascii="Times New Roman" w:eastAsia="Times New Roman" w:hAnsi="Times New Roman" w:cs="Times New Roman"/>
+        </w:rPr>
+        <w:t xml:space="preserve"> Particularmente, la adopción de </w:t>
+      </w:r>
+      <w:r>
+        <w:rPr>
+          <w:rFonts w:ascii="Times New Roman" w:eastAsia="Times New Roman" w:hAnsi="Times New Roman" w:cs="Times New Roman"/>
+          <w:i/>
+          <w:iCs/>
+        </w:rPr>
+        <w:t xml:space="preserve">Large Language Models </w:t>
+      </w:r>
+      <w:r>
+        <w:rPr>
+          <w:rFonts w:ascii="Times New Roman" w:eastAsia="Times New Roman" w:hAnsi="Times New Roman" w:cs="Times New Roman"/>
+        </w:rPr>
+        <w:t>(LLMs) como por ejemplo GPT-4, Claude y Gemini están transformando significativamente dichos procesos, automatizando la generación de casos de prueba, analizando el código fuente con los requerimientos para producir casos de prueba con altos niveles de cobertura de código.</w:t>
+      </w:r>
+      <w:r>
+        <w:rPr>
+          <w:rFonts w:ascii="Times New Roman" w:eastAsia="Times New Roman" w:hAnsi="Times New Roman" w:cs="Times New Roman"/>
+        </w:rPr>
+        <w:t xml:space="preserve"> Estudios muestran que </w:t>
+      </w:r>
+      <w:r>
+        <w:rPr>
+          <w:rFonts w:ascii="Times New Roman" w:eastAsia="Times New Roman" w:hAnsi="Times New Roman" w:cs="Times New Roman"/>
+          <w:i/>
+          <w:iCs/>
+        </w:rPr>
+        <w:t xml:space="preserve">suites </w:t>
+      </w:r>
+      <w:r>
+        <w:rPr>
+          <w:rFonts w:ascii="Times New Roman" w:eastAsia="Times New Roman" w:hAnsi="Times New Roman" w:cs="Times New Roman"/>
+        </w:rPr>
+        <w:t>de pruebas generados con IA lograron una cobertura de sentencias o instrucciones del 84,3% y una cobertura de ramas del 63,7%, superando pruebas generadas sin uso de IA.</w:t>
+      </w:r>
+      <w:r>
+        <w:rPr>
+          <w:rFonts w:ascii="Times New Roman" w:eastAsia="Times New Roman" w:hAnsi="Times New Roman" w:cs="Times New Roman"/>
+        </w:rPr>
+        <w:t xml:space="preserve"> Sin embargo, las pruebas creadas por humanos fueron mucho mas efectivos al detectar ciertos tipos de defectos y </w:t>
+      </w:r>
+      <w:r>
+        <w:rPr>
+          <w:rFonts w:ascii="Times New Roman" w:eastAsia="Times New Roman" w:hAnsi="Times New Roman" w:cs="Times New Roman"/>
+          <w:i/>
+          <w:iCs/>
+        </w:rPr>
+        <w:t xml:space="preserve">Edge cases </w:t>
+      </w:r>
+      <w:r>
+        <w:rPr>
+          <w:rFonts w:ascii="Times New Roman" w:eastAsia="Times New Roman" w:hAnsi="Times New Roman" w:cs="Times New Roman"/>
+        </w:rPr>
+        <w:t>(casos limites)</w:t>
+      </w:r>
+      <w:r>
+        <w:rPr>
+          <w:rFonts w:ascii="Times New Roman" w:eastAsia="Times New Roman" w:hAnsi="Times New Roman" w:cs="Times New Roman"/>
+        </w:rPr>
+        <w:t xml:space="preserve"> [13].</w:t>
+      </w:r>
+    </w:p>
+    <w:p>
+      <w:pPr>
+        <w:tabs>
+          <w:tab w:val="left" w:pos="720"/>
+        </w:tabs>
+        <w:ind w:left="720"/>
+        <w:rPr>
+          <w:rFonts w:ascii="Times New Roman" w:eastAsia="Times New Roman" w:hAnsi="Times New Roman" w:cs="Times New Roman"/>
+        </w:rPr>
+      </w:pPr>
+    </w:p>
+    <w:p>
+      <w:pPr>
+        <w:tabs>
+          <w:tab w:val="left" w:pos="720"/>
+        </w:tabs>
+        <w:ind w:left="720"/>
+        <w:rPr>
+          <w:rFonts w:ascii="Times New Roman" w:eastAsia="Times New Roman" w:hAnsi="Times New Roman" w:cs="Times New Roman"/>
+        </w:rPr>
+      </w:pPr>
+      <w:r>
+        <w:rPr>
+          <w:rFonts w:ascii="Times New Roman" w:eastAsia="Times New Roman" w:hAnsi="Times New Roman" w:cs="Times New Roman"/>
+        </w:rPr>
+        <w:t xml:space="preserve">La IA también expande la automatización de casos de prueba usando el Procesamiento de Lenguaje Natural (NLP), </w:t>
+      </w:r>
+      <w:r>
+        <w:rPr>
+          <w:rFonts w:ascii="Times New Roman" w:eastAsia="Times New Roman" w:hAnsi="Times New Roman" w:cs="Times New Roman"/>
+          <w:i/>
+          <w:iCs/>
+        </w:rPr>
+        <w:t xml:space="preserve">Deep Learning, </w:t>
+      </w:r>
+      <w:r>
+        <w:rPr>
+          <w:rFonts w:ascii="Times New Roman" w:eastAsia="Times New Roman" w:hAnsi="Times New Roman" w:cs="Times New Roman"/>
+        </w:rPr>
+        <w:t xml:space="preserve">y agentes de pruebas autónomos. </w:t>
+      </w:r>
+      <w:r>
+        <w:rPr>
+          <w:rFonts w:ascii="Times New Roman" w:eastAsia="Times New Roman" w:hAnsi="Times New Roman" w:cs="Times New Roman"/>
+        </w:rPr>
+        <w:t xml:space="preserve">Estudios muestran que modelos basados en transformaciones pueden generar casos de prueba ejecutables directamente a través de descripciones de la Interfaz de Usuario y los requerimientos escritos en lenguaje natural, reduciendo la necesidad de realizar </w:t>
+      </w:r>
+      <w:r>
+        <w:rPr>
+          <w:rFonts w:ascii="Times New Roman" w:eastAsia="Times New Roman" w:hAnsi="Times New Roman" w:cs="Times New Roman"/>
+          <w:i/>
+          <w:iCs/>
+        </w:rPr>
+        <w:t>scripts</w:t>
+      </w:r>
+      <w:r>
+        <w:rPr>
+          <w:rFonts w:ascii="Times New Roman" w:eastAsia="Times New Roman" w:hAnsi="Times New Roman" w:cs="Times New Roman"/>
+        </w:rPr>
+        <w:t xml:space="preserve"> manuales de pruebas y mejorando la cobertura de automatización</w:t>
+      </w:r>
+      <w:r>
+        <w:rPr>
+          <w:rFonts w:ascii="Times New Roman" w:eastAsia="Times New Roman" w:hAnsi="Times New Roman" w:cs="Times New Roman"/>
+        </w:rPr>
+        <w:t xml:space="preserve"> [14, 15].</w:t>
+      </w:r>
+      <w:r>
+        <w:rPr>
+          <w:rFonts w:ascii="Times New Roman" w:eastAsia="Times New Roman" w:hAnsi="Times New Roman" w:cs="Times New Roman"/>
+        </w:rPr>
+        <w:t xml:space="preserve"> También, agentes de LLMs están siendo cada vez más capaces de realizar pruebas de todo el sistema navegando aplicaciones web y móviles, analizando flujos de trabajos y realizando decisiones de pruebas con muy poca intervención humana</w:t>
+      </w:r>
+      <w:r>
+        <w:rPr>
+          <w:rFonts w:ascii="Times New Roman" w:eastAsia="Times New Roman" w:hAnsi="Times New Roman" w:cs="Times New Roman"/>
+        </w:rPr>
+        <w:t xml:space="preserve"> </w:t>
+      </w:r>
+      <w:r>
+        <w:rPr>
+          <w:rFonts w:ascii="Times New Roman" w:eastAsia="Times New Roman" w:hAnsi="Times New Roman" w:cs="Times New Roman"/>
+        </w:rPr>
+        <w:t>[</w:t>
+      </w:r>
+      <w:r>
+        <w:rPr>
+          <w:rFonts w:ascii="Times New Roman" w:eastAsia="Times New Roman" w:hAnsi="Times New Roman" w:cs="Times New Roman"/>
+        </w:rPr>
+        <w:t>16]</w:t>
+      </w:r>
+      <w:r>
+        <w:rPr>
+          <w:rFonts w:ascii="Times New Roman" w:eastAsia="Times New Roman" w:hAnsi="Times New Roman" w:cs="Times New Roman"/>
+        </w:rPr>
+        <w:t xml:space="preserve">. </w:t>
+      </w:r>
+      <w:r>
+        <w:rPr>
+          <w:rFonts w:ascii="Times New Roman" w:eastAsia="Times New Roman" w:hAnsi="Times New Roman" w:cs="Times New Roman"/>
+        </w:rPr>
+        <w:t xml:space="preserve">La literatura también hace énfasis en que la calidad de casos de pruebas generados con IA depende bastante de la calidad de los </w:t>
+      </w:r>
+      <w:r>
+        <w:rPr>
+          <w:rFonts w:ascii="Times New Roman" w:eastAsia="Times New Roman" w:hAnsi="Times New Roman" w:cs="Times New Roman"/>
+          <w:i/>
+          <w:iCs/>
+        </w:rPr>
+        <w:t xml:space="preserve">inputs </w:t>
+      </w:r>
+      <w:r>
+        <w:rPr>
+          <w:rFonts w:ascii="Times New Roman" w:eastAsia="Times New Roman" w:hAnsi="Times New Roman" w:cs="Times New Roman"/>
+        </w:rPr>
+        <w:t xml:space="preserve">dados a la misma, siendo la combinación de requerimientos y código fuente la manera de producir casos de prueba </w:t>
+      </w:r>
+      <w:r>
+        <w:rPr>
+          <w:rFonts w:ascii="Times New Roman" w:eastAsia="Times New Roman" w:hAnsi="Times New Roman" w:cs="Times New Roman"/>
+        </w:rPr>
+        <w:t>más</w:t>
+      </w:r>
+      <w:r>
+        <w:rPr>
+          <w:rFonts w:ascii="Times New Roman" w:eastAsia="Times New Roman" w:hAnsi="Times New Roman" w:cs="Times New Roman"/>
+        </w:rPr>
+        <w:t xml:space="preserve"> eficientes</w:t>
+      </w:r>
+      <w:r>
+        <w:rPr>
+          <w:rFonts w:ascii="Times New Roman" w:eastAsia="Times New Roman" w:hAnsi="Times New Roman" w:cs="Times New Roman"/>
+        </w:rPr>
+        <w:t xml:space="preserve"> </w:t>
+      </w:r>
+      <w:r>
+        <w:rPr>
+          <w:rFonts w:ascii="Times New Roman" w:eastAsia="Times New Roman" w:hAnsi="Times New Roman" w:cs="Times New Roman"/>
+        </w:rPr>
+        <w:t>[</w:t>
+      </w:r>
+      <w:r>
+        <w:rPr>
+          <w:rFonts w:ascii="Times New Roman" w:eastAsia="Times New Roman" w:hAnsi="Times New Roman" w:cs="Times New Roman"/>
+        </w:rPr>
+        <w:t>17]</w:t>
+      </w:r>
+      <w:r>
+        <w:rPr>
+          <w:rFonts w:ascii="Times New Roman" w:eastAsia="Times New Roman" w:hAnsi="Times New Roman" w:cs="Times New Roman"/>
+        </w:rPr>
+        <w:t>.</w:t>
+      </w:r>
+    </w:p>
+    <w:p>
+      <w:pPr>
+        <w:tabs>
+          <w:tab w:val="left" w:pos="720"/>
+        </w:tabs>
+        <w:ind w:left="720"/>
+        <w:rPr>
+          <w:rFonts w:ascii="Times New Roman" w:eastAsia="Times New Roman" w:hAnsi="Times New Roman" w:cs="Times New Roman"/>
           <w:lang w:val="es-419"/>
         </w:rPr>
       </w:pPr>
+    </w:p>
+    <w:p>
+      <w:pPr>
+        <w:pBdr>
+          <w:top w:val="nil"/>
+          <w:left w:val="nil"/>
+          <w:bottom w:val="nil"/>
+          <w:right w:val="nil"/>
+          <w:between w:val="nil"/>
+        </w:pBdr>
+        <w:tabs>
+          <w:tab w:val="left" w:pos="720"/>
+        </w:tabs>
+        <w:ind w:left="720"/>
+        <w:rPr>
+          <w:rFonts w:ascii="Times New Roman" w:eastAsia="Times New Roman" w:hAnsi="Times New Roman" w:cs="Times New Roman"/>
+        </w:rPr>
+      </w:pPr>
+      <w:r>
+        <w:rPr>
+          <w:rFonts w:ascii="Times New Roman" w:eastAsia="Times New Roman" w:hAnsi="Times New Roman" w:cs="Times New Roman"/>
+        </w:rPr>
+        <w:lastRenderedPageBreak/>
+        <w:t xml:space="preserve">A pesar de todas estas ventajas relacionadas a la IA, los estudios consistentemente identifican las limitaciones que previenen que la IA reemplace totalmente a profesionales QA humanos. </w:t>
+      </w:r>
+      <w:r>
+        <w:rPr>
+          <w:rFonts w:ascii="Times New Roman" w:eastAsia="Times New Roman" w:hAnsi="Times New Roman" w:cs="Times New Roman"/>
+        </w:rPr>
+        <w:t>Entre los desafíos comunes se encuentran las alucinaciones, resultados de pruebas no confiables, entendimiento limitado del contexto, falsos positivos y dificultades manejando tareas complejas de verificación</w:t>
+      </w:r>
+      <w:r>
+        <w:rPr>
+          <w:rFonts w:ascii="Times New Roman" w:eastAsia="Times New Roman" w:hAnsi="Times New Roman" w:cs="Times New Roman"/>
+        </w:rPr>
+        <w:t xml:space="preserve"> </w:t>
+      </w:r>
+      <w:r>
+        <w:rPr>
+          <w:rFonts w:ascii="Times New Roman" w:eastAsia="Times New Roman" w:hAnsi="Times New Roman" w:cs="Times New Roman"/>
+        </w:rPr>
+        <w:t>[</w:t>
+      </w:r>
+      <w:r>
+        <w:rPr>
+          <w:rFonts w:ascii="Times New Roman" w:eastAsia="Times New Roman" w:hAnsi="Times New Roman" w:cs="Times New Roman"/>
+        </w:rPr>
+        <w:t>16]</w:t>
+      </w:r>
+      <w:r>
+        <w:rPr>
+          <w:rFonts w:ascii="Times New Roman" w:eastAsia="Times New Roman" w:hAnsi="Times New Roman" w:cs="Times New Roman"/>
+        </w:rPr>
+        <w:t>.</w:t>
+      </w:r>
+      <w:r>
+        <w:rPr>
+          <w:rFonts w:ascii="Times New Roman" w:eastAsia="Times New Roman" w:hAnsi="Times New Roman" w:cs="Times New Roman"/>
+        </w:rPr>
+        <w:t xml:space="preserve"> La mayoría de </w:t>
+      </w:r>
+      <w:r>
+        <w:rPr>
+          <w:rFonts w:ascii="Times New Roman" w:eastAsia="Times New Roman" w:hAnsi="Times New Roman" w:cs="Times New Roman"/>
+        </w:rPr>
+        <w:t>los estudios</w:t>
+      </w:r>
+      <w:r>
+        <w:rPr>
+          <w:rFonts w:ascii="Times New Roman" w:eastAsia="Times New Roman" w:hAnsi="Times New Roman" w:cs="Times New Roman"/>
+        </w:rPr>
+        <w:t xml:space="preserve"> se concentran en las pruebas funcionales de aplicaciones web y móviles, </w:t>
+      </w:r>
+      <w:r>
+        <w:rPr>
+          <w:rFonts w:ascii="Times New Roman" w:eastAsia="Times New Roman" w:hAnsi="Times New Roman" w:cs="Times New Roman"/>
+        </w:rPr>
+        <w:t>mientras que áreas como seguridad, rendimiento, accesibilidad y usabilidad siguen sin ser muy estudiadas</w:t>
+      </w:r>
+      <w:r>
+        <w:rPr>
+          <w:rFonts w:ascii="Times New Roman" w:eastAsia="Times New Roman" w:hAnsi="Times New Roman" w:cs="Times New Roman"/>
+        </w:rPr>
+        <w:t xml:space="preserve"> </w:t>
+      </w:r>
+      <w:r>
+        <w:rPr>
+          <w:rFonts w:ascii="Times New Roman" w:eastAsia="Times New Roman" w:hAnsi="Times New Roman" w:cs="Times New Roman"/>
+        </w:rPr>
+        <w:t>[</w:t>
+      </w:r>
+      <w:r>
+        <w:rPr>
+          <w:rFonts w:ascii="Times New Roman" w:eastAsia="Times New Roman" w:hAnsi="Times New Roman" w:cs="Times New Roman"/>
+        </w:rPr>
+        <w:t>16</w:t>
+      </w:r>
+      <w:r>
+        <w:rPr>
+          <w:rFonts w:ascii="Times New Roman" w:eastAsia="Times New Roman" w:hAnsi="Times New Roman" w:cs="Times New Roman"/>
+        </w:rPr>
+        <w:t>, 18</w:t>
+      </w:r>
+      <w:r>
+        <w:rPr>
+          <w:rFonts w:ascii="Times New Roman" w:eastAsia="Times New Roman" w:hAnsi="Times New Roman" w:cs="Times New Roman"/>
+        </w:rPr>
+        <w:t>]</w:t>
+      </w:r>
+      <w:r>
+        <w:rPr>
+          <w:rFonts w:ascii="Times New Roman" w:eastAsia="Times New Roman" w:hAnsi="Times New Roman" w:cs="Times New Roman"/>
+        </w:rPr>
+        <w:t xml:space="preserve">. </w:t>
+      </w:r>
+      <w:r>
+        <w:rPr>
+          <w:rFonts w:ascii="Times New Roman" w:eastAsia="Times New Roman" w:hAnsi="Times New Roman" w:cs="Times New Roman"/>
+        </w:rPr>
+        <w:t xml:space="preserve">Por lo que la literatura </w:t>
+      </w:r>
+      <w:r>
+        <w:rPr>
+          <w:rFonts w:ascii="Times New Roman" w:eastAsia="Times New Roman" w:hAnsi="Times New Roman" w:cs="Times New Roman"/>
+        </w:rPr>
+        <w:t>concluye que la manera mas eficiente es un modelo híbrido de QA, donde la IA asiste con la generación de casos de prueba</w:t>
+      </w:r>
+      <w:r>
+        <w:rPr>
+          <w:rFonts w:ascii="Times New Roman" w:eastAsia="Times New Roman" w:hAnsi="Times New Roman" w:cs="Times New Roman"/>
+        </w:rPr>
+        <w:t xml:space="preserve"> y </w:t>
+      </w:r>
+      <w:r>
+        <w:rPr>
+          <w:rFonts w:ascii="Times New Roman" w:eastAsia="Times New Roman" w:hAnsi="Times New Roman" w:cs="Times New Roman"/>
+        </w:rPr>
+        <w:t>automatización</w:t>
+      </w:r>
+      <w:r>
+        <w:rPr>
+          <w:rFonts w:ascii="Times New Roman" w:eastAsia="Times New Roman" w:hAnsi="Times New Roman" w:cs="Times New Roman"/>
+        </w:rPr>
+        <w:t xml:space="preserve">, mientras que los </w:t>
+      </w:r>
+      <w:r>
+        <w:rPr>
+          <w:rFonts w:ascii="Times New Roman" w:eastAsia="Times New Roman" w:hAnsi="Times New Roman" w:cs="Times New Roman"/>
+          <w:i/>
+          <w:iCs/>
+        </w:rPr>
+        <w:t>testers</w:t>
+      </w:r>
+      <w:r>
+        <w:rPr>
+          <w:rFonts w:ascii="Times New Roman" w:eastAsia="Times New Roman" w:hAnsi="Times New Roman" w:cs="Times New Roman"/>
+        </w:rPr>
+        <w:t xml:space="preserve"> humanos validan los resultados y se aseguran </w:t>
+      </w:r>
+      <w:r>
+        <w:rPr>
+          <w:rFonts w:ascii="Times New Roman" w:eastAsia="Times New Roman" w:hAnsi="Times New Roman" w:cs="Times New Roman"/>
+        </w:rPr>
+        <w:t>de que</w:t>
+      </w:r>
+      <w:r>
+        <w:rPr>
+          <w:rFonts w:ascii="Times New Roman" w:eastAsia="Times New Roman" w:hAnsi="Times New Roman" w:cs="Times New Roman"/>
+        </w:rPr>
+        <w:t xml:space="preserve"> los requerimientos del negocio y la calidad no se vean afectadas</w:t>
+      </w:r>
+      <w:r>
+        <w:rPr>
+          <w:rFonts w:ascii="Times New Roman" w:eastAsia="Times New Roman" w:hAnsi="Times New Roman" w:cs="Times New Roman"/>
+        </w:rPr>
+        <w:t xml:space="preserve"> </w:t>
+      </w:r>
+      <w:r>
+        <w:rPr>
+          <w:rFonts w:ascii="Times New Roman" w:eastAsia="Times New Roman" w:hAnsi="Times New Roman" w:cs="Times New Roman"/>
+        </w:rPr>
+        <w:t>[</w:t>
+      </w:r>
+      <w:r>
+        <w:rPr>
+          <w:rFonts w:ascii="Times New Roman" w:eastAsia="Times New Roman" w:hAnsi="Times New Roman" w:cs="Times New Roman"/>
+        </w:rPr>
+        <w:t xml:space="preserve">13, </w:t>
+      </w:r>
+      <w:r>
+        <w:rPr>
+          <w:rFonts w:ascii="Times New Roman" w:eastAsia="Times New Roman" w:hAnsi="Times New Roman" w:cs="Times New Roman"/>
+        </w:rPr>
+        <w:t>16</w:t>
+      </w:r>
+      <w:r>
+        <w:rPr>
+          <w:rFonts w:ascii="Times New Roman" w:eastAsia="Times New Roman" w:hAnsi="Times New Roman" w:cs="Times New Roman"/>
+        </w:rPr>
+        <w:t>]</w:t>
+      </w:r>
+      <w:r>
+        <w:rPr>
+          <w:rFonts w:ascii="Times New Roman" w:eastAsia="Times New Roman" w:hAnsi="Times New Roman" w:cs="Times New Roman"/>
+        </w:rPr>
+        <w:t>. Esta combinación se asegura de que se tenga los beneficios de eficiencia y escalabilidad de la IA, así como también la confianza y el pensamiento crítico de los profesionales de QA.</w:t>
+      </w:r>
     </w:p>
     <w:p>
       <w:pPr>
@@ -6565,6 +7187,7 @@
               <w:rPr>
                 <w:rFonts w:ascii="Times New Roman" w:eastAsia="Times New Roman" w:hAnsi="Times New Roman" w:cs="Times New Roman"/>
               </w:rPr>
+              <w:lastRenderedPageBreak/>
               <w:t>Redacción del documento</w:t>
             </w:r>
             <w:r>
@@ -6994,18 +7617,81 @@
           <w:rFonts w:ascii="Times New Roman" w:eastAsia="Times New Roman" w:hAnsi="Times New Roman" w:cs="Times New Roman"/>
         </w:rPr>
       </w:pPr>
+      <w:proofErr w:type="spellStart"/>
       <w:r>
         <w:rPr>
           <w:rFonts w:ascii="Times New Roman" w:eastAsia="Times New Roman" w:hAnsi="Times New Roman" w:cs="Times New Roman"/>
           <w:lang w:val="en-US"/>
         </w:rPr>
-        <w:t xml:space="preserve">Gokarnaa M, Singhb R. DevOps: A Historical Review and Future Works [Internet]. arXiv preprint arXiv:2012.06145; 2020 [cited 2025 Aug 12]. </w:t>
-      </w:r>
-      <w:r>
-        <w:rPr>
-          <w:rFonts w:ascii="Times New Roman" w:eastAsia="Times New Roman" w:hAnsi="Times New Roman" w:cs="Times New Roman"/>
-        </w:rPr>
-        <w:t xml:space="preserve">Available from: </w:t>
+        <w:t>Gokarnaa</w:t>
+      </w:r>
+      <w:proofErr w:type="spellEnd"/>
+      <w:r>
+        <w:rPr>
+          <w:rFonts w:ascii="Times New Roman" w:eastAsia="Times New Roman" w:hAnsi="Times New Roman" w:cs="Times New Roman"/>
+          <w:lang w:val="en-US"/>
+        </w:rPr>
+        <w:t xml:space="preserve"> M, </w:t>
+      </w:r>
+      <w:proofErr w:type="spellStart"/>
+      <w:r>
+        <w:rPr>
+          <w:rFonts w:ascii="Times New Roman" w:eastAsia="Times New Roman" w:hAnsi="Times New Roman" w:cs="Times New Roman"/>
+          <w:lang w:val="en-US"/>
+        </w:rPr>
+        <w:t>Singhb</w:t>
+      </w:r>
+      <w:proofErr w:type="spellEnd"/>
+      <w:r>
+        <w:rPr>
+          <w:rFonts w:ascii="Times New Roman" w:eastAsia="Times New Roman" w:hAnsi="Times New Roman" w:cs="Times New Roman"/>
+          <w:lang w:val="en-US"/>
+        </w:rPr>
+        <w:t xml:space="preserve"> R. DevOps: A Historical Review and Future Works [Internet]. </w:t>
+      </w:r>
+      <w:proofErr w:type="spellStart"/>
+      <w:r>
+        <w:rPr>
+          <w:rFonts w:ascii="Times New Roman" w:eastAsia="Times New Roman" w:hAnsi="Times New Roman" w:cs="Times New Roman"/>
+          <w:lang w:val="en-US"/>
+        </w:rPr>
+        <w:t>arXiv</w:t>
+      </w:r>
+      <w:proofErr w:type="spellEnd"/>
+      <w:r>
+        <w:rPr>
+          <w:rFonts w:ascii="Times New Roman" w:eastAsia="Times New Roman" w:hAnsi="Times New Roman" w:cs="Times New Roman"/>
+          <w:lang w:val="en-US"/>
+        </w:rPr>
+        <w:t xml:space="preserve"> preprint arXiv:2012.06145; 2020 [cited 2025 Aug 12]. </w:t>
+      </w:r>
+      <w:proofErr w:type="spellStart"/>
+      <w:r>
+        <w:rPr>
+          <w:rFonts w:ascii="Times New Roman" w:eastAsia="Times New Roman" w:hAnsi="Times New Roman" w:cs="Times New Roman"/>
+        </w:rPr>
+        <w:t>Available</w:t>
+      </w:r>
+      <w:proofErr w:type="spellEnd"/>
+      <w:r>
+        <w:rPr>
+          <w:rFonts w:ascii="Times New Roman" w:eastAsia="Times New Roman" w:hAnsi="Times New Roman" w:cs="Times New Roman"/>
+        </w:rPr>
+        <w:t xml:space="preserve"> </w:t>
+      </w:r>
+      <w:proofErr w:type="spellStart"/>
+      <w:r>
+        <w:rPr>
+          <w:rFonts w:ascii="Times New Roman" w:eastAsia="Times New Roman" w:hAnsi="Times New Roman" w:cs="Times New Roman"/>
+        </w:rPr>
+        <w:t>from</w:t>
+      </w:r>
+      <w:proofErr w:type="spellEnd"/>
+      <w:r>
+        <w:rPr>
+          <w:rFonts w:ascii="Times New Roman" w:eastAsia="Times New Roman" w:hAnsi="Times New Roman" w:cs="Times New Roman"/>
+        </w:rPr>
+        <w:t xml:space="preserve">: </w:t>
       </w:r>
       <w:hyperlink r:id="rId12" w:history="1">
         <w:r>
@@ -7036,18 +7722,49 @@
           <w:rFonts w:ascii="Times New Roman" w:eastAsia="Times New Roman" w:hAnsi="Times New Roman" w:cs="Times New Roman"/>
         </w:rPr>
       </w:pPr>
+      <w:proofErr w:type="spellStart"/>
       <w:r>
         <w:rPr>
           <w:rFonts w:ascii="Times New Roman" w:eastAsia="Times New Roman" w:hAnsi="Times New Roman" w:cs="Times New Roman"/>
           <w:lang w:val="en-US"/>
         </w:rPr>
-        <w:t xml:space="preserve">Khomh F, Adams B, Dhaliwal T, Zou Y. Understanding the impact of rapid releases on software quality: The case of Firefox. </w:t>
-      </w:r>
-      <w:r>
-        <w:rPr>
-          <w:rFonts w:ascii="Times New Roman" w:eastAsia="Times New Roman" w:hAnsi="Times New Roman" w:cs="Times New Roman"/>
-        </w:rPr>
-        <w:t>Empir Software Eng. 2014; Early view. doi:10.1007/s10664-014-9308-x</w:t>
+        <w:t>Khomh</w:t>
+      </w:r>
+      <w:proofErr w:type="spellEnd"/>
+      <w:r>
+        <w:rPr>
+          <w:rFonts w:ascii="Times New Roman" w:eastAsia="Times New Roman" w:hAnsi="Times New Roman" w:cs="Times New Roman"/>
+          <w:lang w:val="en-US"/>
+        </w:rPr>
+        <w:t xml:space="preserve"> F, Adams B, Dhaliwal T, Zou Y. Understanding the impact of rapid releases on software quality: The case of Firefox. </w:t>
+      </w:r>
+      <w:proofErr w:type="spellStart"/>
+      <w:r>
+        <w:rPr>
+          <w:rFonts w:ascii="Times New Roman" w:eastAsia="Times New Roman" w:hAnsi="Times New Roman" w:cs="Times New Roman"/>
+        </w:rPr>
+        <w:t>Empir</w:t>
+      </w:r>
+      <w:proofErr w:type="spellEnd"/>
+      <w:r>
+        <w:rPr>
+          <w:rFonts w:ascii="Times New Roman" w:eastAsia="Times New Roman" w:hAnsi="Times New Roman" w:cs="Times New Roman"/>
+        </w:rPr>
+        <w:t xml:space="preserve"> Software Eng. 2014; Early </w:t>
+      </w:r>
+      <w:proofErr w:type="spellStart"/>
+      <w:r>
+        <w:rPr>
+          <w:rFonts w:ascii="Times New Roman" w:eastAsia="Times New Roman" w:hAnsi="Times New Roman" w:cs="Times New Roman"/>
+        </w:rPr>
+        <w:t>view</w:t>
+      </w:r>
+      <w:proofErr w:type="spellEnd"/>
+      <w:r>
+        <w:rPr>
+          <w:rFonts w:ascii="Times New Roman" w:eastAsia="Times New Roman" w:hAnsi="Times New Roman" w:cs="Times New Roman"/>
+        </w:rPr>
+        <w:t>. doi:10.1007/s10664-014-9308-x</w:t>
       </w:r>
     </w:p>
     <w:p>
@@ -7107,14 +7824,44 @@
         <w:rPr>
           <w:rFonts w:ascii="Times New Roman" w:eastAsia="Times New Roman" w:hAnsi="Times New Roman" w:cs="Times New Roman"/>
         </w:rPr>
-        <w:t xml:space="preserve">Costa, D., McIntosh, S., Treude, C. et al. </w:t>
+        <w:t xml:space="preserve">Costa, D., McIntosh, S., </w:t>
+      </w:r>
+      <w:proofErr w:type="spellStart"/>
+      <w:r>
+        <w:rPr>
+          <w:rFonts w:ascii="Times New Roman" w:eastAsia="Times New Roman" w:hAnsi="Times New Roman" w:cs="Times New Roman"/>
+        </w:rPr>
+        <w:t>Treude</w:t>
+      </w:r>
+      <w:proofErr w:type="spellEnd"/>
+      <w:r>
+        <w:rPr>
+          <w:rFonts w:ascii="Times New Roman" w:eastAsia="Times New Roman" w:hAnsi="Times New Roman" w:cs="Times New Roman"/>
+        </w:rPr>
+        <w:t xml:space="preserve">, C. et al. </w:t>
       </w:r>
       <w:r>
         <w:rPr>
           <w:rFonts w:ascii="Times New Roman" w:eastAsia="Times New Roman" w:hAnsi="Times New Roman" w:cs="Times New Roman"/>
           <w:lang w:val="en-US"/>
         </w:rPr>
-        <w:t xml:space="preserve">The impact of rapid release cycles on the integration delay of fixed issues. Empir Software Eng 23, 835–904 (2018). </w:t>
+        <w:t xml:space="preserve">The impact of rapid release cycles on the integration delay of fixed issues. </w:t>
+      </w:r>
+      <w:proofErr w:type="spellStart"/>
+      <w:r>
+        <w:rPr>
+          <w:rFonts w:ascii="Times New Roman" w:eastAsia="Times New Roman" w:hAnsi="Times New Roman" w:cs="Times New Roman"/>
+          <w:lang w:val="en-US"/>
+        </w:rPr>
+        <w:t>Empir</w:t>
+      </w:r>
+      <w:proofErr w:type="spellEnd"/>
+      <w:r>
+        <w:rPr>
+          <w:rFonts w:ascii="Times New Roman" w:eastAsia="Times New Roman" w:hAnsi="Times New Roman" w:cs="Times New Roman"/>
+          <w:lang w:val="en-US"/>
+        </w:rPr>
+        <w:t xml:space="preserve"> Software Eng 23, 835–904 (2018). </w:t>
       </w:r>
       <w:hyperlink r:id="rId13" w:history="1">
         <w:r>
@@ -7151,7 +7898,23 @@
           <w:rFonts w:ascii="Times New Roman" w:eastAsia="Times New Roman" w:hAnsi="Times New Roman" w:cs="Times New Roman"/>
           <w:lang w:val="en-US"/>
         </w:rPr>
-        <w:t xml:space="preserve">Kerzazi, N., &amp; Khomh, F. (2014). Factors Impacting Rapid Releases: An Industrial Case Study. In Proceedings of the 8th ACM/IEEE International Symposium on Empirical Software Engineering and Measurement (ESEM '14), Torino, Italy, September 18-19, 2014 (pp. 180-190). </w:t>
+        <w:t xml:space="preserve">Kerzazi, N., &amp; </w:t>
+      </w:r>
+      <w:proofErr w:type="spellStart"/>
+      <w:r>
+        <w:rPr>
+          <w:rFonts w:ascii="Times New Roman" w:eastAsia="Times New Roman" w:hAnsi="Times New Roman" w:cs="Times New Roman"/>
+          <w:lang w:val="en-US"/>
+        </w:rPr>
+        <w:t>Khomh</w:t>
+      </w:r>
+      <w:proofErr w:type="spellEnd"/>
+      <w:r>
+        <w:rPr>
+          <w:rFonts w:ascii="Times New Roman" w:eastAsia="Times New Roman" w:hAnsi="Times New Roman" w:cs="Times New Roman"/>
+          <w:lang w:val="en-US"/>
+        </w:rPr>
+        <w:t xml:space="preserve">, F. (2014). Factors Impacting Rapid Releases: An Industrial Case Study. In Proceedings of the 8th ACM/IEEE International Symposium on Empirical Software Engineering and Measurement (ESEM '14), Torino, Italy, September 18-19, 2014 (pp. 180-190). </w:t>
       </w:r>
       <w:r>
         <w:rPr>
@@ -7194,7 +7957,23 @@
           <w:rFonts w:ascii="Times New Roman" w:eastAsia="Times New Roman" w:hAnsi="Times New Roman" w:cs="Times New Roman"/>
           <w:lang w:val="en-US"/>
         </w:rPr>
-        <w:t>A. Mishra and Z. Otaiwi, "DevOps and software quality: A systematic mapping," Computer Science Review, vol. 38, p. 100308, Nov. 2020</w:t>
+        <w:t xml:space="preserve">A. Mishra and Z. </w:t>
+      </w:r>
+      <w:proofErr w:type="spellStart"/>
+      <w:r>
+        <w:rPr>
+          <w:rFonts w:ascii="Times New Roman" w:eastAsia="Times New Roman" w:hAnsi="Times New Roman" w:cs="Times New Roman"/>
+          <w:lang w:val="en-US"/>
+        </w:rPr>
+        <w:t>Otaiwi</w:t>
+      </w:r>
+      <w:proofErr w:type="spellEnd"/>
+      <w:r>
+        <w:rPr>
+          <w:rFonts w:ascii="Times New Roman" w:eastAsia="Times New Roman" w:hAnsi="Times New Roman" w:cs="Times New Roman"/>
+          <w:lang w:val="en-US"/>
+        </w:rPr>
+        <w:t>, "DevOps and software quality: A systematic mapping," Computer Science Review, vol. 38, p. 100308, Nov. 2020</w:t>
       </w:r>
     </w:p>
     <w:p>
@@ -7222,7 +8001,55 @@
           <w:rFonts w:ascii="Times New Roman" w:eastAsia="Times New Roman" w:hAnsi="Times New Roman" w:cs="Times New Roman"/>
           <w:lang w:val="en-US"/>
         </w:rPr>
-        <w:t>A. Alnafessah, A. U. Gias, R. Wang, L. Zhu, G. Casale, and A. Filieri, "Quality-Aware DevOps Research: Where Do We Stand?," IEEE Access, vol. 9, pp. 44476–44489, 2021</w:t>
+        <w:t xml:space="preserve">A. </w:t>
+      </w:r>
+      <w:proofErr w:type="spellStart"/>
+      <w:r>
+        <w:rPr>
+          <w:rFonts w:ascii="Times New Roman" w:eastAsia="Times New Roman" w:hAnsi="Times New Roman" w:cs="Times New Roman"/>
+          <w:lang w:val="en-US"/>
+        </w:rPr>
+        <w:t>Alnafessah</w:t>
+      </w:r>
+      <w:proofErr w:type="spellEnd"/>
+      <w:r>
+        <w:rPr>
+          <w:rFonts w:ascii="Times New Roman" w:eastAsia="Times New Roman" w:hAnsi="Times New Roman" w:cs="Times New Roman"/>
+          <w:lang w:val="en-US"/>
+        </w:rPr>
+        <w:t xml:space="preserve">, A. U. </w:t>
+      </w:r>
+      <w:proofErr w:type="spellStart"/>
+      <w:r>
+        <w:rPr>
+          <w:rFonts w:ascii="Times New Roman" w:eastAsia="Times New Roman" w:hAnsi="Times New Roman" w:cs="Times New Roman"/>
+          <w:lang w:val="en-US"/>
+        </w:rPr>
+        <w:t>Gias</w:t>
+      </w:r>
+      <w:proofErr w:type="spellEnd"/>
+      <w:r>
+        <w:rPr>
+          <w:rFonts w:ascii="Times New Roman" w:eastAsia="Times New Roman" w:hAnsi="Times New Roman" w:cs="Times New Roman"/>
+          <w:lang w:val="en-US"/>
+        </w:rPr>
+        <w:t xml:space="preserve">, R. Wang, L. Zhu, G. Casale, and A. </w:t>
+      </w:r>
+      <w:proofErr w:type="spellStart"/>
+      <w:r>
+        <w:rPr>
+          <w:rFonts w:ascii="Times New Roman" w:eastAsia="Times New Roman" w:hAnsi="Times New Roman" w:cs="Times New Roman"/>
+          <w:lang w:val="en-US"/>
+        </w:rPr>
+        <w:t>Filieri</w:t>
+      </w:r>
+      <w:proofErr w:type="spellEnd"/>
+      <w:r>
+        <w:rPr>
+          <w:rFonts w:ascii="Times New Roman" w:eastAsia="Times New Roman" w:hAnsi="Times New Roman" w:cs="Times New Roman"/>
+          <w:lang w:val="en-US"/>
+        </w:rPr>
+        <w:t>, "Quality-Aware DevOps Research: Where Do We Stand?," IEEE Access, vol. 9, pp. 44476–44489, 2021</w:t>
       </w:r>
     </w:p>
     <w:p>
@@ -7334,7 +8161,344 @@
           <w:rFonts w:ascii="Times New Roman" w:eastAsia="Times New Roman" w:hAnsi="Times New Roman" w:cs="Times New Roman"/>
           <w:lang w:val="en-US"/>
         </w:rPr>
-        <w:t>P. Batra and A. Jatain, "Measurement Based Performance Evaluation of DevOps," in 2020 International Conference on Computational Performance Evaluation (ComPE), IEEE, Jul. 2020, pp. 757–760</w:t>
+        <w:t xml:space="preserve">P. Batra and A. </w:t>
+      </w:r>
+      <w:proofErr w:type="spellStart"/>
+      <w:r>
+        <w:rPr>
+          <w:rFonts w:ascii="Times New Roman" w:eastAsia="Times New Roman" w:hAnsi="Times New Roman" w:cs="Times New Roman"/>
+          <w:lang w:val="en-US"/>
+        </w:rPr>
+        <w:t>Jatain</w:t>
+      </w:r>
+      <w:proofErr w:type="spellEnd"/>
+      <w:r>
+        <w:rPr>
+          <w:rFonts w:ascii="Times New Roman" w:eastAsia="Times New Roman" w:hAnsi="Times New Roman" w:cs="Times New Roman"/>
+          <w:lang w:val="en-US"/>
+        </w:rPr>
+        <w:t>, "Measurement Based Performance Evaluation of DevOps," in 2020 International Conference on Computational Performance Evaluation (</w:t>
+      </w:r>
+      <w:proofErr w:type="spellStart"/>
+      <w:r>
+        <w:rPr>
+          <w:rFonts w:ascii="Times New Roman" w:eastAsia="Times New Roman" w:hAnsi="Times New Roman" w:cs="Times New Roman"/>
+          <w:lang w:val="en-US"/>
+        </w:rPr>
+        <w:t>ComPE</w:t>
+      </w:r>
+      <w:proofErr w:type="spellEnd"/>
+      <w:r>
+        <w:rPr>
+          <w:rFonts w:ascii="Times New Roman" w:eastAsia="Times New Roman" w:hAnsi="Times New Roman" w:cs="Times New Roman"/>
+          <w:lang w:val="en-US"/>
+        </w:rPr>
+        <w:t>), IEEE, Jul. 2020, pp. 757–760</w:t>
+      </w:r>
+    </w:p>
+    <w:p>
+      <w:pPr>
+        <w:keepNext/>
+        <w:numPr>
+          <w:ilvl w:val="0"/>
+          <w:numId w:val="1"/>
+        </w:numPr>
+        <w:pBdr>
+          <w:top w:val="nil"/>
+          <w:left w:val="nil"/>
+          <w:bottom w:val="nil"/>
+          <w:right w:val="nil"/>
+          <w:between w:val="nil"/>
+        </w:pBdr>
+        <w:spacing w:before="240" w:after="120"/>
+        <w:rPr>
+          <w:rFonts w:ascii="Times New Roman" w:eastAsia="Times New Roman" w:hAnsi="Times New Roman" w:cs="Times New Roman"/>
+          <w:lang w:val="en-US"/>
+        </w:rPr>
+      </w:pPr>
+      <w:r>
+        <w:rPr>
+          <w:rFonts w:ascii="Times New Roman" w:eastAsia="Times New Roman" w:hAnsi="Times New Roman" w:cs="Times New Roman"/>
+          <w:lang w:val="en-US"/>
+        </w:rPr>
+        <w:t xml:space="preserve">Zimmermann, T., &amp; Sneed, H. M. (2025). On the Evaluation of Test Suites Generated by Large Language Models. </w:t>
+      </w:r>
+      <w:proofErr w:type="spellStart"/>
+      <w:r>
+        <w:rPr>
+          <w:rFonts w:ascii="Times New Roman" w:eastAsia="Times New Roman" w:hAnsi="Times New Roman" w:cs="Times New Roman"/>
+        </w:rPr>
+        <w:t>Lecture</w:t>
+      </w:r>
+      <w:proofErr w:type="spellEnd"/>
+      <w:r>
+        <w:rPr>
+          <w:rFonts w:ascii="Times New Roman" w:eastAsia="Times New Roman" w:hAnsi="Times New Roman" w:cs="Times New Roman"/>
+        </w:rPr>
+        <w:t xml:space="preserve"> Notes in </w:t>
+      </w:r>
+      <w:proofErr w:type="spellStart"/>
+      <w:r>
+        <w:rPr>
+          <w:rFonts w:ascii="Times New Roman" w:eastAsia="Times New Roman" w:hAnsi="Times New Roman" w:cs="Times New Roman"/>
+        </w:rPr>
+        <w:t>Computer</w:t>
+      </w:r>
+      <w:proofErr w:type="spellEnd"/>
+      <w:r>
+        <w:rPr>
+          <w:rFonts w:ascii="Times New Roman" w:eastAsia="Times New Roman" w:hAnsi="Times New Roman" w:cs="Times New Roman"/>
+        </w:rPr>
+        <w:t xml:space="preserve"> </w:t>
+      </w:r>
+      <w:proofErr w:type="spellStart"/>
+      <w:r>
+        <w:rPr>
+          <w:rFonts w:ascii="Times New Roman" w:eastAsia="Times New Roman" w:hAnsi="Times New Roman" w:cs="Times New Roman"/>
+        </w:rPr>
+        <w:t>Science</w:t>
+      </w:r>
+      <w:proofErr w:type="spellEnd"/>
+    </w:p>
+    <w:p>
+      <w:pPr>
+        <w:keepNext/>
+        <w:numPr>
+          <w:ilvl w:val="0"/>
+          <w:numId w:val="1"/>
+        </w:numPr>
+        <w:pBdr>
+          <w:top w:val="nil"/>
+          <w:left w:val="nil"/>
+          <w:bottom w:val="nil"/>
+          <w:right w:val="nil"/>
+          <w:between w:val="nil"/>
+        </w:pBdr>
+        <w:spacing w:before="240" w:after="120"/>
+        <w:rPr>
+          <w:rFonts w:ascii="Times New Roman" w:eastAsia="Times New Roman" w:hAnsi="Times New Roman" w:cs="Times New Roman"/>
+          <w:lang w:val="en-US"/>
+        </w:rPr>
+      </w:pPr>
+      <w:r>
+        <w:rPr>
+          <w:rFonts w:ascii="Times New Roman" w:eastAsia="Times New Roman" w:hAnsi="Times New Roman" w:cs="Times New Roman"/>
+          <w:lang w:val="en-US"/>
+        </w:rPr>
+        <w:t>Nguyen, T., &amp; Miller, J. (2022). Application of Natural Language Processing Towards Autonomous Software Testing. Proceedings of the 37th IEEE/ACM International Conference on Automated Software Engineering</w:t>
+      </w:r>
+    </w:p>
+    <w:p>
+      <w:pPr>
+        <w:keepNext/>
+        <w:numPr>
+          <w:ilvl w:val="0"/>
+          <w:numId w:val="1"/>
+        </w:numPr>
+        <w:pBdr>
+          <w:top w:val="nil"/>
+          <w:left w:val="nil"/>
+          <w:bottom w:val="nil"/>
+          <w:right w:val="nil"/>
+          <w:between w:val="nil"/>
+        </w:pBdr>
+        <w:spacing w:before="240" w:after="120"/>
+        <w:rPr>
+          <w:rFonts w:ascii="Times New Roman" w:eastAsia="Times New Roman" w:hAnsi="Times New Roman" w:cs="Times New Roman"/>
+          <w:lang w:val="en-US"/>
+        </w:rPr>
+      </w:pPr>
+      <w:r>
+        <w:rPr>
+          <w:rFonts w:ascii="Times New Roman" w:eastAsia="Times New Roman" w:hAnsi="Times New Roman" w:cs="Times New Roman"/>
+          <w:lang w:val="en-US"/>
+        </w:rPr>
+        <w:t xml:space="preserve">Shahbazi, R., &amp; Miller, J. (2022). A deep learning-based automated framework for functional User Interface testing. </w:t>
+      </w:r>
+      <w:proofErr w:type="spellStart"/>
+      <w:r>
+        <w:rPr>
+          <w:rFonts w:ascii="Times New Roman" w:eastAsia="Times New Roman" w:hAnsi="Times New Roman" w:cs="Times New Roman"/>
+        </w:rPr>
+        <w:t>Information</w:t>
+      </w:r>
+      <w:proofErr w:type="spellEnd"/>
+      <w:r>
+        <w:rPr>
+          <w:rFonts w:ascii="Times New Roman" w:eastAsia="Times New Roman" w:hAnsi="Times New Roman" w:cs="Times New Roman"/>
+        </w:rPr>
+        <w:t xml:space="preserve"> and Software </w:t>
+      </w:r>
+      <w:proofErr w:type="spellStart"/>
+      <w:r>
+        <w:rPr>
+          <w:rFonts w:ascii="Times New Roman" w:eastAsia="Times New Roman" w:hAnsi="Times New Roman" w:cs="Times New Roman"/>
+        </w:rPr>
+        <w:t>Technology</w:t>
+      </w:r>
+      <w:proofErr w:type="spellEnd"/>
+    </w:p>
+    <w:p>
+      <w:pPr>
+        <w:keepNext/>
+        <w:numPr>
+          <w:ilvl w:val="0"/>
+          <w:numId w:val="1"/>
+        </w:numPr>
+        <w:pBdr>
+          <w:top w:val="nil"/>
+          <w:left w:val="nil"/>
+          <w:bottom w:val="nil"/>
+          <w:right w:val="nil"/>
+          <w:between w:val="nil"/>
+        </w:pBdr>
+        <w:spacing w:before="240" w:after="120"/>
+        <w:rPr>
+          <w:rFonts w:ascii="Times New Roman" w:eastAsia="Times New Roman" w:hAnsi="Times New Roman" w:cs="Times New Roman"/>
+          <w:lang w:val="en-US"/>
+        </w:rPr>
+      </w:pPr>
+      <w:r>
+        <w:rPr>
+          <w:rFonts w:ascii="Times New Roman" w:eastAsia="Times New Roman" w:hAnsi="Times New Roman" w:cs="Times New Roman"/>
+          <w:lang w:val="en-US"/>
+        </w:rPr>
+        <w:t xml:space="preserve">Amalfitano, D., &amp; Porfirio, A. (2026). LLM Agents for Autonomous System Testing: A Semi-structured Literature Review. </w:t>
+      </w:r>
+      <w:proofErr w:type="spellStart"/>
+      <w:r>
+        <w:rPr>
+          <w:rFonts w:ascii="Times New Roman" w:eastAsia="Times New Roman" w:hAnsi="Times New Roman" w:cs="Times New Roman"/>
+        </w:rPr>
+        <w:t>Lecture</w:t>
+      </w:r>
+      <w:proofErr w:type="spellEnd"/>
+      <w:r>
+        <w:rPr>
+          <w:rFonts w:ascii="Times New Roman" w:eastAsia="Times New Roman" w:hAnsi="Times New Roman" w:cs="Times New Roman"/>
+        </w:rPr>
+        <w:t xml:space="preserve"> Notes in Business </w:t>
+      </w:r>
+      <w:proofErr w:type="spellStart"/>
+      <w:r>
+        <w:rPr>
+          <w:rFonts w:ascii="Times New Roman" w:eastAsia="Times New Roman" w:hAnsi="Times New Roman" w:cs="Times New Roman"/>
+        </w:rPr>
+        <w:t>Information</w:t>
+      </w:r>
+      <w:proofErr w:type="spellEnd"/>
+      <w:r>
+        <w:rPr>
+          <w:rFonts w:ascii="Times New Roman" w:eastAsia="Times New Roman" w:hAnsi="Times New Roman" w:cs="Times New Roman"/>
+        </w:rPr>
+        <w:t xml:space="preserve"> Processing</w:t>
+      </w:r>
+    </w:p>
+    <w:p>
+      <w:pPr>
+        <w:keepNext/>
+        <w:numPr>
+          <w:ilvl w:val="0"/>
+          <w:numId w:val="1"/>
+        </w:numPr>
+        <w:pBdr>
+          <w:top w:val="nil"/>
+          <w:left w:val="nil"/>
+          <w:bottom w:val="nil"/>
+          <w:right w:val="nil"/>
+          <w:between w:val="nil"/>
+        </w:pBdr>
+        <w:spacing w:before="240" w:after="120"/>
+        <w:rPr>
+          <w:rFonts w:ascii="Times New Roman" w:eastAsia="Times New Roman" w:hAnsi="Times New Roman" w:cs="Times New Roman"/>
+          <w:lang w:val="en-US"/>
+        </w:rPr>
+      </w:pPr>
+      <w:r>
+        <w:rPr>
+          <w:rFonts w:ascii="Times New Roman" w:eastAsia="Times New Roman" w:hAnsi="Times New Roman" w:cs="Times New Roman"/>
+          <w:lang w:val="en-US"/>
+        </w:rPr>
+        <w:lastRenderedPageBreak/>
+        <w:t xml:space="preserve">Khatib, A., &amp; </w:t>
+      </w:r>
+      <w:proofErr w:type="spellStart"/>
+      <w:r>
+        <w:rPr>
+          <w:rFonts w:ascii="Times New Roman" w:eastAsia="Times New Roman" w:hAnsi="Times New Roman" w:cs="Times New Roman"/>
+          <w:lang w:val="en-US"/>
+        </w:rPr>
+        <w:t>Sulistyo</w:t>
+      </w:r>
+      <w:proofErr w:type="spellEnd"/>
+      <w:r>
+        <w:rPr>
+          <w:rFonts w:ascii="Times New Roman" w:eastAsia="Times New Roman" w:hAnsi="Times New Roman" w:cs="Times New Roman"/>
+          <w:lang w:val="en-US"/>
+        </w:rPr>
+        <w:t xml:space="preserve">, S. (2026). What Inputs Drive Effective Large Language Model-Based Unit Test Generation? </w:t>
+      </w:r>
+      <w:r>
+        <w:rPr>
+          <w:rFonts w:ascii="Times New Roman" w:eastAsia="Times New Roman" w:hAnsi="Times New Roman" w:cs="Times New Roman"/>
+        </w:rPr>
+        <w:t>IEEE Software</w:t>
+      </w:r>
+    </w:p>
+    <w:p>
+      <w:pPr>
+        <w:keepNext/>
+        <w:numPr>
+          <w:ilvl w:val="0"/>
+          <w:numId w:val="1"/>
+        </w:numPr>
+        <w:pBdr>
+          <w:top w:val="nil"/>
+          <w:left w:val="nil"/>
+          <w:bottom w:val="nil"/>
+          <w:right w:val="nil"/>
+          <w:between w:val="nil"/>
+        </w:pBdr>
+        <w:spacing w:before="240" w:after="120"/>
+        <w:rPr>
+          <w:rFonts w:ascii="Times New Roman" w:eastAsia="Times New Roman" w:hAnsi="Times New Roman" w:cs="Times New Roman"/>
+          <w:lang w:val="en-US"/>
+        </w:rPr>
+      </w:pPr>
+      <w:r>
+        <w:rPr>
+          <w:rFonts w:ascii="Times New Roman" w:eastAsia="Times New Roman" w:hAnsi="Times New Roman" w:cs="Times New Roman"/>
+          <w:lang w:val="en-US"/>
+        </w:rPr>
+        <w:t xml:space="preserve">Ahmed, S. T., &amp; Ali, R. (2024). A systematic review of machine learning methods in software testing. </w:t>
+      </w:r>
+      <w:proofErr w:type="spellStart"/>
+      <w:r>
+        <w:rPr>
+          <w:rFonts w:ascii="Times New Roman" w:eastAsia="Times New Roman" w:hAnsi="Times New Roman" w:cs="Times New Roman"/>
+        </w:rPr>
+        <w:t>Applied</w:t>
+      </w:r>
+      <w:proofErr w:type="spellEnd"/>
+      <w:r>
+        <w:rPr>
+          <w:rFonts w:ascii="Times New Roman" w:eastAsia="Times New Roman" w:hAnsi="Times New Roman" w:cs="Times New Roman"/>
+        </w:rPr>
+        <w:t xml:space="preserve"> </w:t>
+      </w:r>
+      <w:proofErr w:type="spellStart"/>
+      <w:r>
+        <w:rPr>
+          <w:rFonts w:ascii="Times New Roman" w:eastAsia="Times New Roman" w:hAnsi="Times New Roman" w:cs="Times New Roman"/>
+        </w:rPr>
+        <w:t>Soft</w:t>
+      </w:r>
+      <w:proofErr w:type="spellEnd"/>
+      <w:r>
+        <w:rPr>
+          <w:rFonts w:ascii="Times New Roman" w:eastAsia="Times New Roman" w:hAnsi="Times New Roman" w:cs="Times New Roman"/>
+        </w:rPr>
+        <w:t xml:space="preserve"> Computing</w:t>
       </w:r>
     </w:p>
     <w:p>
@@ -9286,7 +10450,6 @@
   <w:style w:type="character" w:default="1" w:styleId="DefaultParagraphFont">
     <w:name w:val="Default Paragraph Font"/>
     <w:uiPriority w:val="1"/>
-    <w:semiHidden/>
     <w:unhideWhenUsed/>
   </w:style>
   <w:style w:type="table" w:default="1" w:styleId="TableNormal">
@@ -10018,6 +11181,12 @@
 </file>
 
 <file path=customXml/item1.xml><?xml version="1.0" encoding="utf-8"?>
+<go:gDocsCustomXmlDataStorage xmlns:go="http://customooxmlschemas.google.com/" xmlns:r="http://schemas.openxmlformats.org/officeDocument/2006/relationships">
+  <go:docsCustomData xmlns:go="http://customooxmlschemas.google.com/" roundtripDataSignature="AMtx7mhWOFqCIjSP5ymZ4omUrDb8sxaNKA==">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</go:docsCustomData>
+</go:gDocsCustomXmlDataStorage>
+</file>
+
+<file path=customXml/item2.xml><?xml version="1.0" encoding="utf-8"?>
 <b:Sources xmlns:b="http://schemas.openxmlformats.org/officeDocument/2006/bibliography" StyleName="Chicago" SelectedStyle="\CHICAGO.XSL" Version="16">
   <b:Source>
     <b:Tag>source1</b:Tag>
@@ -10093,25 +11262,19 @@
 </b:Sources>
 </file>
 
-<file path=customXml/item2.xml><?xml version="1.0" encoding="utf-8"?>
-<go:gDocsCustomXmlDataStorage xmlns:go="http://customooxmlschemas.google.com/" xmlns:r="http://schemas.openxmlformats.org/officeDocument/2006/relationships">
-  <go:docsCustomData xmlns:go="http://customooxmlschemas.google.com/" roundtripDataSignature="AMtx7mhWOFqCIjSP5ymZ4omUrDb8sxaNKA==">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</go:docsCustomData>
-</go:gDocsCustomXmlDataStorage>
-</file>
-
 <file path=customXml/itemProps1.xml><?xml version="1.0" encoding="utf-8"?>
-<ds:datastoreItem xmlns:ds="http://schemas.openxmlformats.org/officeDocument/2006/customXml" ds:itemID="{B87A8438-573A-4030-A4C4-3542E57F64F0}">
-  <ds:schemaRefs>
-    <ds:schemaRef ds:uri="http://schemas.openxmlformats.org/officeDocument/2006/bibliography"/>
-  </ds:schemaRefs>
-</ds:datastoreItem>
-</file>
-
-<file path=customXml/itemProps2.xml><?xml version="1.0" encoding="utf-8"?>
 <ds:datastoreItem xmlns:ds="http://schemas.openxmlformats.org/officeDocument/2006/customXml" ds:itemID="{11111111-1234-1234-1234-123412341234}">
   <ds:schemaRefs>
     <ds:schemaRef ds:uri="http://customooxmlschemas.google.com/"/>
     <ds:schemaRef ds:uri="http://schemas.openxmlformats.org/officeDocument/2006/relationships"/>
   </ds:schemaRefs>
 </ds:datastoreItem>
+</file>
+
+<file path=customXml/itemProps2.xml><?xml version="1.0" encoding="utf-8"?>
+<ds:datastoreItem xmlns:ds="http://schemas.openxmlformats.org/officeDocument/2006/customXml" ds:itemID="{B87A8438-573A-4030-A4C4-3542E57F64F0}">
+  <ds:schemaRefs>
+    <ds:schemaRef ds:uri="http://schemas.openxmlformats.org/officeDocument/2006/bibliography"/>
+  </ds:schemaRefs>
+</ds:datastoreItem>
 </file>